--- a/CENTRO PAULA SOUZA (tcc).docx
+++ b/CENTRO PAULA SOUZA (tcc).docx
@@ -15,15 +15,7 @@
         <w:pStyle w:val="SemEspaamento"/>
       </w:pPr>
       <w:r>
-        <w:t xml:space="preserve">ETEC </w:t>
-      </w:r>
-      <w:proofErr w:type="spellStart"/>
-      <w:r>
-        <w:t>PROFª</w:t>
-      </w:r>
-      <w:proofErr w:type="spellEnd"/>
-      <w:r>
-        <w:t xml:space="preserve"> MARIA CRISTINA MEDEIROS</w:t>
+        <w:t>ETEC PROFª MARIA CRISTINA MEDEIROS</w:t>
       </w:r>
     </w:p>
     <w:p>
@@ -39,13 +31,8 @@
         <w:pStyle w:val="SemEspaamento"/>
         <w:spacing w:before="1560"/>
       </w:pPr>
-      <w:proofErr w:type="spellStart"/>
-      <w:r>
-        <w:t>Katarina</w:t>
-      </w:r>
-      <w:proofErr w:type="spellEnd"/>
-      <w:r>
-        <w:t xml:space="preserve"> Vitória da Silva</w:t>
+      <w:r>
+        <w:t>Katarina Vitória da Silva</w:t>
       </w:r>
     </w:p>
     <w:p>
@@ -61,28 +48,15 @@
         <w:pStyle w:val="SemEspaamento"/>
       </w:pPr>
       <w:r>
-        <w:t xml:space="preserve">Mayara Oliveira </w:t>
-      </w:r>
-      <w:proofErr w:type="spellStart"/>
-      <w:r>
-        <w:t>Sant’anna</w:t>
-      </w:r>
-      <w:proofErr w:type="spellEnd"/>
-    </w:p>
-    <w:p>
-      <w:pPr>
-        <w:pStyle w:val="SemEspaamento"/>
-      </w:pPr>
-      <w:r>
-        <w:t xml:space="preserve">Pedro Henrique </w:t>
-      </w:r>
-      <w:proofErr w:type="spellStart"/>
-      <w:r>
-        <w:t>Rillo</w:t>
-      </w:r>
-      <w:proofErr w:type="spellEnd"/>
-      <w:r>
-        <w:t xml:space="preserve"> de Carvalho</w:t>
+        <w:t>Mayara Oliveira Sant’anna</w:t>
+      </w:r>
+    </w:p>
+    <w:p>
+      <w:pPr>
+        <w:pStyle w:val="SemEspaamento"/>
+      </w:pPr>
+      <w:r>
+        <w:t>Pedro Henrique Rillo de Carvalho</w:t>
       </w:r>
     </w:p>
     <w:p>
@@ -136,14 +110,9 @@
       <w:r>
         <w:br w:type="page"/>
       </w:r>
-      <w:proofErr w:type="spellStart"/>
       <w:r>
         <w:lastRenderedPageBreak/>
-        <w:t>Katarina</w:t>
-      </w:r>
-      <w:proofErr w:type="spellEnd"/>
-      <w:r>
-        <w:t xml:space="preserve"> Vitória da Silva</w:t>
+        <w:t>Katarina Vitória da Silva</w:t>
       </w:r>
     </w:p>
     <w:p>
@@ -159,28 +128,15 @@
         <w:pStyle w:val="SemEspaamento"/>
       </w:pPr>
       <w:r>
-        <w:t xml:space="preserve">Mayara Oliveira </w:t>
-      </w:r>
-      <w:proofErr w:type="spellStart"/>
-      <w:r>
-        <w:t>Sant’anna</w:t>
-      </w:r>
-      <w:proofErr w:type="spellEnd"/>
-    </w:p>
-    <w:p>
-      <w:pPr>
-        <w:pStyle w:val="SemEspaamento"/>
-      </w:pPr>
-      <w:r>
-        <w:t xml:space="preserve">Pedro Henrique </w:t>
-      </w:r>
-      <w:proofErr w:type="spellStart"/>
-      <w:r>
-        <w:t>Rillo</w:t>
-      </w:r>
-      <w:proofErr w:type="spellEnd"/>
-      <w:r>
-        <w:t xml:space="preserve"> de Carvalho</w:t>
+        <w:t>Mayara Oliveira Sant’anna</w:t>
+      </w:r>
+    </w:p>
+    <w:p>
+      <w:pPr>
+        <w:pStyle w:val="SemEspaamento"/>
+      </w:pPr>
+      <w:r>
+        <w:t>Pedro Henrique Rillo de Carvalho</w:t>
       </w:r>
     </w:p>
     <w:p>
@@ -230,36 +186,20 @@
           <w:b w:val="0"/>
           <w:sz w:val="22"/>
         </w:rPr>
-        <w:t xml:space="preserve">onclusão de Curso apresentado ao Curso Técnico em Informática para Internet da ETEC </w:t>
-      </w:r>
-      <w:proofErr w:type="spellStart"/>
+        <w:t>onclusão de Curso apresentado ao Curso Técnico em Informática para Internet da ETEC Profª Maria Cristina Medeiros, orientado</w:t>
+      </w:r>
       <w:r>
         <w:rPr>
           <w:b w:val="0"/>
           <w:sz w:val="22"/>
         </w:rPr>
-        <w:t>Profª</w:t>
-      </w:r>
-      <w:proofErr w:type="spellEnd"/>
+        <w:t xml:space="preserve"> pela Prof. Cintia Maria de Araú</w:t>
+      </w:r>
       <w:r>
         <w:rPr>
           <w:b w:val="0"/>
           <w:sz w:val="22"/>
         </w:rPr>
-        <w:t xml:space="preserve"> Maria Cristina Medeiros, orientado</w:t>
-      </w:r>
-      <w:r>
-        <w:rPr>
-          <w:b w:val="0"/>
-          <w:sz w:val="22"/>
-        </w:rPr>
-        <w:t xml:space="preserve"> pela Prof. Cintia Maria de Araú</w:t>
-      </w:r>
-      <w:r>
-        <w:rPr>
-          <w:b w:val="0"/>
-          <w:sz w:val="22"/>
-        </w:rPr>
         <w:t>jo Pinho, como requisito parcial para obtenção do Título de Técnico em Informática</w:t>
       </w:r>
     </w:p>
@@ -291,10 +231,29 @@
     </w:p>
     <w:p>
       <w:pPr>
-        <w:pStyle w:val="SemEspaamento"/>
+        <w:rPr>
+          <w:b/>
+          <w:sz w:val="28"/>
+        </w:rPr>
       </w:pPr>
       <w:r>
         <w:lastRenderedPageBreak/>
+        <w:t>Aqui vai ficaar a ficha catralografica</w:t>
+      </w:r>
+      <w:r>
+        <w:br w:type="page"/>
+      </w:r>
+    </w:p>
+    <w:p>
+      <w:pPr>
+        <w:pStyle w:val="SemEspaamento"/>
+      </w:pPr>
+    </w:p>
+    <w:p>
+      <w:pPr>
+        <w:pStyle w:val="SemEspaamento"/>
+      </w:pPr>
+      <w:r>
         <w:t>DEDICATÓRIA</w:t>
       </w:r>
     </w:p>
@@ -336,23 +295,585 @@
       <w:pPr>
         <w:pStyle w:val="SemEspaamento"/>
       </w:pPr>
+    </w:p>
+    <w:p>
+      <w:r>
+        <w:t>Escrever aqui os agradecimentos</w:t>
+      </w:r>
+    </w:p>
+    <w:p>
+      <w:r>
+        <w:br w:type="page"/>
+      </w:r>
+    </w:p>
+    <w:p/>
+    <w:p>
+      <w:pPr>
+        <w:spacing w:before="11640"/>
+        <w:rPr>
+          <w:rFonts w:asciiTheme="minorHAnsi" w:hAnsiTheme="minorHAnsi" w:cs="Segoe UI"/>
+          <w:color w:val="403E3B"/>
+          <w:sz w:val="28"/>
+          <w:szCs w:val="28"/>
+          <w:shd w:val="clear" w:color="auto" w:fill="FFFFFF"/>
+        </w:rPr>
+      </w:pPr>
+      <w:r>
+        <w:rPr>
+          <w:rFonts w:ascii="Segoe UI" w:hAnsi="Segoe UI" w:cs="Segoe UI"/>
+          <w:color w:val="403E3B"/>
+          <w:sz w:val="27"/>
+          <w:szCs w:val="27"/>
+        </w:rPr>
+        <w:t xml:space="preserve">“ </w:t>
+      </w:r>
+      <w:r>
+        <w:rPr>
+          <w:rFonts w:asciiTheme="minorHAnsi" w:hAnsiTheme="minorHAnsi" w:cs="Segoe UI"/>
+          <w:color w:val="403E3B"/>
+          <w:sz w:val="28"/>
+          <w:szCs w:val="28"/>
+          <w:shd w:val="clear" w:color="auto" w:fill="FFFFFF"/>
+        </w:rPr>
+        <w:t>H</w:t>
+      </w:r>
+      <w:r>
+        <w:rPr>
+          <w:rFonts w:asciiTheme="minorHAnsi" w:hAnsiTheme="minorHAnsi" w:cs="Segoe UI"/>
+          <w:color w:val="403E3B"/>
+          <w:sz w:val="28"/>
+          <w:szCs w:val="28"/>
+          <w:shd w:val="clear" w:color="auto" w:fill="FFFFFF"/>
+        </w:rPr>
+        <w:t>á aqueles que não podem imaginar o mundo sem água;</w:t>
+      </w:r>
+      <w:r>
+        <w:rPr>
+          <w:rFonts w:asciiTheme="minorHAnsi" w:hAnsiTheme="minorHAnsi" w:cs="Segoe UI"/>
+          <w:color w:val="403E3B"/>
+          <w:sz w:val="28"/>
+          <w:szCs w:val="28"/>
+        </w:rPr>
+        <w:br/>
+      </w:r>
+      <w:r>
+        <w:rPr>
+          <w:rFonts w:asciiTheme="minorHAnsi" w:hAnsiTheme="minorHAnsi" w:cs="Segoe UI"/>
+          <w:color w:val="403E3B"/>
+          <w:sz w:val="28"/>
+          <w:szCs w:val="28"/>
+          <w:shd w:val="clear" w:color="auto" w:fill="FFFFFF"/>
+        </w:rPr>
+        <w:t>ao que me refere, sou incapaz de imaginar um mundo sem livros.</w:t>
+      </w:r>
+      <w:r>
+        <w:rPr>
+          <w:rFonts w:asciiTheme="minorHAnsi" w:hAnsiTheme="minorHAnsi" w:cs="Segoe UI"/>
+          <w:color w:val="403E3B"/>
+          <w:sz w:val="28"/>
+          <w:szCs w:val="28"/>
+          <w:shd w:val="clear" w:color="auto" w:fill="FFFFFF"/>
+        </w:rPr>
+        <w:t xml:space="preserve"> “</w:t>
+      </w:r>
+      <w:hyperlink r:id="rId8" w:history="1">
+        <w:r>
+          <w:rPr>
+            <w:rFonts w:asciiTheme="minorHAnsi" w:hAnsiTheme="minorHAnsi"/>
+            <w:sz w:val="28"/>
+            <w:szCs w:val="28"/>
+          </w:rPr>
+          <w:t>Jorge Luis Borges</w:t>
+        </w:r>
+      </w:hyperlink>
+    </w:p>
+    <w:p>
+      <w:pPr>
+        <w:pStyle w:val="SemEspaamento"/>
+        <w:rPr>
+          <w:shd w:val="clear" w:color="auto" w:fill="FFFFFF"/>
+        </w:rPr>
+      </w:pPr>
+      <w:r>
+        <w:rPr>
+          <w:shd w:val="clear" w:color="auto" w:fill="FFFFFF"/>
+        </w:rPr>
+        <w:lastRenderedPageBreak/>
+        <w:t>RESUMO</w:t>
+      </w:r>
+    </w:p>
+    <w:p>
+      <w:pPr>
+        <w:rPr>
+          <w:rFonts w:ascii="Segoe UI" w:hAnsi="Segoe UI" w:cs="Segoe UI"/>
+          <w:color w:val="403E3B"/>
+          <w:sz w:val="27"/>
+          <w:szCs w:val="27"/>
+          <w:shd w:val="clear" w:color="auto" w:fill="FFFFFF"/>
+        </w:rPr>
+      </w:pPr>
+      <w:r>
+        <w:rPr>
+          <w:rFonts w:ascii="Segoe UI" w:hAnsi="Segoe UI" w:cs="Segoe UI"/>
+          <w:color w:val="403E3B"/>
+          <w:sz w:val="27"/>
+          <w:szCs w:val="27"/>
+          <w:shd w:val="clear" w:color="auto" w:fill="FFFFFF"/>
+        </w:rPr>
+        <w:t>Aqui vai ficar o resumo</w:t>
+      </w:r>
+    </w:p>
+    <w:p>
+      <w:pPr>
+        <w:rPr>
+          <w:rFonts w:ascii="Segoe UI" w:hAnsi="Segoe UI" w:cs="Segoe UI"/>
+          <w:color w:val="403E3B"/>
+          <w:sz w:val="27"/>
+          <w:szCs w:val="27"/>
+          <w:shd w:val="clear" w:color="auto" w:fill="FFFFFF"/>
+        </w:rPr>
+      </w:pPr>
+      <w:r>
+        <w:rPr>
+          <w:rFonts w:ascii="Segoe UI" w:hAnsi="Segoe UI" w:cs="Segoe UI"/>
+          <w:color w:val="403E3B"/>
+          <w:sz w:val="27"/>
+          <w:szCs w:val="27"/>
+          <w:shd w:val="clear" w:color="auto" w:fill="FFFFFF"/>
+        </w:rPr>
+        <w:br w:type="page"/>
+      </w:r>
+    </w:p>
+    <w:p>
+      <w:pPr>
+        <w:pStyle w:val="SemEspaamento"/>
+        <w:rPr>
+          <w:shd w:val="clear" w:color="auto" w:fill="FFFFFF"/>
+        </w:rPr>
+      </w:pPr>
+      <w:r>
+        <w:rPr>
+          <w:shd w:val="clear" w:color="auto" w:fill="FFFFFF"/>
+        </w:rPr>
+        <w:lastRenderedPageBreak/>
+        <w:t>ABSTRACT</w:t>
+      </w:r>
+    </w:p>
+    <w:p>
+      <w:pPr>
+        <w:rPr>
+          <w:rFonts w:ascii="Segoe UI" w:hAnsi="Segoe UI" w:cs="Segoe UI"/>
+          <w:color w:val="403E3B"/>
+          <w:sz w:val="27"/>
+          <w:szCs w:val="27"/>
+          <w:shd w:val="clear" w:color="auto" w:fill="FFFFFF"/>
+        </w:rPr>
+      </w:pPr>
+      <w:r>
+        <w:rPr>
+          <w:shd w:val="clear" w:color="auto" w:fill="FFFFFF"/>
+        </w:rPr>
+        <w:t>Aqui fica o resumo em ingles</w:t>
+      </w:r>
+    </w:p>
+    <w:p>
+      <w:pPr>
+        <w:rPr>
+          <w:rFonts w:ascii="Segoe UI" w:hAnsi="Segoe UI" w:cs="Segoe UI"/>
+          <w:color w:val="403E3B"/>
+          <w:sz w:val="27"/>
+          <w:szCs w:val="27"/>
+          <w:shd w:val="clear" w:color="auto" w:fill="FFFFFF"/>
+        </w:rPr>
+      </w:pPr>
+      <w:r>
+        <w:rPr>
+          <w:rFonts w:ascii="Segoe UI" w:hAnsi="Segoe UI" w:cs="Segoe UI"/>
+          <w:color w:val="403E3B"/>
+          <w:sz w:val="27"/>
+          <w:szCs w:val="27"/>
+          <w:shd w:val="clear" w:color="auto" w:fill="FFFFFF"/>
+        </w:rPr>
+        <w:br w:type="page"/>
+      </w:r>
+    </w:p>
+    <w:p>
+      <w:pPr>
+        <w:pStyle w:val="SemEspaamento"/>
+        <w:rPr>
+          <w:shd w:val="clear" w:color="auto" w:fill="FFFFFF"/>
+        </w:rPr>
+      </w:pPr>
+      <w:r>
+        <w:rPr>
+          <w:shd w:val="clear" w:color="auto" w:fill="FFFFFF"/>
+        </w:rPr>
+        <w:lastRenderedPageBreak/>
+        <w:t>ÍNDICE DE ILUSTRAÇÕES</w:t>
+      </w:r>
+    </w:p>
+    <w:p>
+      <w:pPr>
+        <w:rPr>
+          <w:shd w:val="clear" w:color="auto" w:fill="FFFFFF"/>
+        </w:rPr>
+      </w:pPr>
+      <w:r>
+        <w:rPr>
+          <w:shd w:val="clear" w:color="auto" w:fill="FFFFFF"/>
+        </w:rPr>
+        <w:t>Qualquer textinho</w:t>
+      </w:r>
+    </w:p>
+    <w:p>
+      <w:pPr>
+        <w:rPr>
+          <w:shd w:val="clear" w:color="auto" w:fill="FFFFFF"/>
+        </w:rPr>
+      </w:pPr>
+      <w:r>
+        <w:rPr>
+          <w:shd w:val="clear" w:color="auto" w:fill="FFFFFF"/>
+        </w:rPr>
+        <w:br w:type="page"/>
+      </w:r>
+    </w:p>
+    <w:p>
+      <w:pPr>
+        <w:pStyle w:val="SemEspaamento"/>
+        <w:rPr>
+          <w:shd w:val="clear" w:color="auto" w:fill="FFFFFF"/>
+        </w:rPr>
+      </w:pPr>
+      <w:r>
+        <w:rPr>
+          <w:shd w:val="clear" w:color="auto" w:fill="FFFFFF"/>
+        </w:rPr>
+        <w:lastRenderedPageBreak/>
+        <w:t>SUMÁRIO</w:t>
+      </w:r>
+    </w:p>
+    <w:p>
+      <w:pPr>
+        <w:rPr>
+          <w:shd w:val="clear" w:color="auto" w:fill="FFFFFF"/>
+        </w:rPr>
+      </w:pPr>
+      <w:r>
+        <w:rPr>
+          <w:shd w:val="clear" w:color="auto" w:fill="FFFFFF"/>
+        </w:rPr>
+        <w:t>SUMARIO AQUI</w:t>
+      </w:r>
+    </w:p>
+    <w:p>
+      <w:pPr>
+        <w:rPr>
+          <w:shd w:val="clear" w:color="auto" w:fill="FFFFFF"/>
+        </w:rPr>
+      </w:pPr>
+      <w:r>
+        <w:rPr>
+          <w:shd w:val="clear" w:color="auto" w:fill="FFFFFF"/>
+        </w:rPr>
+        <w:br w:type="page"/>
+      </w:r>
+    </w:p>
+    <w:p>
+      <w:pPr>
+        <w:pStyle w:val="Ttulo1"/>
+      </w:pPr>
+      <w:r>
+        <w:lastRenderedPageBreak/>
+        <w:t>INTRODUÇÃO</w:t>
+      </w:r>
+    </w:p>
+    <w:p>
+      <w:pPr>
+        <w:rPr>
+          <w:shd w:val="clear" w:color="auto" w:fill="FFFFFF"/>
+        </w:rPr>
+      </w:pPr>
+      <w:r>
+        <w:rPr>
+          <w:rFonts w:ascii="Open Sans" w:hAnsi="Open Sans" w:cs="Open Sans"/>
+          <w:color w:val="000000"/>
+          <w:sz w:val="21"/>
+          <w:szCs w:val="21"/>
+          <w:shd w:val="clear" w:color="auto" w:fill="FFFFFF"/>
+        </w:rPr>
+        <w:t>t is a long established fact that a reader will be distracted by the readable content of a page when looking at its layout. The point of using Lorem Ipsum is that it has a more-or-less normal distribution of letters, as opposed to using 'Content here, content here', making it look like readable English. Many desktop publishing packages and web page editors now use Lorem Ipsum as their default model text, and a search for 'lorem ipsum' will uncover many web sites still in their infancy. Various versions have evolved over the years, sometimes by accident, sometimes on purpose (injected humour and the like).</w:t>
+      </w:r>
+    </w:p>
+    <w:p>
+      <w:pPr>
+        <w:rPr>
+          <w:shd w:val="clear" w:color="auto" w:fill="FFFFFF"/>
+        </w:rPr>
+      </w:pPr>
+    </w:p>
+    <w:p>
+      <w:pPr>
+        <w:pStyle w:val="Ttulo2"/>
+      </w:pPr>
+      <w:r>
+        <w:t>Problemática</w:t>
+      </w:r>
+    </w:p>
+    <w:p>
+      <w:pPr>
+        <w:rPr>
+          <w:shd w:val="clear" w:color="auto" w:fill="FFFFFF"/>
+        </w:rPr>
+      </w:pPr>
+      <w:r>
+        <w:rPr>
+          <w:rFonts w:ascii="Open Sans" w:hAnsi="Open Sans" w:cs="Open Sans"/>
+          <w:color w:val="000000"/>
+          <w:sz w:val="21"/>
+          <w:szCs w:val="21"/>
+          <w:shd w:val="clear" w:color="auto" w:fill="FFFFFF"/>
+        </w:rPr>
+        <w:t>t is a long established fact that a reader will be distracted by the readable content of a page when looking at its layout. The point of using Lorem Ipsum is that it has a more-or-less normal distribution of letters, as opposed to using 'Content here, content here', making it look like readable English. Many desktop publishing packages and web page editors now use Lorem Ipsum as their default model text, and a search for 'lorem ipsum' will uncover many web sites still in their infancy. Various versions have evolved over the years, sometimes by accident, sometimes on purpose (injected humour and the like).</w:t>
+      </w:r>
+    </w:p>
+    <w:p>
+      <w:pPr>
+        <w:pStyle w:val="Ttulo2"/>
+      </w:pPr>
+      <w:r>
+        <w:t>Justificativa</w:t>
+      </w:r>
+    </w:p>
+    <w:p>
+      <w:pPr>
+        <w:rPr>
+          <w:shd w:val="clear" w:color="auto" w:fill="FFFFFF"/>
+        </w:rPr>
+      </w:pPr>
+      <w:r>
+        <w:rPr>
+          <w:rFonts w:ascii="Open Sans" w:hAnsi="Open Sans" w:cs="Open Sans"/>
+          <w:color w:val="000000"/>
+          <w:sz w:val="21"/>
+          <w:szCs w:val="21"/>
+          <w:shd w:val="clear" w:color="auto" w:fill="FFFFFF"/>
+        </w:rPr>
+        <w:t>t is a long established fact that a reader will be distracted by the readable content of a page when looking at its layout. The point of using Lorem Ipsum is that it has a more-or-less normal distribution of letters, as opposed to using 'Content here, content here', making it look like readable English. Many desktop publishing packages and web page editors now use Lorem Ipsum as their default model text, and a search for 'lorem ipsum' will uncover many web sites still in their infancy. Various versions have evolved over the years, sometimes by accident, sometimes on purpose (injected humour and the like).</w:t>
+      </w:r>
+    </w:p>
+    <w:p>
+      <w:pPr>
+        <w:pStyle w:val="Ttulo2"/>
+      </w:pPr>
+      <w:r>
+        <w:lastRenderedPageBreak/>
+        <w:t>Objetivo</w:t>
+      </w:r>
+    </w:p>
+    <w:p>
+      <w:pPr>
+        <w:rPr>
+          <w:shd w:val="clear" w:color="auto" w:fill="FFFFFF"/>
+        </w:rPr>
+      </w:pPr>
+      <w:r>
+        <w:rPr>
+          <w:rFonts w:ascii="Open Sans" w:hAnsi="Open Sans" w:cs="Open Sans"/>
+          <w:color w:val="000000"/>
+          <w:sz w:val="21"/>
+          <w:szCs w:val="21"/>
+          <w:shd w:val="clear" w:color="auto" w:fill="FFFFFF"/>
+        </w:rPr>
+        <w:t>t is a long established fact that a reader will be distracted by the readable content of a page when looking at its layout. The point of using Lorem Ipsum is that it has a more-or-less normal distribution of letters, as opposed to using 'Content here, content here', making it look like readable English. Many desktop publishing packages and web page editors now use Lorem Ipsum as their default model text, and a search for 'lorem ipsum' will uncover many web sites still in their infancy. Various versions have evolved over the years, sometimes by accident, sometimes on purpose (injected humour and the like).</w:t>
+      </w:r>
+    </w:p>
+    <w:p/>
+    <w:p>
+      <w:pPr>
+        <w:pStyle w:val="Ttulo3"/>
+      </w:pPr>
+      <w:r>
+        <w:t>Objetivo Geral</w:t>
+      </w:r>
+    </w:p>
+    <w:p>
+      <w:pPr>
+        <w:pStyle w:val="Ttulo4"/>
+      </w:pPr>
+      <w:r>
+        <w:t>Teste nível 4</w:t>
+      </w:r>
+    </w:p>
+    <w:p>
+      <w:pPr>
+        <w:pStyle w:val="Ttulo5"/>
+      </w:pPr>
+      <w:r>
+        <w:t>Teste nível 5</w:t>
+      </w:r>
+    </w:p>
+    <w:p>
+      <w:pPr>
+        <w:pStyle w:val="Ttulo3"/>
+      </w:pPr>
+      <w:r>
+        <w:t>Objetivos Específicos</w:t>
+      </w:r>
+    </w:p>
+    <w:p>
+      <w:pPr>
+        <w:pStyle w:val="Ttulo4"/>
+      </w:pPr>
+      <w:r>
+        <w:t>Teste nível 4</w:t>
+      </w:r>
+    </w:p>
+    <w:p>
+      <w:pPr>
+        <w:pStyle w:val="Ttulo5"/>
+      </w:pPr>
+      <w:r>
+        <w:t>Teste nível 5</w:t>
+      </w:r>
+    </w:p>
+    <w:p>
+      <w:pPr>
+        <w:pStyle w:val="Ttulo2"/>
+      </w:pPr>
+      <w:r>
+        <w:t>Metodologia</w:t>
+      </w:r>
+    </w:p>
+    <w:p>
+      <w:pPr>
+        <w:rPr>
+          <w:shd w:val="clear" w:color="auto" w:fill="FFFFFF"/>
+        </w:rPr>
+      </w:pPr>
+      <w:r>
+        <w:rPr>
+          <w:rFonts w:ascii="Open Sans" w:hAnsi="Open Sans" w:cs="Open Sans"/>
+          <w:color w:val="000000"/>
+          <w:sz w:val="21"/>
+          <w:szCs w:val="21"/>
+          <w:shd w:val="clear" w:color="auto" w:fill="FFFFFF"/>
+        </w:rPr>
+        <w:t>t is a long established fact that a reader will be distracted by the readable content of a page when looking at its layout. The point of using Lorem Ipsum is that it has a more-or-less normal distribution of letters, as opposed to using 'Content here, content here', making it look like readable English. Many desktop publishing packages and web page editors now use Lorem Ipsum as their default model text, and a search for 'lorem ipsum' will uncover many web sites still in their infancy. Various versions have evolved over the years, sometimes by accident, sometimes on purpose (injected humour and the like).</w:t>
+      </w:r>
+    </w:p>
+    <w:p/>
+    <w:p>
+      <w:pPr>
+        <w:pStyle w:val="Ttulo2"/>
+      </w:pPr>
+      <w:r>
+        <w:lastRenderedPageBreak/>
+        <w:t>Res</w:t>
+      </w:r>
+      <w:r>
+        <w:t>ultados Esperados</w:t>
+      </w:r>
+    </w:p>
+    <w:p/>
+    <w:p>
+      <w:pPr>
+        <w:rPr>
+          <w:shd w:val="clear" w:color="auto" w:fill="FFFFFF"/>
+        </w:rPr>
+      </w:pPr>
+      <w:r>
+        <w:rPr>
+          <w:shd w:val="clear" w:color="auto" w:fill="FFFFFF"/>
+        </w:rPr>
+        <w:br w:type="page"/>
+      </w:r>
+    </w:p>
+    <w:p>
+      <w:pPr>
+        <w:pStyle w:val="Ttulo1"/>
+      </w:pPr>
+      <w:r>
+        <w:lastRenderedPageBreak/>
+        <w:t>REFERENCIAL TEORICO</w:t>
+      </w:r>
+    </w:p>
+    <w:p>
+      <w:pPr>
+        <w:pStyle w:val="Ttulo2"/>
+      </w:pPr>
+      <w:r>
+        <w:t>Teste de nível 2</w:t>
+      </w:r>
+    </w:p>
+    <w:p>
+      <w:pPr>
+        <w:pStyle w:val="Ttulo3"/>
+      </w:pPr>
+      <w:r>
+        <w:t>Teste de nível 3</w:t>
+      </w:r>
+    </w:p>
+    <w:p>
+      <w:pPr>
+        <w:pStyle w:val="Ttulo4"/>
+        <w:rPr>
+          <w:shd w:val="clear" w:color="auto" w:fill="FFFFFF"/>
+        </w:rPr>
+      </w:pPr>
+      <w:r>
+        <w:rPr>
+          <w:shd w:val="clear" w:color="auto" w:fill="FFFFFF"/>
+        </w:rPr>
+        <w:t>Teste de nível 4</w:t>
+      </w:r>
+    </w:p>
+    <w:p>
+      <w:pPr>
+        <w:pStyle w:val="Ttulo5"/>
+        <w:rPr>
+          <w:shd w:val="clear" w:color="auto" w:fill="FFFFFF"/>
+        </w:rPr>
+      </w:pPr>
       <w:bookmarkStart w:id="0" w:name="_GoBack"/>
-      <w:bookmarkEnd w:id="0"/>
-    </w:p>
-    <w:p>
-      <w:r>
-        <w:t>Escrever aqui os agradecimentos</w:t>
-      </w:r>
-    </w:p>
-    <w:p>
-      <w:pPr>
-        <w:pStyle w:val="SemEspaamento"/>
-      </w:pPr>
-    </w:p>
-    <w:p>
-      <w:pPr>
-        <w:rPr>
-          <w:rFonts w:ascii="Arial" w:hAnsi="Arial"/>
+      <w:r>
+        <w:rPr>
+          <w:shd w:val="clear" w:color="auto" w:fill="FFFFFF"/>
+        </w:rPr>
+        <w:t>Teste de nível 5</w:t>
+      </w:r>
+    </w:p>
+    <w:bookmarkEnd w:id="0"/>
+    <w:p>
+      <w:pPr>
+        <w:rPr>
+          <w:rFonts w:ascii="Segoe UI" w:hAnsi="Segoe UI" w:cs="Segoe UI"/>
+          <w:color w:val="403E3B"/>
+          <w:sz w:val="27"/>
+          <w:szCs w:val="27"/>
+          <w:shd w:val="clear" w:color="auto" w:fill="FFFFFF"/>
+        </w:rPr>
+      </w:pPr>
+      <w:r>
+        <w:rPr>
+          <w:shd w:val="clear" w:color="auto" w:fill="FFFFFF"/>
+        </w:rPr>
+        <w:br w:type="page"/>
+      </w:r>
+    </w:p>
+    <w:p>
+      <w:pPr>
+        <w:spacing w:before="12960"/>
+      </w:pPr>
+    </w:p>
+    <w:p>
+      <w:pPr>
+        <w:pStyle w:val="SemEspaamento"/>
+      </w:pPr>
+    </w:p>
+    <w:p>
+      <w:pPr>
+        <w:rPr>
           <w:b/>
           <w:sz w:val="28"/>
         </w:rPr>
@@ -431,6 +952,140 @@
     </w:p>
   </w:footnote>
 </w:footnotes>
+</file>
+
+<file path=word/numbering.xml><?xml version="1.0" encoding="utf-8"?>
+<w:numbering xmlns:wpc="http://schemas.microsoft.com/office/word/2010/wordprocessingCanvas" xmlns:cx="http://schemas.microsoft.com/office/drawing/2014/chartex" xmlns:cx1="http://schemas.microsoft.com/office/drawing/2015/9/8/chartex" xmlns:mc="http://schemas.openxmlformats.org/markup-compatibility/2006" xmlns:o="urn:schemas-microsoft-com:office:office" xmlns:r="http://schemas.openxmlformats.org/officeDocument/2006/relationships" xmlns:m="http://schemas.openxmlformats.org/officeDocument/2006/math" xmlns:v="urn:schemas-microsoft-com:vml" xmlns:wp14="http://schemas.microsoft.com/office/word/2010/wordprocessingDrawing" xmlns:wp="http://schemas.openxmlformats.org/drawingml/2006/wordprocessingDrawing" xmlns:w10="urn:schemas-microsoft-com:office:word" xmlns:w="http://schemas.openxmlformats.org/wordprocessingml/2006/main" xmlns:w14="http://schemas.microsoft.com/office/word/2010/wordml" xmlns:w15="http://schemas.microsoft.com/office/word/2012/wordml" xmlns:w16se="http://schemas.microsoft.com/office/word/2015/wordml/symex" xmlns:wpg="http://schemas.microsoft.com/office/word/2010/wordprocessingGroup" xmlns:wpi="http://schemas.microsoft.com/office/word/2010/wordprocessingInk" xmlns:wne="http://schemas.microsoft.com/office/word/2006/wordml" xmlns:wps="http://schemas.microsoft.com/office/word/2010/wordprocessingShape" mc:Ignorable="w14 w15 w16se wp14">
+  <w:abstractNum w:abstractNumId="0" w15:restartNumberingAfterBreak="0">
+    <w:nsid w:val="7AA31FB9"/>
+    <w:multiLevelType w:val="multilevel"/>
+    <w:tmpl w:val="59CECE94"/>
+    <w:lvl w:ilvl="0">
+      <w:start w:val="1"/>
+      <w:numFmt w:val="decimal"/>
+      <w:pStyle w:val="Ttulo1"/>
+      <w:lvlText w:val="%1"/>
+      <w:lvlJc w:val="left"/>
+      <w:pPr>
+        <w:ind w:left="1069" w:hanging="360"/>
+      </w:pPr>
+      <w:rPr>
+        <w:rFonts w:hint="default"/>
+      </w:rPr>
+    </w:lvl>
+    <w:lvl w:ilvl="1">
+      <w:start w:val="1"/>
+      <w:numFmt w:val="decimal"/>
+      <w:pStyle w:val="Ttulo2"/>
+      <w:isLgl/>
+      <w:lvlText w:val="%1.%2"/>
+      <w:lvlJc w:val="left"/>
+      <w:pPr>
+        <w:ind w:left="1099" w:hanging="390"/>
+      </w:pPr>
+      <w:rPr>
+        <w:rFonts w:hint="default"/>
+      </w:rPr>
+    </w:lvl>
+    <w:lvl w:ilvl="2">
+      <w:start w:val="1"/>
+      <w:numFmt w:val="decimal"/>
+      <w:pStyle w:val="Ttulo3"/>
+      <w:isLgl/>
+      <w:lvlText w:val="%1.%2.%3"/>
+      <w:lvlJc w:val="left"/>
+      <w:pPr>
+        <w:ind w:left="1429" w:hanging="720"/>
+      </w:pPr>
+      <w:rPr>
+        <w:rFonts w:hint="default"/>
+      </w:rPr>
+    </w:lvl>
+    <w:lvl w:ilvl="3">
+      <w:start w:val="1"/>
+      <w:numFmt w:val="decimal"/>
+      <w:pStyle w:val="Ttulo4"/>
+      <w:isLgl/>
+      <w:lvlText w:val="%1.%2.%3.%4"/>
+      <w:lvlJc w:val="left"/>
+      <w:pPr>
+        <w:ind w:left="1429" w:hanging="720"/>
+      </w:pPr>
+      <w:rPr>
+        <w:rFonts w:hint="default"/>
+      </w:rPr>
+    </w:lvl>
+    <w:lvl w:ilvl="4">
+      <w:start w:val="1"/>
+      <w:numFmt w:val="decimal"/>
+      <w:pStyle w:val="Ttulo5"/>
+      <w:isLgl/>
+      <w:lvlText w:val="%1.%2.%3.%4.%5"/>
+      <w:lvlJc w:val="left"/>
+      <w:pPr>
+        <w:ind w:left="1789" w:hanging="1080"/>
+      </w:pPr>
+      <w:rPr>
+        <w:rFonts w:hint="default"/>
+      </w:rPr>
+    </w:lvl>
+    <w:lvl w:ilvl="5">
+      <w:start w:val="1"/>
+      <w:numFmt w:val="decimal"/>
+      <w:isLgl/>
+      <w:lvlText w:val="%1.%2.%3.%4.%5.%6"/>
+      <w:lvlJc w:val="left"/>
+      <w:pPr>
+        <w:ind w:left="2149" w:hanging="1440"/>
+      </w:pPr>
+      <w:rPr>
+        <w:rFonts w:hint="default"/>
+      </w:rPr>
+    </w:lvl>
+    <w:lvl w:ilvl="6">
+      <w:start w:val="1"/>
+      <w:numFmt w:val="decimal"/>
+      <w:isLgl/>
+      <w:lvlText w:val="%1.%2.%3.%4.%5.%6.%7"/>
+      <w:lvlJc w:val="left"/>
+      <w:pPr>
+        <w:ind w:left="2149" w:hanging="1440"/>
+      </w:pPr>
+      <w:rPr>
+        <w:rFonts w:hint="default"/>
+      </w:rPr>
+    </w:lvl>
+    <w:lvl w:ilvl="7">
+      <w:start w:val="1"/>
+      <w:numFmt w:val="decimal"/>
+      <w:isLgl/>
+      <w:lvlText w:val="%1.%2.%3.%4.%5.%6.%7.%8"/>
+      <w:lvlJc w:val="left"/>
+      <w:pPr>
+        <w:ind w:left="2509" w:hanging="1800"/>
+      </w:pPr>
+      <w:rPr>
+        <w:rFonts w:hint="default"/>
+      </w:rPr>
+    </w:lvl>
+    <w:lvl w:ilvl="8">
+      <w:start w:val="1"/>
+      <w:numFmt w:val="decimal"/>
+      <w:isLgl/>
+      <w:lvlText w:val="%1.%2.%3.%4.%5.%6.%7.%8.%9"/>
+      <w:lvlJc w:val="left"/>
+      <w:pPr>
+        <w:ind w:left="2509" w:hanging="1800"/>
+      </w:pPr>
+      <w:rPr>
+        <w:rFonts w:hint="default"/>
+      </w:rPr>
+    </w:lvl>
+  </w:abstractNum>
+  <w:num w:numId="1">
+    <w:abstractNumId w:val="0"/>
+  </w:num>
+</w:numbering>
 </file>
 
 <file path=word/styles.xml><?xml version="1.0" encoding="utf-8"?>
@@ -826,11 +1481,151 @@
   <w:style w:type="paragraph" w:default="1" w:styleId="Normal">
     <w:name w:val="Normal"/>
     <w:qFormat/>
+    <w:rsid w:val="00714A44"/>
+    <w:pPr>
+      <w:spacing w:after="120" w:line="360" w:lineRule="auto"/>
+      <w:ind w:firstLine="709"/>
+      <w:jc w:val="both"/>
+    </w:pPr>
+    <w:rPr>
+      <w:rFonts w:ascii="Arial" w:hAnsi="Arial"/>
+      <w:sz w:val="24"/>
+    </w:rPr>
+  </w:style>
+  <w:style w:type="paragraph" w:styleId="Ttulo1">
+    <w:name w:val="heading 1"/>
+    <w:basedOn w:val="Normal"/>
+    <w:next w:val="Normal"/>
+    <w:link w:val="Ttulo1Char"/>
+    <w:uiPriority w:val="9"/>
+    <w:qFormat/>
+    <w:rsid w:val="00F2555A"/>
+    <w:pPr>
+      <w:keepNext/>
+      <w:keepLines/>
+      <w:numPr>
+        <w:numId w:val="1"/>
+      </w:numPr>
+      <w:spacing w:after="300" w:line="240" w:lineRule="auto"/>
+      <w:jc w:val="left"/>
+      <w:outlineLvl w:val="0"/>
+    </w:pPr>
+    <w:rPr>
+      <w:rFonts w:eastAsiaTheme="majorEastAsia" w:cstheme="majorBidi"/>
+      <w:b/>
+      <w:szCs w:val="32"/>
+      <w:shd w:val="clear" w:color="auto" w:fill="FFFFFF"/>
+    </w:rPr>
+  </w:style>
+  <w:style w:type="paragraph" w:styleId="Ttulo2">
+    <w:name w:val="heading 2"/>
+    <w:basedOn w:val="Normal"/>
+    <w:next w:val="Normal"/>
+    <w:link w:val="Ttulo2Char"/>
+    <w:uiPriority w:val="9"/>
+    <w:unhideWhenUsed/>
+    <w:qFormat/>
+    <w:rsid w:val="00591DF6"/>
+    <w:pPr>
+      <w:keepNext/>
+      <w:keepLines/>
+      <w:numPr>
+        <w:ilvl w:val="1"/>
+        <w:numId w:val="1"/>
+      </w:numPr>
+      <w:spacing w:before="300" w:after="300"/>
+      <w:jc w:val="left"/>
+      <w:outlineLvl w:val="1"/>
+    </w:pPr>
+    <w:rPr>
+      <w:rFonts w:eastAsiaTheme="majorEastAsia" w:cstheme="majorBidi"/>
+      <w:b/>
+      <w:szCs w:val="26"/>
+      <w:shd w:val="clear" w:color="auto" w:fill="FFFFFF"/>
+    </w:rPr>
+  </w:style>
+  <w:style w:type="paragraph" w:styleId="Ttulo3">
+    <w:name w:val="heading 3"/>
+    <w:basedOn w:val="Normal"/>
+    <w:next w:val="Normal"/>
+    <w:link w:val="Ttulo3Char"/>
+    <w:uiPriority w:val="9"/>
+    <w:unhideWhenUsed/>
+    <w:qFormat/>
+    <w:rsid w:val="00591DF6"/>
+    <w:pPr>
+      <w:keepNext/>
+      <w:keepLines/>
+      <w:numPr>
+        <w:ilvl w:val="2"/>
+        <w:numId w:val="1"/>
+      </w:numPr>
+      <w:spacing w:before="300" w:after="300" w:line="240" w:lineRule="auto"/>
+      <w:jc w:val="left"/>
+      <w:outlineLvl w:val="2"/>
+    </w:pPr>
+    <w:rPr>
+      <w:rFonts w:eastAsiaTheme="majorEastAsia" w:cstheme="majorBidi"/>
+      <w:b/>
+      <w:szCs w:val="24"/>
+      <w:shd w:val="clear" w:color="auto" w:fill="FFFFFF"/>
+    </w:rPr>
+  </w:style>
+  <w:style w:type="paragraph" w:styleId="Ttulo4">
+    <w:name w:val="heading 4"/>
+    <w:basedOn w:val="Normal"/>
+    <w:next w:val="Normal"/>
+    <w:link w:val="Ttulo4Char"/>
+    <w:uiPriority w:val="9"/>
+    <w:unhideWhenUsed/>
+    <w:qFormat/>
+    <w:rsid w:val="004B5354"/>
+    <w:pPr>
+      <w:keepNext/>
+      <w:keepLines/>
+      <w:numPr>
+        <w:ilvl w:val="3"/>
+        <w:numId w:val="1"/>
+      </w:numPr>
+      <w:spacing w:before="300" w:after="300" w:line="240" w:lineRule="auto"/>
+      <w:jc w:val="left"/>
+      <w:outlineLvl w:val="3"/>
+    </w:pPr>
+    <w:rPr>
+      <w:rFonts w:eastAsiaTheme="majorEastAsia" w:cstheme="majorBidi"/>
+      <w:b/>
+      <w:iCs/>
+    </w:rPr>
+  </w:style>
+  <w:style w:type="paragraph" w:styleId="Ttulo5">
+    <w:name w:val="heading 5"/>
+    <w:basedOn w:val="Normal"/>
+    <w:next w:val="Normal"/>
+    <w:link w:val="Ttulo5Char"/>
+    <w:uiPriority w:val="9"/>
+    <w:unhideWhenUsed/>
+    <w:qFormat/>
+    <w:rsid w:val="004B5354"/>
+    <w:pPr>
+      <w:keepNext/>
+      <w:keepLines/>
+      <w:numPr>
+        <w:ilvl w:val="4"/>
+        <w:numId w:val="1"/>
+      </w:numPr>
+      <w:spacing w:before="300" w:after="300" w:line="240" w:lineRule="auto"/>
+      <w:ind w:left="0" w:firstLine="0"/>
+      <w:jc w:val="left"/>
+      <w:outlineLvl w:val="4"/>
+    </w:pPr>
+    <w:rPr>
+      <w:rFonts w:eastAsiaTheme="majorEastAsia" w:cstheme="majorBidi"/>
+      <w:b/>
+    </w:rPr>
   </w:style>
   <w:style w:type="character" w:default="1" w:styleId="Fontepargpadro">
     <w:name w:val="Default Paragraph Font"/>
     <w:uiPriority w:val="1"/>
-    <w:semiHidden/>
     <w:unhideWhenUsed/>
   </w:style>
   <w:style w:type="table" w:default="1" w:styleId="Tabelanormal">
@@ -913,6 +1708,75 @@
     <w:link w:val="Rodap"/>
     <w:uiPriority w:val="99"/>
     <w:rsid w:val="009A74D5"/>
+  </w:style>
+  <w:style w:type="character" w:customStyle="1" w:styleId="author-name">
+    <w:name w:val="author-name"/>
+    <w:basedOn w:val="Fontepargpadro"/>
+    <w:rsid w:val="00F407CB"/>
+  </w:style>
+  <w:style w:type="character" w:customStyle="1" w:styleId="Ttulo1Char">
+    <w:name w:val="Título 1 Char"/>
+    <w:basedOn w:val="Fontepargpadro"/>
+    <w:link w:val="Ttulo1"/>
+    <w:uiPriority w:val="9"/>
+    <w:rsid w:val="00F2555A"/>
+    <w:rPr>
+      <w:rFonts w:ascii="Arial" w:eastAsiaTheme="majorEastAsia" w:hAnsi="Arial" w:cstheme="majorBidi"/>
+      <w:b/>
+      <w:sz w:val="24"/>
+      <w:szCs w:val="32"/>
+    </w:rPr>
+  </w:style>
+  <w:style w:type="character" w:customStyle="1" w:styleId="Ttulo2Char">
+    <w:name w:val="Título 2 Char"/>
+    <w:basedOn w:val="Fontepargpadro"/>
+    <w:link w:val="Ttulo2"/>
+    <w:uiPriority w:val="9"/>
+    <w:rsid w:val="00591DF6"/>
+    <w:rPr>
+      <w:rFonts w:ascii="Arial" w:eastAsiaTheme="majorEastAsia" w:hAnsi="Arial" w:cstheme="majorBidi"/>
+      <w:b/>
+      <w:sz w:val="24"/>
+      <w:szCs w:val="26"/>
+    </w:rPr>
+  </w:style>
+  <w:style w:type="character" w:customStyle="1" w:styleId="Ttulo3Char">
+    <w:name w:val="Título 3 Char"/>
+    <w:basedOn w:val="Fontepargpadro"/>
+    <w:link w:val="Ttulo3"/>
+    <w:uiPriority w:val="9"/>
+    <w:rsid w:val="00591DF6"/>
+    <w:rPr>
+      <w:rFonts w:ascii="Arial" w:eastAsiaTheme="majorEastAsia" w:hAnsi="Arial" w:cstheme="majorBidi"/>
+      <w:b/>
+      <w:sz w:val="24"/>
+      <w:szCs w:val="24"/>
+    </w:rPr>
+  </w:style>
+  <w:style w:type="character" w:customStyle="1" w:styleId="Ttulo4Char">
+    <w:name w:val="Título 4 Char"/>
+    <w:basedOn w:val="Fontepargpadro"/>
+    <w:link w:val="Ttulo4"/>
+    <w:uiPriority w:val="9"/>
+    <w:rsid w:val="004B5354"/>
+    <w:rPr>
+      <w:rFonts w:ascii="Arial" w:eastAsiaTheme="majorEastAsia" w:hAnsi="Arial" w:cstheme="majorBidi"/>
+      <w:b/>
+      <w:iCs/>
+      <w:sz w:val="24"/>
+    </w:rPr>
+  </w:style>
+  <w:style w:type="character" w:customStyle="1" w:styleId="Ttulo5Char">
+    <w:name w:val="Título 5 Char"/>
+    <w:basedOn w:val="Fontepargpadro"/>
+    <w:link w:val="Ttulo5"/>
+    <w:uiPriority w:val="9"/>
+    <w:rsid w:val="004B5354"/>
+    <w:rPr>
+      <w:rFonts w:ascii="Arial" w:eastAsiaTheme="majorEastAsia" w:hAnsi="Arial" w:cstheme="majorBidi"/>
+      <w:b/>
+      <w:sz w:val="24"/>
+    </w:rPr>
   </w:style>
 </w:styles>
 </file>
@@ -1176,4 +2040,16 @@
     </a:ext>
   </a:extLst>
 </a:theme>
+</file>
+
+<file path=customXml/item1.xml><?xml version="1.0" encoding="utf-8"?>
+<b:Sources xmlns:b="http://schemas.openxmlformats.org/officeDocument/2006/bibliography" xmlns="http://schemas.openxmlformats.org/officeDocument/2006/bibliography" SelectedStyle="\APASixthEditionOfficeOnline.xsl" StyleName="APA" Version="6"/>
+</file>
+
+<file path=customXml/itemProps1.xml><?xml version="1.0" encoding="utf-8"?>
+<ds:datastoreItem xmlns:ds="http://schemas.openxmlformats.org/officeDocument/2006/customXml" ds:itemID="{5A0BBB09-36AF-4BA7-BA8D-83F986571848}">
+  <ds:schemaRefs>
+    <ds:schemaRef ds:uri="http://schemas.openxmlformats.org/officeDocument/2006/bibliography"/>
+  </ds:schemaRefs>
+</ds:datastoreItem>
 </file>
--- a/CENTRO PAULA SOUZA (tcc).docx
+++ b/CENTRO PAULA SOUZA (tcc).docx
@@ -1,6 +1,6 @@
 
 <file path=word/document.xml><?xml version="1.0" encoding="utf-8"?>
-<w:document xmlns:wpc="http://schemas.microsoft.com/office/word/2010/wordprocessingCanvas" xmlns:cx="http://schemas.microsoft.com/office/drawing/2014/chartex" xmlns:cx1="http://schemas.microsoft.com/office/drawing/2015/9/8/chartex" xmlns:mc="http://schemas.openxmlformats.org/markup-compatibility/2006" xmlns:o="urn:schemas-microsoft-com:office:office" xmlns:r="http://schemas.openxmlformats.org/officeDocument/2006/relationships" xmlns:m="http://schemas.openxmlformats.org/officeDocument/2006/math" xmlns:v="urn:schemas-microsoft-com:vml" xmlns:wp14="http://schemas.microsoft.com/office/word/2010/wordprocessingDrawing" xmlns:wp="http://schemas.openxmlformats.org/drawingml/2006/wordprocessingDrawing" xmlns:w10="urn:schemas-microsoft-com:office:word" xmlns:w="http://schemas.openxmlformats.org/wordprocessingml/2006/main" xmlns:w14="http://schemas.microsoft.com/office/word/2010/wordml" xmlns:w15="http://schemas.microsoft.com/office/word/2012/wordml" xmlns:w16se="http://schemas.microsoft.com/office/word/2015/wordml/symex" xmlns:wpg="http://schemas.microsoft.com/office/word/2010/wordprocessingGroup" xmlns:wpi="http://schemas.microsoft.com/office/word/2010/wordprocessingInk" xmlns:wne="http://schemas.microsoft.com/office/word/2006/wordml" xmlns:wps="http://schemas.microsoft.com/office/word/2010/wordprocessingShape" mc:Ignorable="w14 w15 w16se wp14">
+<w:document xmlns:wpc="http://schemas.microsoft.com/office/word/2010/wordprocessingCanvas" xmlns:cx="http://schemas.microsoft.com/office/drawing/2014/chartex" xmlns:mc="http://schemas.openxmlformats.org/markup-compatibility/2006" xmlns:o="urn:schemas-microsoft-com:office:office" xmlns:r="http://schemas.openxmlformats.org/officeDocument/2006/relationships" xmlns:m="http://schemas.openxmlformats.org/officeDocument/2006/math" xmlns:v="urn:schemas-microsoft-com:vml" xmlns:wp14="http://schemas.microsoft.com/office/word/2010/wordprocessingDrawing" xmlns:wp="http://schemas.openxmlformats.org/drawingml/2006/wordprocessingDrawing" xmlns:w10="urn:schemas-microsoft-com:office:word" xmlns:w="http://schemas.openxmlformats.org/wordprocessingml/2006/main" xmlns:w14="http://schemas.microsoft.com/office/word/2010/wordml" xmlns:w15="http://schemas.microsoft.com/office/word/2012/wordml" xmlns:w16se="http://schemas.microsoft.com/office/word/2015/wordml/symex" xmlns:wpg="http://schemas.microsoft.com/office/word/2010/wordprocessingGroup" xmlns:wpi="http://schemas.microsoft.com/office/word/2010/wordprocessingInk" xmlns:wne="http://schemas.microsoft.com/office/word/2006/wordml" xmlns:wps="http://schemas.microsoft.com/office/word/2010/wordprocessingShape" mc:Ignorable="w14 w15 w16se wp14">
   <w:body>
     <w:p>
       <w:pPr>
@@ -335,7 +335,7 @@
           <w:szCs w:val="28"/>
           <w:shd w:val="clear" w:color="auto" w:fill="FFFFFF"/>
         </w:rPr>
-        <w:t>H</w:t>
+        <w:t>Há aqueles que não podem imaginar o mundo sem água;</w:t>
       </w:r>
       <w:r>
         <w:rPr>
@@ -343,9 +343,8 @@
           <w:color w:val="403E3B"/>
           <w:sz w:val="28"/>
           <w:szCs w:val="28"/>
-          <w:shd w:val="clear" w:color="auto" w:fill="FFFFFF"/>
-        </w:rPr>
-        <w:t>á aqueles que não podem imaginar o mundo sem água;</w:t>
+        </w:rPr>
+        <w:br/>
       </w:r>
       <w:r>
         <w:rPr>
@@ -353,8 +352,9 @@
           <w:color w:val="403E3B"/>
           <w:sz w:val="28"/>
           <w:szCs w:val="28"/>
-        </w:rPr>
-        <w:br/>
+          <w:shd w:val="clear" w:color="auto" w:fill="FFFFFF"/>
+        </w:rPr>
+        <w:t>ao que me refere, sou incapaz de imaginar um mundo sem livros. “</w:t>
       </w:r>
       <w:r>
         <w:rPr>
@@ -364,17 +364,7 @@
           <w:szCs w:val="28"/>
           <w:shd w:val="clear" w:color="auto" w:fill="FFFFFF"/>
         </w:rPr>
-        <w:t>ao que me refere, sou incapaz de imaginar um mundo sem livros.</w:t>
-      </w:r>
-      <w:r>
-        <w:rPr>
-          <w:rFonts w:asciiTheme="minorHAnsi" w:hAnsiTheme="minorHAnsi" w:cs="Segoe UI"/>
-          <w:color w:val="403E3B"/>
-          <w:sz w:val="28"/>
-          <w:szCs w:val="28"/>
-          <w:shd w:val="clear" w:color="auto" w:fill="FFFFFF"/>
-        </w:rPr>
-        <w:t xml:space="preserve"> “</w:t>
+        <w:t xml:space="preserve"> – </w:t>
       </w:r>
       <w:hyperlink r:id="rId8" w:history="1">
         <w:r>
@@ -486,7 +476,9 @@
           <w:shd w:val="clear" w:color="auto" w:fill="FFFFFF"/>
         </w:rPr>
       </w:pPr>
-      <w:r>
+    </w:p>
+    <w:p>
+      <w:pPr>
         <w:rPr>
           <w:rFonts w:ascii="Segoe UI" w:hAnsi="Segoe UI" w:cs="Segoe UI"/>
           <w:color w:val="403E3B"/>
@@ -494,6 +486,15 @@
           <w:szCs w:val="27"/>
           <w:shd w:val="clear" w:color="auto" w:fill="FFFFFF"/>
         </w:rPr>
+      </w:pPr>
+      <w:r>
+        <w:rPr>
+          <w:rFonts w:ascii="Segoe UI" w:hAnsi="Segoe UI" w:cs="Segoe UI"/>
+          <w:color w:val="403E3B"/>
+          <w:sz w:val="27"/>
+          <w:szCs w:val="27"/>
+          <w:shd w:val="clear" w:color="auto" w:fill="FFFFFF"/>
+        </w:rPr>
         <w:br w:type="page"/>
       </w:r>
     </w:p>
@@ -553,19 +554,1560 @@
         <w:t>SUMÁRIO</w:t>
       </w:r>
     </w:p>
-    <w:p>
-      <w:pPr>
-        <w:rPr>
-          <w:shd w:val="clear" w:color="auto" w:fill="FFFFFF"/>
-        </w:rPr>
-      </w:pPr>
-      <w:r>
-        <w:rPr>
-          <w:shd w:val="clear" w:color="auto" w:fill="FFFFFF"/>
-        </w:rPr>
-        <w:t>SUMARIO AQUI</w:t>
-      </w:r>
-    </w:p>
+    <w:sdt>
+      <w:sdtPr>
+        <w:id w:val="-1923482746"/>
+        <w:docPartObj>
+          <w:docPartGallery w:val="Table of Contents"/>
+          <w:docPartUnique/>
+        </w:docPartObj>
+      </w:sdtPr>
+      <w:sdtEndPr>
+        <w:rPr>
+          <w:rFonts w:ascii="Arial" w:eastAsiaTheme="minorHAnsi" w:hAnsi="Arial" w:cstheme="minorBidi"/>
+          <w:b/>
+          <w:bCs/>
+          <w:color w:val="auto"/>
+          <w:sz w:val="24"/>
+          <w:szCs w:val="22"/>
+          <w:lang w:eastAsia="en-US"/>
+        </w:rPr>
+      </w:sdtEndPr>
+      <w:sdtContent>
+        <w:p>
+          <w:pPr>
+            <w:pStyle w:val="CabealhodoSumrio"/>
+          </w:pPr>
+        </w:p>
+        <w:p>
+          <w:pPr>
+            <w:pStyle w:val="Sumrio1"/>
+            <w:rPr>
+              <w:rFonts w:asciiTheme="minorHAnsi" w:eastAsiaTheme="minorEastAsia" w:hAnsiTheme="minorHAnsi"/>
+              <w:noProof/>
+              <w:sz w:val="22"/>
+              <w:lang w:eastAsia="pt-BR"/>
+            </w:rPr>
+          </w:pPr>
+          <w:r>
+            <w:fldChar w:fldCharType="begin"/>
+          </w:r>
+          <w:r>
+            <w:instrText xml:space="preserve"> TOC \o "1-5" \h \z \u </w:instrText>
+          </w:r>
+          <w:r>
+            <w:fldChar w:fldCharType="separate"/>
+          </w:r>
+          <w:hyperlink w:anchor="_Toc226016757" w:history="1">
+            <w:r>
+              <w:rPr>
+                <w:rStyle w:val="Hyperlink"/>
+                <w:noProof/>
+              </w:rPr>
+              <w:t>1</w:t>
+            </w:r>
+            <w:r>
+              <w:rPr>
+                <w:rFonts w:asciiTheme="minorHAnsi" w:eastAsiaTheme="minorEastAsia" w:hAnsiTheme="minorHAnsi"/>
+                <w:noProof/>
+                <w:sz w:val="22"/>
+                <w:lang w:eastAsia="pt-BR"/>
+              </w:rPr>
+              <w:tab/>
+            </w:r>
+            <w:r>
+              <w:rPr>
+                <w:rStyle w:val="Hyperlink"/>
+                <w:noProof/>
+              </w:rPr>
+              <w:t>INTRODUÇÃO</w:t>
+            </w:r>
+            <w:r>
+              <w:rPr>
+                <w:noProof/>
+                <w:webHidden/>
+              </w:rPr>
+              <w:tab/>
+            </w:r>
+            <w:r>
+              <w:rPr>
+                <w:noProof/>
+                <w:webHidden/>
+              </w:rPr>
+              <w:fldChar w:fldCharType="begin"/>
+            </w:r>
+            <w:r>
+              <w:rPr>
+                <w:noProof/>
+                <w:webHidden/>
+              </w:rPr>
+              <w:instrText xml:space="preserve"> PAGEREF _Toc226016757 \h </w:instrText>
+            </w:r>
+            <w:r>
+              <w:rPr>
+                <w:noProof/>
+                <w:webHidden/>
+              </w:rPr>
+            </w:r>
+            <w:r>
+              <w:rPr>
+                <w:noProof/>
+                <w:webHidden/>
+              </w:rPr>
+              <w:fldChar w:fldCharType="separate"/>
+            </w:r>
+            <w:r>
+              <w:rPr>
+                <w:noProof/>
+                <w:webHidden/>
+              </w:rPr>
+              <w:t>11</w:t>
+            </w:r>
+            <w:r>
+              <w:rPr>
+                <w:noProof/>
+                <w:webHidden/>
+              </w:rPr>
+              <w:fldChar w:fldCharType="end"/>
+            </w:r>
+          </w:hyperlink>
+        </w:p>
+        <w:p>
+          <w:pPr>
+            <w:pStyle w:val="Sumrio2"/>
+            <w:rPr>
+              <w:rFonts w:asciiTheme="minorHAnsi" w:eastAsiaTheme="minorEastAsia" w:hAnsiTheme="minorHAnsi"/>
+              <w:noProof/>
+              <w:sz w:val="22"/>
+              <w:lang w:eastAsia="pt-BR"/>
+            </w:rPr>
+          </w:pPr>
+          <w:hyperlink w:anchor="_Toc226016758" w:history="1">
+            <w:r>
+              <w:rPr>
+                <w:rStyle w:val="Hyperlink"/>
+                <w:noProof/>
+              </w:rPr>
+              <w:t>1.1</w:t>
+            </w:r>
+            <w:r>
+              <w:rPr>
+                <w:rFonts w:asciiTheme="minorHAnsi" w:eastAsiaTheme="minorEastAsia" w:hAnsiTheme="minorHAnsi"/>
+                <w:noProof/>
+                <w:sz w:val="22"/>
+                <w:lang w:eastAsia="pt-BR"/>
+              </w:rPr>
+              <w:tab/>
+            </w:r>
+            <w:r>
+              <w:rPr>
+                <w:rStyle w:val="Hyperlink"/>
+                <w:noProof/>
+              </w:rPr>
+              <w:t>Problemática</w:t>
+            </w:r>
+            <w:r>
+              <w:rPr>
+                <w:noProof/>
+                <w:webHidden/>
+              </w:rPr>
+              <w:tab/>
+            </w:r>
+            <w:r>
+              <w:rPr>
+                <w:noProof/>
+                <w:webHidden/>
+              </w:rPr>
+              <w:fldChar w:fldCharType="begin"/>
+            </w:r>
+            <w:r>
+              <w:rPr>
+                <w:noProof/>
+                <w:webHidden/>
+              </w:rPr>
+              <w:instrText xml:space="preserve"> PAGEREF _Toc226016758 \h </w:instrText>
+            </w:r>
+            <w:r>
+              <w:rPr>
+                <w:noProof/>
+                <w:webHidden/>
+              </w:rPr>
+            </w:r>
+            <w:r>
+              <w:rPr>
+                <w:noProof/>
+                <w:webHidden/>
+              </w:rPr>
+              <w:fldChar w:fldCharType="separate"/>
+            </w:r>
+            <w:r>
+              <w:rPr>
+                <w:noProof/>
+                <w:webHidden/>
+              </w:rPr>
+              <w:t>11</w:t>
+            </w:r>
+            <w:r>
+              <w:rPr>
+                <w:noProof/>
+                <w:webHidden/>
+              </w:rPr>
+              <w:fldChar w:fldCharType="end"/>
+            </w:r>
+          </w:hyperlink>
+        </w:p>
+        <w:p>
+          <w:pPr>
+            <w:pStyle w:val="Sumrio2"/>
+            <w:rPr>
+              <w:rFonts w:asciiTheme="minorHAnsi" w:eastAsiaTheme="minorEastAsia" w:hAnsiTheme="minorHAnsi"/>
+              <w:noProof/>
+              <w:sz w:val="22"/>
+              <w:lang w:eastAsia="pt-BR"/>
+            </w:rPr>
+          </w:pPr>
+          <w:hyperlink w:anchor="_Toc226016759" w:history="1">
+            <w:r>
+              <w:rPr>
+                <w:rStyle w:val="Hyperlink"/>
+                <w:noProof/>
+              </w:rPr>
+              <w:t>1.2</w:t>
+            </w:r>
+            <w:r>
+              <w:rPr>
+                <w:rFonts w:asciiTheme="minorHAnsi" w:eastAsiaTheme="minorEastAsia" w:hAnsiTheme="minorHAnsi"/>
+                <w:noProof/>
+                <w:sz w:val="22"/>
+                <w:lang w:eastAsia="pt-BR"/>
+              </w:rPr>
+              <w:tab/>
+            </w:r>
+            <w:r>
+              <w:rPr>
+                <w:rStyle w:val="Hyperlink"/>
+                <w:noProof/>
+              </w:rPr>
+              <w:t>Justificativa</w:t>
+            </w:r>
+            <w:r>
+              <w:rPr>
+                <w:noProof/>
+                <w:webHidden/>
+              </w:rPr>
+              <w:tab/>
+            </w:r>
+            <w:r>
+              <w:rPr>
+                <w:noProof/>
+                <w:webHidden/>
+              </w:rPr>
+              <w:fldChar w:fldCharType="begin"/>
+            </w:r>
+            <w:r>
+              <w:rPr>
+                <w:noProof/>
+                <w:webHidden/>
+              </w:rPr>
+              <w:instrText xml:space="preserve"> PAGEREF _Toc226016759 \h </w:instrText>
+            </w:r>
+            <w:r>
+              <w:rPr>
+                <w:noProof/>
+                <w:webHidden/>
+              </w:rPr>
+            </w:r>
+            <w:r>
+              <w:rPr>
+                <w:noProof/>
+                <w:webHidden/>
+              </w:rPr>
+              <w:fldChar w:fldCharType="separate"/>
+            </w:r>
+            <w:r>
+              <w:rPr>
+                <w:noProof/>
+                <w:webHidden/>
+              </w:rPr>
+              <w:t>11</w:t>
+            </w:r>
+            <w:r>
+              <w:rPr>
+                <w:noProof/>
+                <w:webHidden/>
+              </w:rPr>
+              <w:fldChar w:fldCharType="end"/>
+            </w:r>
+          </w:hyperlink>
+        </w:p>
+        <w:p>
+          <w:pPr>
+            <w:pStyle w:val="Sumrio2"/>
+            <w:rPr>
+              <w:rFonts w:asciiTheme="minorHAnsi" w:eastAsiaTheme="minorEastAsia" w:hAnsiTheme="minorHAnsi"/>
+              <w:noProof/>
+              <w:sz w:val="22"/>
+              <w:lang w:eastAsia="pt-BR"/>
+            </w:rPr>
+          </w:pPr>
+          <w:hyperlink w:anchor="_Toc226016760" w:history="1">
+            <w:r>
+              <w:rPr>
+                <w:rStyle w:val="Hyperlink"/>
+                <w:noProof/>
+              </w:rPr>
+              <w:t>1.3</w:t>
+            </w:r>
+            <w:r>
+              <w:rPr>
+                <w:rFonts w:asciiTheme="minorHAnsi" w:eastAsiaTheme="minorEastAsia" w:hAnsiTheme="minorHAnsi"/>
+                <w:noProof/>
+                <w:sz w:val="22"/>
+                <w:lang w:eastAsia="pt-BR"/>
+              </w:rPr>
+              <w:tab/>
+            </w:r>
+            <w:r>
+              <w:rPr>
+                <w:rStyle w:val="Hyperlink"/>
+                <w:noProof/>
+              </w:rPr>
+              <w:t>Objetivo</w:t>
+            </w:r>
+            <w:r>
+              <w:rPr>
+                <w:noProof/>
+                <w:webHidden/>
+              </w:rPr>
+              <w:tab/>
+            </w:r>
+            <w:r>
+              <w:rPr>
+                <w:noProof/>
+                <w:webHidden/>
+              </w:rPr>
+              <w:fldChar w:fldCharType="begin"/>
+            </w:r>
+            <w:r>
+              <w:rPr>
+                <w:noProof/>
+                <w:webHidden/>
+              </w:rPr>
+              <w:instrText xml:space="preserve"> PAGEREF _Toc226016760 \h </w:instrText>
+            </w:r>
+            <w:r>
+              <w:rPr>
+                <w:noProof/>
+                <w:webHidden/>
+              </w:rPr>
+            </w:r>
+            <w:r>
+              <w:rPr>
+                <w:noProof/>
+                <w:webHidden/>
+              </w:rPr>
+              <w:fldChar w:fldCharType="separate"/>
+            </w:r>
+            <w:r>
+              <w:rPr>
+                <w:noProof/>
+                <w:webHidden/>
+              </w:rPr>
+              <w:t>11</w:t>
+            </w:r>
+            <w:r>
+              <w:rPr>
+                <w:noProof/>
+                <w:webHidden/>
+              </w:rPr>
+              <w:fldChar w:fldCharType="end"/>
+            </w:r>
+          </w:hyperlink>
+        </w:p>
+        <w:p>
+          <w:pPr>
+            <w:pStyle w:val="Sumrio3"/>
+            <w:rPr>
+              <w:rFonts w:asciiTheme="minorHAnsi" w:eastAsiaTheme="minorEastAsia" w:hAnsiTheme="minorHAnsi"/>
+              <w:noProof/>
+              <w:sz w:val="22"/>
+              <w:lang w:eastAsia="pt-BR"/>
+            </w:rPr>
+          </w:pPr>
+          <w:hyperlink w:anchor="_Toc226016761" w:history="1">
+            <w:r>
+              <w:rPr>
+                <w:rStyle w:val="Hyperlink"/>
+                <w:noProof/>
+              </w:rPr>
+              <w:t>1.3.1</w:t>
+            </w:r>
+            <w:r>
+              <w:rPr>
+                <w:rFonts w:asciiTheme="minorHAnsi" w:eastAsiaTheme="minorEastAsia" w:hAnsiTheme="minorHAnsi"/>
+                <w:noProof/>
+                <w:sz w:val="22"/>
+                <w:lang w:eastAsia="pt-BR"/>
+              </w:rPr>
+              <w:tab/>
+            </w:r>
+            <w:r>
+              <w:rPr>
+                <w:rStyle w:val="Hyperlink"/>
+                <w:noProof/>
+              </w:rPr>
+              <w:t>Objetivo Geral</w:t>
+            </w:r>
+            <w:r>
+              <w:rPr>
+                <w:noProof/>
+                <w:webHidden/>
+              </w:rPr>
+              <w:tab/>
+            </w:r>
+            <w:r>
+              <w:rPr>
+                <w:noProof/>
+                <w:webHidden/>
+              </w:rPr>
+              <w:fldChar w:fldCharType="begin"/>
+            </w:r>
+            <w:r>
+              <w:rPr>
+                <w:noProof/>
+                <w:webHidden/>
+              </w:rPr>
+              <w:instrText xml:space="preserve"> PAGEREF _Toc226016761 \h </w:instrText>
+            </w:r>
+            <w:r>
+              <w:rPr>
+                <w:noProof/>
+                <w:webHidden/>
+              </w:rPr>
+            </w:r>
+            <w:r>
+              <w:rPr>
+                <w:noProof/>
+                <w:webHidden/>
+              </w:rPr>
+              <w:fldChar w:fldCharType="separate"/>
+            </w:r>
+            <w:r>
+              <w:rPr>
+                <w:noProof/>
+                <w:webHidden/>
+              </w:rPr>
+              <w:t>11</w:t>
+            </w:r>
+            <w:r>
+              <w:rPr>
+                <w:noProof/>
+                <w:webHidden/>
+              </w:rPr>
+              <w:fldChar w:fldCharType="end"/>
+            </w:r>
+          </w:hyperlink>
+        </w:p>
+        <w:p>
+          <w:pPr>
+            <w:pStyle w:val="Sumrio3"/>
+            <w:rPr>
+              <w:rFonts w:asciiTheme="minorHAnsi" w:eastAsiaTheme="minorEastAsia" w:hAnsiTheme="minorHAnsi"/>
+              <w:noProof/>
+              <w:sz w:val="22"/>
+              <w:lang w:eastAsia="pt-BR"/>
+            </w:rPr>
+          </w:pPr>
+          <w:hyperlink w:anchor="_Toc226016762" w:history="1">
+            <w:r>
+              <w:rPr>
+                <w:rStyle w:val="Hyperlink"/>
+                <w:noProof/>
+              </w:rPr>
+              <w:t>1.3.2</w:t>
+            </w:r>
+            <w:r>
+              <w:rPr>
+                <w:rFonts w:asciiTheme="minorHAnsi" w:eastAsiaTheme="minorEastAsia" w:hAnsiTheme="minorHAnsi"/>
+                <w:noProof/>
+                <w:sz w:val="22"/>
+                <w:lang w:eastAsia="pt-BR"/>
+              </w:rPr>
+              <w:tab/>
+            </w:r>
+            <w:r>
+              <w:rPr>
+                <w:rStyle w:val="Hyperlink"/>
+                <w:noProof/>
+              </w:rPr>
+              <w:t>Objetivos Específicos</w:t>
+            </w:r>
+            <w:r>
+              <w:rPr>
+                <w:noProof/>
+                <w:webHidden/>
+              </w:rPr>
+              <w:tab/>
+            </w:r>
+            <w:r>
+              <w:rPr>
+                <w:noProof/>
+                <w:webHidden/>
+              </w:rPr>
+              <w:fldChar w:fldCharType="begin"/>
+            </w:r>
+            <w:r>
+              <w:rPr>
+                <w:noProof/>
+                <w:webHidden/>
+              </w:rPr>
+              <w:instrText xml:space="preserve"> PAGEREF _Toc226016762 \h </w:instrText>
+            </w:r>
+            <w:r>
+              <w:rPr>
+                <w:noProof/>
+                <w:webHidden/>
+              </w:rPr>
+            </w:r>
+            <w:r>
+              <w:rPr>
+                <w:noProof/>
+                <w:webHidden/>
+              </w:rPr>
+              <w:fldChar w:fldCharType="separate"/>
+            </w:r>
+            <w:r>
+              <w:rPr>
+                <w:noProof/>
+                <w:webHidden/>
+              </w:rPr>
+              <w:t>12</w:t>
+            </w:r>
+            <w:r>
+              <w:rPr>
+                <w:noProof/>
+                <w:webHidden/>
+              </w:rPr>
+              <w:fldChar w:fldCharType="end"/>
+            </w:r>
+          </w:hyperlink>
+        </w:p>
+        <w:p>
+          <w:pPr>
+            <w:pStyle w:val="Sumrio2"/>
+            <w:rPr>
+              <w:rFonts w:asciiTheme="minorHAnsi" w:eastAsiaTheme="minorEastAsia" w:hAnsiTheme="minorHAnsi"/>
+              <w:noProof/>
+              <w:sz w:val="22"/>
+              <w:lang w:eastAsia="pt-BR"/>
+            </w:rPr>
+          </w:pPr>
+          <w:hyperlink w:anchor="_Toc226016763" w:history="1">
+            <w:r>
+              <w:rPr>
+                <w:rStyle w:val="Hyperlink"/>
+                <w:noProof/>
+              </w:rPr>
+              <w:t>1.4</w:t>
+            </w:r>
+            <w:r>
+              <w:rPr>
+                <w:rFonts w:asciiTheme="minorHAnsi" w:eastAsiaTheme="minorEastAsia" w:hAnsiTheme="minorHAnsi"/>
+                <w:noProof/>
+                <w:sz w:val="22"/>
+                <w:lang w:eastAsia="pt-BR"/>
+              </w:rPr>
+              <w:tab/>
+            </w:r>
+            <w:r>
+              <w:rPr>
+                <w:rStyle w:val="Hyperlink"/>
+                <w:noProof/>
+              </w:rPr>
+              <w:t>Metodologia</w:t>
+            </w:r>
+            <w:r>
+              <w:rPr>
+                <w:noProof/>
+                <w:webHidden/>
+              </w:rPr>
+              <w:tab/>
+            </w:r>
+            <w:r>
+              <w:rPr>
+                <w:noProof/>
+                <w:webHidden/>
+              </w:rPr>
+              <w:fldChar w:fldCharType="begin"/>
+            </w:r>
+            <w:r>
+              <w:rPr>
+                <w:noProof/>
+                <w:webHidden/>
+              </w:rPr>
+              <w:instrText xml:space="preserve"> PAGEREF _Toc226016763 \h </w:instrText>
+            </w:r>
+            <w:r>
+              <w:rPr>
+                <w:noProof/>
+                <w:webHidden/>
+              </w:rPr>
+            </w:r>
+            <w:r>
+              <w:rPr>
+                <w:noProof/>
+                <w:webHidden/>
+              </w:rPr>
+              <w:fldChar w:fldCharType="separate"/>
+            </w:r>
+            <w:r>
+              <w:rPr>
+                <w:noProof/>
+                <w:webHidden/>
+              </w:rPr>
+              <w:t>12</w:t>
+            </w:r>
+            <w:r>
+              <w:rPr>
+                <w:noProof/>
+                <w:webHidden/>
+              </w:rPr>
+              <w:fldChar w:fldCharType="end"/>
+            </w:r>
+          </w:hyperlink>
+        </w:p>
+        <w:p>
+          <w:pPr>
+            <w:pStyle w:val="Sumrio2"/>
+            <w:rPr>
+              <w:rFonts w:asciiTheme="minorHAnsi" w:eastAsiaTheme="minorEastAsia" w:hAnsiTheme="minorHAnsi"/>
+              <w:noProof/>
+              <w:sz w:val="22"/>
+              <w:lang w:eastAsia="pt-BR"/>
+            </w:rPr>
+          </w:pPr>
+          <w:hyperlink w:anchor="_Toc226016764" w:history="1">
+            <w:r>
+              <w:rPr>
+                <w:rStyle w:val="Hyperlink"/>
+                <w:noProof/>
+              </w:rPr>
+              <w:t>1.5</w:t>
+            </w:r>
+            <w:r>
+              <w:rPr>
+                <w:rFonts w:asciiTheme="minorHAnsi" w:eastAsiaTheme="minorEastAsia" w:hAnsiTheme="minorHAnsi"/>
+                <w:noProof/>
+                <w:sz w:val="22"/>
+                <w:lang w:eastAsia="pt-BR"/>
+              </w:rPr>
+              <w:tab/>
+            </w:r>
+            <w:r>
+              <w:rPr>
+                <w:rStyle w:val="Hyperlink"/>
+                <w:noProof/>
+              </w:rPr>
+              <w:t>Resultados Esperados</w:t>
+            </w:r>
+            <w:r>
+              <w:rPr>
+                <w:noProof/>
+                <w:webHidden/>
+              </w:rPr>
+              <w:tab/>
+            </w:r>
+            <w:r>
+              <w:rPr>
+                <w:noProof/>
+                <w:webHidden/>
+              </w:rPr>
+              <w:fldChar w:fldCharType="begin"/>
+            </w:r>
+            <w:r>
+              <w:rPr>
+                <w:noProof/>
+                <w:webHidden/>
+              </w:rPr>
+              <w:instrText xml:space="preserve"> PAGEREF _Toc226016764 \h </w:instrText>
+            </w:r>
+            <w:r>
+              <w:rPr>
+                <w:noProof/>
+                <w:webHidden/>
+              </w:rPr>
+            </w:r>
+            <w:r>
+              <w:rPr>
+                <w:noProof/>
+                <w:webHidden/>
+              </w:rPr>
+              <w:fldChar w:fldCharType="separate"/>
+            </w:r>
+            <w:r>
+              <w:rPr>
+                <w:noProof/>
+                <w:webHidden/>
+              </w:rPr>
+              <w:t>12</w:t>
+            </w:r>
+            <w:r>
+              <w:rPr>
+                <w:noProof/>
+                <w:webHidden/>
+              </w:rPr>
+              <w:fldChar w:fldCharType="end"/>
+            </w:r>
+          </w:hyperlink>
+        </w:p>
+        <w:p>
+          <w:pPr>
+            <w:pStyle w:val="Sumrio1"/>
+            <w:rPr>
+              <w:rFonts w:asciiTheme="minorHAnsi" w:eastAsiaTheme="minorEastAsia" w:hAnsiTheme="minorHAnsi"/>
+              <w:noProof/>
+              <w:sz w:val="22"/>
+              <w:lang w:eastAsia="pt-BR"/>
+            </w:rPr>
+          </w:pPr>
+          <w:hyperlink w:anchor="_Toc226016765" w:history="1">
+            <w:r>
+              <w:rPr>
+                <w:rStyle w:val="Hyperlink"/>
+                <w:noProof/>
+              </w:rPr>
+              <w:t>2</w:t>
+            </w:r>
+            <w:r>
+              <w:rPr>
+                <w:rFonts w:asciiTheme="minorHAnsi" w:eastAsiaTheme="minorEastAsia" w:hAnsiTheme="minorHAnsi"/>
+                <w:noProof/>
+                <w:sz w:val="22"/>
+                <w:lang w:eastAsia="pt-BR"/>
+              </w:rPr>
+              <w:tab/>
+            </w:r>
+            <w:r>
+              <w:rPr>
+                <w:rStyle w:val="Hyperlink"/>
+                <w:noProof/>
+              </w:rPr>
+              <w:t>REFERENCIAL TEORICO</w:t>
+            </w:r>
+            <w:r>
+              <w:rPr>
+                <w:noProof/>
+                <w:webHidden/>
+              </w:rPr>
+              <w:tab/>
+            </w:r>
+            <w:r>
+              <w:rPr>
+                <w:noProof/>
+                <w:webHidden/>
+              </w:rPr>
+              <w:fldChar w:fldCharType="begin"/>
+            </w:r>
+            <w:r>
+              <w:rPr>
+                <w:noProof/>
+                <w:webHidden/>
+              </w:rPr>
+              <w:instrText xml:space="preserve"> PAGEREF _Toc226016765 \h </w:instrText>
+            </w:r>
+            <w:r>
+              <w:rPr>
+                <w:noProof/>
+                <w:webHidden/>
+              </w:rPr>
+            </w:r>
+            <w:r>
+              <w:rPr>
+                <w:noProof/>
+                <w:webHidden/>
+              </w:rPr>
+              <w:fldChar w:fldCharType="separate"/>
+            </w:r>
+            <w:r>
+              <w:rPr>
+                <w:noProof/>
+                <w:webHidden/>
+              </w:rPr>
+              <w:t>13</w:t>
+            </w:r>
+            <w:r>
+              <w:rPr>
+                <w:noProof/>
+                <w:webHidden/>
+              </w:rPr>
+              <w:fldChar w:fldCharType="end"/>
+            </w:r>
+          </w:hyperlink>
+        </w:p>
+        <w:p>
+          <w:pPr>
+            <w:pStyle w:val="Sumrio2"/>
+            <w:rPr>
+              <w:rFonts w:asciiTheme="minorHAnsi" w:eastAsiaTheme="minorEastAsia" w:hAnsiTheme="minorHAnsi"/>
+              <w:noProof/>
+              <w:sz w:val="22"/>
+              <w:lang w:eastAsia="pt-BR"/>
+            </w:rPr>
+          </w:pPr>
+          <w:hyperlink w:anchor="_Toc226016766" w:history="1">
+            <w:r>
+              <w:rPr>
+                <w:rStyle w:val="Hyperlink"/>
+                <w:noProof/>
+              </w:rPr>
+              <w:t>2.1</w:t>
+            </w:r>
+            <w:r>
+              <w:rPr>
+                <w:rFonts w:asciiTheme="minorHAnsi" w:eastAsiaTheme="minorEastAsia" w:hAnsiTheme="minorHAnsi"/>
+                <w:noProof/>
+                <w:sz w:val="22"/>
+                <w:lang w:eastAsia="pt-BR"/>
+              </w:rPr>
+              <w:tab/>
+            </w:r>
+            <w:r>
+              <w:rPr>
+                <w:rStyle w:val="Hyperlink"/>
+                <w:noProof/>
+              </w:rPr>
+              <w:t>Teste de nível 2</w:t>
+            </w:r>
+            <w:r>
+              <w:rPr>
+                <w:noProof/>
+                <w:webHidden/>
+              </w:rPr>
+              <w:tab/>
+            </w:r>
+            <w:r>
+              <w:rPr>
+                <w:noProof/>
+                <w:webHidden/>
+              </w:rPr>
+              <w:fldChar w:fldCharType="begin"/>
+            </w:r>
+            <w:r>
+              <w:rPr>
+                <w:noProof/>
+                <w:webHidden/>
+              </w:rPr>
+              <w:instrText xml:space="preserve"> PAGEREF _Toc226016766 \h </w:instrText>
+            </w:r>
+            <w:r>
+              <w:rPr>
+                <w:noProof/>
+                <w:webHidden/>
+              </w:rPr>
+            </w:r>
+            <w:r>
+              <w:rPr>
+                <w:noProof/>
+                <w:webHidden/>
+              </w:rPr>
+              <w:fldChar w:fldCharType="separate"/>
+            </w:r>
+            <w:r>
+              <w:rPr>
+                <w:noProof/>
+                <w:webHidden/>
+              </w:rPr>
+              <w:t>13</w:t>
+            </w:r>
+            <w:r>
+              <w:rPr>
+                <w:noProof/>
+                <w:webHidden/>
+              </w:rPr>
+              <w:fldChar w:fldCharType="end"/>
+            </w:r>
+          </w:hyperlink>
+        </w:p>
+        <w:p>
+          <w:pPr>
+            <w:pStyle w:val="Sumrio3"/>
+            <w:rPr>
+              <w:rFonts w:asciiTheme="minorHAnsi" w:eastAsiaTheme="minorEastAsia" w:hAnsiTheme="minorHAnsi"/>
+              <w:noProof/>
+              <w:sz w:val="22"/>
+              <w:lang w:eastAsia="pt-BR"/>
+            </w:rPr>
+          </w:pPr>
+          <w:hyperlink w:anchor="_Toc226016767" w:history="1">
+            <w:r>
+              <w:rPr>
+                <w:rStyle w:val="Hyperlink"/>
+                <w:noProof/>
+              </w:rPr>
+              <w:t>2.1.1</w:t>
+            </w:r>
+            <w:r>
+              <w:rPr>
+                <w:rFonts w:asciiTheme="minorHAnsi" w:eastAsiaTheme="minorEastAsia" w:hAnsiTheme="minorHAnsi"/>
+                <w:noProof/>
+                <w:sz w:val="22"/>
+                <w:lang w:eastAsia="pt-BR"/>
+              </w:rPr>
+              <w:tab/>
+            </w:r>
+            <w:r>
+              <w:rPr>
+                <w:rStyle w:val="Hyperlink"/>
+                <w:noProof/>
+              </w:rPr>
+              <w:t>Teste de nível 3</w:t>
+            </w:r>
+            <w:r>
+              <w:rPr>
+                <w:noProof/>
+                <w:webHidden/>
+              </w:rPr>
+              <w:tab/>
+            </w:r>
+            <w:r>
+              <w:rPr>
+                <w:noProof/>
+                <w:webHidden/>
+              </w:rPr>
+              <w:fldChar w:fldCharType="begin"/>
+            </w:r>
+            <w:r>
+              <w:rPr>
+                <w:noProof/>
+                <w:webHidden/>
+              </w:rPr>
+              <w:instrText xml:space="preserve"> PAGEREF _Toc226016767 \h </w:instrText>
+            </w:r>
+            <w:r>
+              <w:rPr>
+                <w:noProof/>
+                <w:webHidden/>
+              </w:rPr>
+            </w:r>
+            <w:r>
+              <w:rPr>
+                <w:noProof/>
+                <w:webHidden/>
+              </w:rPr>
+              <w:fldChar w:fldCharType="separate"/>
+            </w:r>
+            <w:r>
+              <w:rPr>
+                <w:noProof/>
+                <w:webHidden/>
+              </w:rPr>
+              <w:t>13</w:t>
+            </w:r>
+            <w:r>
+              <w:rPr>
+                <w:noProof/>
+                <w:webHidden/>
+              </w:rPr>
+              <w:fldChar w:fldCharType="end"/>
+            </w:r>
+          </w:hyperlink>
+        </w:p>
+        <w:p>
+          <w:pPr>
+            <w:pStyle w:val="Sumrio4"/>
+            <w:rPr>
+              <w:rFonts w:asciiTheme="minorHAnsi" w:eastAsiaTheme="minorEastAsia" w:hAnsiTheme="minorHAnsi"/>
+              <w:noProof/>
+              <w:sz w:val="22"/>
+              <w:lang w:eastAsia="pt-BR"/>
+            </w:rPr>
+          </w:pPr>
+          <w:hyperlink w:anchor="_Toc226016768" w:history="1">
+            <w:r>
+              <w:rPr>
+                <w:rStyle w:val="Hyperlink"/>
+                <w:noProof/>
+              </w:rPr>
+              <w:t>2.1.1.1</w:t>
+            </w:r>
+            <w:r>
+              <w:rPr>
+                <w:rFonts w:asciiTheme="minorHAnsi" w:eastAsiaTheme="minorEastAsia" w:hAnsiTheme="minorHAnsi"/>
+                <w:noProof/>
+                <w:sz w:val="22"/>
+                <w:lang w:eastAsia="pt-BR"/>
+              </w:rPr>
+              <w:tab/>
+            </w:r>
+            <w:r>
+              <w:rPr>
+                <w:rStyle w:val="Hyperlink"/>
+                <w:noProof/>
+              </w:rPr>
+              <w:t>Teste de nível 4</w:t>
+            </w:r>
+            <w:r>
+              <w:rPr>
+                <w:noProof/>
+                <w:webHidden/>
+              </w:rPr>
+              <w:tab/>
+            </w:r>
+            <w:r>
+              <w:rPr>
+                <w:noProof/>
+                <w:webHidden/>
+              </w:rPr>
+              <w:fldChar w:fldCharType="begin"/>
+            </w:r>
+            <w:r>
+              <w:rPr>
+                <w:noProof/>
+                <w:webHidden/>
+              </w:rPr>
+              <w:instrText xml:space="preserve"> PAGEREF _Toc226016768 \h </w:instrText>
+            </w:r>
+            <w:r>
+              <w:rPr>
+                <w:noProof/>
+                <w:webHidden/>
+              </w:rPr>
+            </w:r>
+            <w:r>
+              <w:rPr>
+                <w:noProof/>
+                <w:webHidden/>
+              </w:rPr>
+              <w:fldChar w:fldCharType="separate"/>
+            </w:r>
+            <w:r>
+              <w:rPr>
+                <w:noProof/>
+                <w:webHidden/>
+              </w:rPr>
+              <w:t>13</w:t>
+            </w:r>
+            <w:r>
+              <w:rPr>
+                <w:noProof/>
+                <w:webHidden/>
+              </w:rPr>
+              <w:fldChar w:fldCharType="end"/>
+            </w:r>
+          </w:hyperlink>
+        </w:p>
+        <w:p>
+          <w:pPr>
+            <w:pStyle w:val="Sumrio5"/>
+            <w:rPr>
+              <w:rFonts w:asciiTheme="minorHAnsi" w:eastAsiaTheme="minorEastAsia" w:hAnsiTheme="minorHAnsi"/>
+              <w:noProof/>
+              <w:sz w:val="22"/>
+              <w:lang w:eastAsia="pt-BR"/>
+            </w:rPr>
+          </w:pPr>
+          <w:hyperlink w:anchor="_Toc226016769" w:history="1">
+            <w:r>
+              <w:rPr>
+                <w:rStyle w:val="Hyperlink"/>
+                <w:noProof/>
+              </w:rPr>
+              <w:t>2.1.1.1.1</w:t>
+            </w:r>
+            <w:r>
+              <w:rPr>
+                <w:rFonts w:asciiTheme="minorHAnsi" w:eastAsiaTheme="minorEastAsia" w:hAnsiTheme="minorHAnsi"/>
+                <w:noProof/>
+                <w:sz w:val="22"/>
+                <w:lang w:eastAsia="pt-BR"/>
+              </w:rPr>
+              <w:tab/>
+            </w:r>
+            <w:r>
+              <w:rPr>
+                <w:rStyle w:val="Hyperlink"/>
+                <w:noProof/>
+                <w:shd w:val="clear" w:color="auto" w:fill="FFFFFF"/>
+              </w:rPr>
+              <w:t>Teste de nível 5</w:t>
+            </w:r>
+            <w:r>
+              <w:rPr>
+                <w:noProof/>
+                <w:webHidden/>
+              </w:rPr>
+              <w:tab/>
+            </w:r>
+            <w:r>
+              <w:rPr>
+                <w:noProof/>
+                <w:webHidden/>
+              </w:rPr>
+              <w:fldChar w:fldCharType="begin"/>
+            </w:r>
+            <w:r>
+              <w:rPr>
+                <w:noProof/>
+                <w:webHidden/>
+              </w:rPr>
+              <w:instrText xml:space="preserve"> PAGEREF _Toc226016769 \h </w:instrText>
+            </w:r>
+            <w:r>
+              <w:rPr>
+                <w:noProof/>
+                <w:webHidden/>
+              </w:rPr>
+            </w:r>
+            <w:r>
+              <w:rPr>
+                <w:noProof/>
+                <w:webHidden/>
+              </w:rPr>
+              <w:fldChar w:fldCharType="separate"/>
+            </w:r>
+            <w:r>
+              <w:rPr>
+                <w:noProof/>
+                <w:webHidden/>
+              </w:rPr>
+              <w:t>14</w:t>
+            </w:r>
+            <w:r>
+              <w:rPr>
+                <w:noProof/>
+                <w:webHidden/>
+              </w:rPr>
+              <w:fldChar w:fldCharType="end"/>
+            </w:r>
+          </w:hyperlink>
+        </w:p>
+        <w:p>
+          <w:pPr>
+            <w:pStyle w:val="Sumrio1"/>
+            <w:rPr>
+              <w:rFonts w:asciiTheme="minorHAnsi" w:eastAsiaTheme="minorEastAsia" w:hAnsiTheme="minorHAnsi"/>
+              <w:noProof/>
+              <w:sz w:val="22"/>
+              <w:lang w:eastAsia="pt-BR"/>
+            </w:rPr>
+          </w:pPr>
+          <w:hyperlink w:anchor="_Toc226016770" w:history="1">
+            <w:r>
+              <w:rPr>
+                <w:rStyle w:val="Hyperlink"/>
+                <w:noProof/>
+              </w:rPr>
+              <w:t>3</w:t>
+            </w:r>
+            <w:r>
+              <w:rPr>
+                <w:rFonts w:asciiTheme="minorHAnsi" w:eastAsiaTheme="minorEastAsia" w:hAnsiTheme="minorHAnsi"/>
+                <w:noProof/>
+                <w:sz w:val="22"/>
+                <w:lang w:eastAsia="pt-BR"/>
+              </w:rPr>
+              <w:tab/>
+            </w:r>
+            <w:r>
+              <w:rPr>
+                <w:rStyle w:val="Hyperlink"/>
+                <w:noProof/>
+              </w:rPr>
+              <w:t>IMERSÃO</w:t>
+            </w:r>
+            <w:r>
+              <w:rPr>
+                <w:noProof/>
+                <w:webHidden/>
+              </w:rPr>
+              <w:tab/>
+            </w:r>
+            <w:r>
+              <w:rPr>
+                <w:noProof/>
+                <w:webHidden/>
+              </w:rPr>
+              <w:fldChar w:fldCharType="begin"/>
+            </w:r>
+            <w:r>
+              <w:rPr>
+                <w:noProof/>
+                <w:webHidden/>
+              </w:rPr>
+              <w:instrText xml:space="preserve"> PAGEREF _Toc226016770 \h </w:instrText>
+            </w:r>
+            <w:r>
+              <w:rPr>
+                <w:noProof/>
+                <w:webHidden/>
+              </w:rPr>
+            </w:r>
+            <w:r>
+              <w:rPr>
+                <w:noProof/>
+                <w:webHidden/>
+              </w:rPr>
+              <w:fldChar w:fldCharType="separate"/>
+            </w:r>
+            <w:r>
+              <w:rPr>
+                <w:noProof/>
+                <w:webHidden/>
+              </w:rPr>
+              <w:t>15</w:t>
+            </w:r>
+            <w:r>
+              <w:rPr>
+                <w:noProof/>
+                <w:webHidden/>
+              </w:rPr>
+              <w:fldChar w:fldCharType="end"/>
+            </w:r>
+          </w:hyperlink>
+        </w:p>
+        <w:p>
+          <w:pPr>
+            <w:pStyle w:val="Sumrio2"/>
+            <w:rPr>
+              <w:rFonts w:asciiTheme="minorHAnsi" w:eastAsiaTheme="minorEastAsia" w:hAnsiTheme="minorHAnsi"/>
+              <w:noProof/>
+              <w:sz w:val="22"/>
+              <w:lang w:eastAsia="pt-BR"/>
+            </w:rPr>
+          </w:pPr>
+          <w:hyperlink w:anchor="_Toc226016771" w:history="1">
+            <w:r>
+              <w:rPr>
+                <w:rStyle w:val="Hyperlink"/>
+                <w:noProof/>
+              </w:rPr>
+              <w:t>3.1</w:t>
+            </w:r>
+            <w:r>
+              <w:rPr>
+                <w:rFonts w:asciiTheme="minorHAnsi" w:eastAsiaTheme="minorEastAsia" w:hAnsiTheme="minorHAnsi"/>
+                <w:noProof/>
+                <w:sz w:val="22"/>
+                <w:lang w:eastAsia="pt-BR"/>
+              </w:rPr>
+              <w:tab/>
+            </w:r>
+            <w:r>
+              <w:rPr>
+                <w:rStyle w:val="Hyperlink"/>
+                <w:noProof/>
+              </w:rPr>
+              <w:t>Caderno de sensibilidade</w:t>
+            </w:r>
+            <w:r>
+              <w:rPr>
+                <w:noProof/>
+                <w:webHidden/>
+              </w:rPr>
+              <w:tab/>
+            </w:r>
+            <w:r>
+              <w:rPr>
+                <w:noProof/>
+                <w:webHidden/>
+              </w:rPr>
+              <w:fldChar w:fldCharType="begin"/>
+            </w:r>
+            <w:r>
+              <w:rPr>
+                <w:noProof/>
+                <w:webHidden/>
+              </w:rPr>
+              <w:instrText xml:space="preserve"> PAGEREF _Toc226016771 \h </w:instrText>
+            </w:r>
+            <w:r>
+              <w:rPr>
+                <w:noProof/>
+                <w:webHidden/>
+              </w:rPr>
+            </w:r>
+            <w:r>
+              <w:rPr>
+                <w:noProof/>
+                <w:webHidden/>
+              </w:rPr>
+              <w:fldChar w:fldCharType="separate"/>
+            </w:r>
+            <w:r>
+              <w:rPr>
+                <w:noProof/>
+                <w:webHidden/>
+              </w:rPr>
+              <w:t>15</w:t>
+            </w:r>
+            <w:r>
+              <w:rPr>
+                <w:noProof/>
+                <w:webHidden/>
+              </w:rPr>
+              <w:fldChar w:fldCharType="end"/>
+            </w:r>
+          </w:hyperlink>
+        </w:p>
+        <w:p>
+          <w:pPr>
+            <w:pStyle w:val="Sumrio1"/>
+            <w:rPr>
+              <w:rFonts w:asciiTheme="minorHAnsi" w:eastAsiaTheme="minorEastAsia" w:hAnsiTheme="minorHAnsi"/>
+              <w:noProof/>
+              <w:sz w:val="22"/>
+              <w:lang w:eastAsia="pt-BR"/>
+            </w:rPr>
+          </w:pPr>
+          <w:hyperlink w:anchor="_Toc226016772" w:history="1">
+            <w:r>
+              <w:rPr>
+                <w:rStyle w:val="Hyperlink"/>
+                <w:noProof/>
+              </w:rPr>
+              <w:t>4</w:t>
+            </w:r>
+            <w:r>
+              <w:rPr>
+                <w:rFonts w:asciiTheme="minorHAnsi" w:eastAsiaTheme="minorEastAsia" w:hAnsiTheme="minorHAnsi"/>
+                <w:noProof/>
+                <w:sz w:val="22"/>
+                <w:lang w:eastAsia="pt-BR"/>
+              </w:rPr>
+              <w:tab/>
+            </w:r>
+            <w:r>
+              <w:rPr>
+                <w:rStyle w:val="Hyperlink"/>
+                <w:noProof/>
+              </w:rPr>
+              <w:t>ANÁLISE E SINTESE</w:t>
+            </w:r>
+            <w:r>
+              <w:rPr>
+                <w:noProof/>
+                <w:webHidden/>
+              </w:rPr>
+              <w:tab/>
+            </w:r>
+            <w:r>
+              <w:rPr>
+                <w:noProof/>
+                <w:webHidden/>
+              </w:rPr>
+              <w:fldChar w:fldCharType="begin"/>
+            </w:r>
+            <w:r>
+              <w:rPr>
+                <w:noProof/>
+                <w:webHidden/>
+              </w:rPr>
+              <w:instrText xml:space="preserve"> PAGEREF _Toc226016772 \h </w:instrText>
+            </w:r>
+            <w:r>
+              <w:rPr>
+                <w:noProof/>
+                <w:webHidden/>
+              </w:rPr>
+            </w:r>
+            <w:r>
+              <w:rPr>
+                <w:noProof/>
+                <w:webHidden/>
+              </w:rPr>
+              <w:fldChar w:fldCharType="separate"/>
+            </w:r>
+            <w:r>
+              <w:rPr>
+                <w:noProof/>
+                <w:webHidden/>
+              </w:rPr>
+              <w:t>16</w:t>
+            </w:r>
+            <w:r>
+              <w:rPr>
+                <w:noProof/>
+                <w:webHidden/>
+              </w:rPr>
+              <w:fldChar w:fldCharType="end"/>
+            </w:r>
+          </w:hyperlink>
+        </w:p>
+        <w:p>
+          <w:pPr>
+            <w:pStyle w:val="Sumrio2"/>
+            <w:rPr>
+              <w:rFonts w:asciiTheme="minorHAnsi" w:eastAsiaTheme="minorEastAsia" w:hAnsiTheme="minorHAnsi"/>
+              <w:noProof/>
+              <w:sz w:val="22"/>
+              <w:lang w:eastAsia="pt-BR"/>
+            </w:rPr>
+          </w:pPr>
+          <w:hyperlink w:anchor="_Toc226016773" w:history="1">
+            <w:r>
+              <w:rPr>
+                <w:rStyle w:val="Hyperlink"/>
+                <w:noProof/>
+              </w:rPr>
+              <w:t>4.1</w:t>
+            </w:r>
+            <w:r>
+              <w:rPr>
+                <w:rFonts w:asciiTheme="minorHAnsi" w:eastAsiaTheme="minorEastAsia" w:hAnsiTheme="minorHAnsi"/>
+                <w:noProof/>
+                <w:sz w:val="22"/>
+                <w:lang w:eastAsia="pt-BR"/>
+              </w:rPr>
+              <w:tab/>
+            </w:r>
+            <w:r>
+              <w:rPr>
+                <w:rStyle w:val="Hyperlink"/>
+                <w:noProof/>
+              </w:rPr>
+              <w:t>Brainstorm</w:t>
+            </w:r>
+            <w:r>
+              <w:rPr>
+                <w:noProof/>
+                <w:webHidden/>
+              </w:rPr>
+              <w:tab/>
+            </w:r>
+            <w:r>
+              <w:rPr>
+                <w:noProof/>
+                <w:webHidden/>
+              </w:rPr>
+              <w:fldChar w:fldCharType="begin"/>
+            </w:r>
+            <w:r>
+              <w:rPr>
+                <w:noProof/>
+                <w:webHidden/>
+              </w:rPr>
+              <w:instrText xml:space="preserve"> PAGEREF _Toc226016773 \h </w:instrText>
+            </w:r>
+            <w:r>
+              <w:rPr>
+                <w:noProof/>
+                <w:webHidden/>
+              </w:rPr>
+            </w:r>
+            <w:r>
+              <w:rPr>
+                <w:noProof/>
+                <w:webHidden/>
+              </w:rPr>
+              <w:fldChar w:fldCharType="separate"/>
+            </w:r>
+            <w:r>
+              <w:rPr>
+                <w:noProof/>
+                <w:webHidden/>
+              </w:rPr>
+              <w:t>16</w:t>
+            </w:r>
+            <w:r>
+              <w:rPr>
+                <w:noProof/>
+                <w:webHidden/>
+              </w:rPr>
+              <w:fldChar w:fldCharType="end"/>
+            </w:r>
+          </w:hyperlink>
+        </w:p>
+        <w:p>
+          <w:pPr>
+            <w:pStyle w:val="Sumrio2"/>
+            <w:rPr>
+              <w:rFonts w:asciiTheme="minorHAnsi" w:eastAsiaTheme="minorEastAsia" w:hAnsiTheme="minorHAnsi"/>
+              <w:noProof/>
+              <w:sz w:val="22"/>
+              <w:lang w:eastAsia="pt-BR"/>
+            </w:rPr>
+          </w:pPr>
+          <w:hyperlink w:anchor="_Toc226016774" w:history="1">
+            <w:r>
+              <w:rPr>
+                <w:rStyle w:val="Hyperlink"/>
+                <w:noProof/>
+              </w:rPr>
+              <w:t>4.2</w:t>
+            </w:r>
+            <w:r>
+              <w:rPr>
+                <w:rFonts w:asciiTheme="minorHAnsi" w:eastAsiaTheme="minorEastAsia" w:hAnsiTheme="minorHAnsi"/>
+                <w:noProof/>
+                <w:sz w:val="22"/>
+                <w:lang w:eastAsia="pt-BR"/>
+              </w:rPr>
+              <w:tab/>
+            </w:r>
+            <w:r>
+              <w:rPr>
+                <w:rStyle w:val="Hyperlink"/>
+                <w:noProof/>
+              </w:rPr>
+              <w:t>Persona</w:t>
+            </w:r>
+            <w:r>
+              <w:rPr>
+                <w:noProof/>
+                <w:webHidden/>
+              </w:rPr>
+              <w:tab/>
+            </w:r>
+            <w:r>
+              <w:rPr>
+                <w:noProof/>
+                <w:webHidden/>
+              </w:rPr>
+              <w:fldChar w:fldCharType="begin"/>
+            </w:r>
+            <w:r>
+              <w:rPr>
+                <w:noProof/>
+                <w:webHidden/>
+              </w:rPr>
+              <w:instrText xml:space="preserve"> PAGEREF _Toc226016774 \h </w:instrText>
+            </w:r>
+            <w:r>
+              <w:rPr>
+                <w:noProof/>
+                <w:webHidden/>
+              </w:rPr>
+            </w:r>
+            <w:r>
+              <w:rPr>
+                <w:noProof/>
+                <w:webHidden/>
+              </w:rPr>
+              <w:fldChar w:fldCharType="separate"/>
+            </w:r>
+            <w:r>
+              <w:rPr>
+                <w:noProof/>
+                <w:webHidden/>
+              </w:rPr>
+              <w:t>16</w:t>
+            </w:r>
+            <w:r>
+              <w:rPr>
+                <w:noProof/>
+                <w:webHidden/>
+              </w:rPr>
+              <w:fldChar w:fldCharType="end"/>
+            </w:r>
+          </w:hyperlink>
+        </w:p>
+        <w:p>
+          <w:r>
+            <w:fldChar w:fldCharType="end"/>
+          </w:r>
+        </w:p>
+      </w:sdtContent>
+    </w:sdt>
     <w:p>
       <w:pPr>
         <w:rPr>
@@ -583,10 +2125,12 @@
       <w:pPr>
         <w:pStyle w:val="Ttulo1"/>
       </w:pPr>
+      <w:bookmarkStart w:id="0" w:name="_Toc226016757"/>
       <w:r>
         <w:lastRenderedPageBreak/>
         <w:t>INTRODUÇÃO</w:t>
       </w:r>
+      <w:bookmarkEnd w:id="0"/>
     </w:p>
     <w:p>
       <w:pPr>
@@ -616,9 +2160,11 @@
       <w:pPr>
         <w:pStyle w:val="Ttulo2"/>
       </w:pPr>
+      <w:bookmarkStart w:id="1" w:name="_Toc226016758"/>
       <w:r>
         <w:t>Problemática</w:t>
       </w:r>
+      <w:bookmarkEnd w:id="1"/>
     </w:p>
     <w:p>
       <w:pPr>
@@ -641,9 +2187,11 @@
       <w:pPr>
         <w:pStyle w:val="Ttulo2"/>
       </w:pPr>
+      <w:bookmarkStart w:id="2" w:name="_Toc226016759"/>
       <w:r>
         <w:t>Justificativa</w:t>
       </w:r>
+      <w:bookmarkEnd w:id="2"/>
     </w:p>
     <w:p>
       <w:pPr>
@@ -666,10 +2214,11 @@
       <w:pPr>
         <w:pStyle w:val="Ttulo2"/>
       </w:pPr>
-      <w:r>
-        <w:lastRenderedPageBreak/>
+      <w:bookmarkStart w:id="3" w:name="_Toc226016760"/>
+      <w:r>
         <w:t>Objetivo</w:t>
       </w:r>
+      <w:bookmarkEnd w:id="3"/>
     </w:p>
     <w:p>
       <w:pPr>
@@ -693,57 +2242,11 @@
       <w:pPr>
         <w:pStyle w:val="Ttulo3"/>
       </w:pPr>
+      <w:bookmarkStart w:id="4" w:name="_Toc226016761"/>
       <w:r>
         <w:t>Objetivo Geral</w:t>
       </w:r>
-    </w:p>
-    <w:p>
-      <w:pPr>
-        <w:pStyle w:val="Ttulo4"/>
-      </w:pPr>
-      <w:r>
-        <w:t>Teste nível 4</w:t>
-      </w:r>
-    </w:p>
-    <w:p>
-      <w:pPr>
-        <w:pStyle w:val="Ttulo5"/>
-      </w:pPr>
-      <w:r>
-        <w:t>Teste nível 5</w:t>
-      </w:r>
-    </w:p>
-    <w:p>
-      <w:pPr>
-        <w:pStyle w:val="Ttulo3"/>
-      </w:pPr>
-      <w:r>
-        <w:t>Objetivos Específicos</w:t>
-      </w:r>
-    </w:p>
-    <w:p>
-      <w:pPr>
-        <w:pStyle w:val="Ttulo4"/>
-      </w:pPr>
-      <w:r>
-        <w:t>Teste nível 4</w:t>
-      </w:r>
-    </w:p>
-    <w:p>
-      <w:pPr>
-        <w:pStyle w:val="Ttulo5"/>
-      </w:pPr>
-      <w:r>
-        <w:t>Teste nível 5</w:t>
-      </w:r>
-    </w:p>
-    <w:p>
-      <w:pPr>
-        <w:pStyle w:val="Ttulo2"/>
-      </w:pPr>
-      <w:r>
-        <w:t>Metodologia</w:t>
-      </w:r>
+      <w:bookmarkEnd w:id="4"/>
     </w:p>
     <w:p>
       <w:pPr>
@@ -759,6 +2262,44 @@
           <w:szCs w:val="21"/>
           <w:shd w:val="clear" w:color="auto" w:fill="FFFFFF"/>
         </w:rPr>
+        <w:t xml:space="preserve">t is a long established fact that a reader will be distracted by the readable content of a page when looking at its layout. The point of using Lorem Ipsum is that it has a more-or-less normal distribution of letters, as opposed to using 'Content here, content </w:t>
+      </w:r>
+      <w:r>
+        <w:rPr>
+          <w:rFonts w:ascii="Open Sans" w:hAnsi="Open Sans" w:cs="Open Sans"/>
+          <w:color w:val="000000"/>
+          <w:sz w:val="21"/>
+          <w:szCs w:val="21"/>
+          <w:shd w:val="clear" w:color="auto" w:fill="FFFFFF"/>
+        </w:rPr>
+        <w:lastRenderedPageBreak/>
+        <w:t>here', making it look like readable English. Many desktop publishing packages and web page editors now use Lorem Ipsum as their default model text, and a search for 'lorem ipsum' will uncover many web sites still in their infancy. Various versions have evolved over the years, sometimes by accident, sometimes on purpose (injected humour and the like).</w:t>
+      </w:r>
+    </w:p>
+    <w:p>
+      <w:pPr>
+        <w:pStyle w:val="Ttulo3"/>
+      </w:pPr>
+      <w:bookmarkStart w:id="5" w:name="_Toc226016762"/>
+      <w:r>
+        <w:t>Objetivos Específicos</w:t>
+      </w:r>
+      <w:bookmarkEnd w:id="5"/>
+    </w:p>
+    <w:p>
+      <w:pPr>
+        <w:rPr>
+          <w:shd w:val="clear" w:color="auto" w:fill="FFFFFF"/>
+        </w:rPr>
+      </w:pPr>
+      <w:r>
+        <w:rPr>
+          <w:rFonts w:ascii="Open Sans" w:hAnsi="Open Sans" w:cs="Open Sans"/>
+          <w:color w:val="000000"/>
+          <w:sz w:val="21"/>
+          <w:szCs w:val="21"/>
+          <w:shd w:val="clear" w:color="auto" w:fill="FFFFFF"/>
+        </w:rPr>
         <w:t>t is a long established fact that a reader will be distracted by the readable content of a page when looking at its layout. The point of using Lorem Ipsum is that it has a more-or-less normal distribution of letters, as opposed to using 'Content here, content here', making it look like readable English. Many desktop publishing packages and web page editors now use Lorem Ipsum as their default model text, and a search for 'lorem ipsum' will uncover many web sites still in their infancy. Various versions have evolved over the years, sometimes by accident, sometimes on purpose (injected humour and the like).</w:t>
       </w:r>
     </w:p>
@@ -767,67 +2308,209 @@
       <w:pPr>
         <w:pStyle w:val="Ttulo2"/>
       </w:pPr>
-      <w:r>
-        <w:lastRenderedPageBreak/>
+      <w:bookmarkStart w:id="6" w:name="_Toc226016763"/>
+      <w:r>
+        <w:t>Metodologia</w:t>
+      </w:r>
+      <w:bookmarkEnd w:id="6"/>
+    </w:p>
+    <w:p>
+      <w:pPr>
+        <w:rPr>
+          <w:shd w:val="clear" w:color="auto" w:fill="FFFFFF"/>
+        </w:rPr>
+      </w:pPr>
+      <w:r>
+        <w:rPr>
+          <w:rFonts w:ascii="Open Sans" w:hAnsi="Open Sans" w:cs="Open Sans"/>
+          <w:color w:val="000000"/>
+          <w:sz w:val="21"/>
+          <w:szCs w:val="21"/>
+          <w:shd w:val="clear" w:color="auto" w:fill="FFFFFF"/>
+        </w:rPr>
+        <w:t>t is a long established fact that a reader will be distracted by the readable content of a page when looking at its layout. The point of using Lorem Ipsum is that it has a more-or-less normal distribution of letters, as opposed to using 'Content here, content here', making it look like readable English. Many desktop publishing packages and web page editors now use Lorem Ipsum as their default model text, and a search for 'lorem ipsum' will uncover many web sites still in their infancy. Various versions have evolved over the years, sometimes by accident, sometimes on purpose (injected humour and the like).</w:t>
+      </w:r>
+    </w:p>
+    <w:p/>
+    <w:p>
+      <w:pPr>
+        <w:pStyle w:val="Ttulo2"/>
+      </w:pPr>
+      <w:bookmarkStart w:id="7" w:name="_Toc226016764"/>
+      <w:r>
         <w:t>Res</w:t>
       </w:r>
       <w:r>
         <w:t>ultados Esperados</w:t>
       </w:r>
-    </w:p>
-    <w:p/>
-    <w:p>
-      <w:pPr>
-        <w:rPr>
-          <w:shd w:val="clear" w:color="auto" w:fill="FFFFFF"/>
-        </w:rPr>
-      </w:pPr>
-      <w:r>
-        <w:rPr>
-          <w:shd w:val="clear" w:color="auto" w:fill="FFFFFF"/>
-        </w:rPr>
-        <w:br w:type="page"/>
-      </w:r>
+      <w:bookmarkEnd w:id="7"/>
+    </w:p>
+    <w:p>
+      <w:pPr>
+        <w:rPr>
+          <w:rFonts w:ascii="Open Sans" w:hAnsi="Open Sans" w:cs="Open Sans"/>
+          <w:color w:val="000000"/>
+          <w:sz w:val="21"/>
+          <w:szCs w:val="21"/>
+          <w:shd w:val="clear" w:color="auto" w:fill="FFFFFF"/>
+        </w:rPr>
+      </w:pPr>
+      <w:r>
+        <w:rPr>
+          <w:rFonts w:ascii="Open Sans" w:hAnsi="Open Sans" w:cs="Open Sans"/>
+          <w:color w:val="000000"/>
+          <w:sz w:val="21"/>
+          <w:szCs w:val="21"/>
+          <w:shd w:val="clear" w:color="auto" w:fill="FFFFFF"/>
+        </w:rPr>
+        <w:t>t is a long established fact that a reader will be distracted by the readable content of a page when looking at its layout. The point of using Lorem Ipsum is that it has a more-or-less normal distribution of letters, as opposed to using 'Content here, content here', making it look like readable English. Many desktop publishing packages and web page editors now use Lorem Ipsum as their default model text, and a search for 'lorem ipsum' will uncover many web sites still in their infancy. Various versions have evolved over the years, sometimes by accident, sometimes on purpose (injected humour and the like).</w:t>
+      </w:r>
+    </w:p>
+    <w:p>
+      <w:pPr>
+        <w:rPr>
+          <w:shd w:val="clear" w:color="auto" w:fill="FFFFFF"/>
+        </w:rPr>
+      </w:pPr>
+      <w:r>
+        <w:rPr>
+          <w:rFonts w:ascii="Open Sans" w:hAnsi="Open Sans" w:cs="Open Sans"/>
+          <w:color w:val="000000"/>
+          <w:sz w:val="21"/>
+          <w:szCs w:val="21"/>
+          <w:shd w:val="clear" w:color="auto" w:fill="FFFFFF"/>
+        </w:rPr>
+        <w:t>t is a long established fact that a reader will be distracted by the readable content of a page when looking at its layout. The point of using Lorem Ipsum is that it has a more-or-less normal distribution of letters, as opposed to using 'Content here, content here', making it look like readable English. Many desktop publishing packages and web page editors now use Lorem Ipsum as their default model text, and a search for 'lorem ipsum' will uncover many web sites still in their infancy. Various versions have evolved over the years, sometimes by accident, sometimes on purpose (injected humour and the like).</w:t>
+      </w:r>
+    </w:p>
+    <w:p>
+      <w:pPr>
+        <w:rPr>
+          <w:shd w:val="clear" w:color="auto" w:fill="FFFFFF"/>
+        </w:rPr>
+      </w:pPr>
+    </w:p>
+    <w:p>
+      <w:pPr>
+        <w:ind w:firstLine="0"/>
+        <w:rPr>
+          <w:shd w:val="clear" w:color="auto" w:fill="FFFFFF"/>
+        </w:rPr>
+      </w:pPr>
     </w:p>
     <w:p>
       <w:pPr>
         <w:pStyle w:val="Ttulo1"/>
       </w:pPr>
+      <w:bookmarkStart w:id="8" w:name="_Toc226016765"/>
       <w:r>
         <w:lastRenderedPageBreak/>
         <w:t>REFERENCIAL TEORICO</w:t>
       </w:r>
-    </w:p>
+      <w:bookmarkEnd w:id="8"/>
+    </w:p>
+    <w:p>
+      <w:pPr>
+        <w:rPr>
+          <w:shd w:val="clear" w:color="auto" w:fill="FFFFFF"/>
+        </w:rPr>
+      </w:pPr>
+      <w:r>
+        <w:rPr>
+          <w:rFonts w:ascii="Open Sans" w:hAnsi="Open Sans" w:cs="Open Sans"/>
+          <w:color w:val="000000"/>
+          <w:sz w:val="21"/>
+          <w:szCs w:val="21"/>
+          <w:shd w:val="clear" w:color="auto" w:fill="FFFFFF"/>
+        </w:rPr>
+        <w:t>t is a long established fact that a reader will be distracted by the readable content of a page when looking at its layout. The point of using Lorem Ipsum is that it has a more-or-less normal distribution of letters, as opposed to using 'Content here, content here', making it look like readable English. Many desktop publishing packages and web page editors now use Lorem Ipsum as their default model text, and a search for 'lorem ipsum' will uncover many web sites still in their infancy. Various versions have evolved over the years, sometimes by accident, sometimes on purpose (injected humour and the like).</w:t>
+      </w:r>
+    </w:p>
+    <w:p/>
     <w:p>
       <w:pPr>
         <w:pStyle w:val="Ttulo2"/>
       </w:pPr>
+      <w:bookmarkStart w:id="9" w:name="_Toc226016766"/>
       <w:r>
         <w:t>Teste de nível 2</w:t>
       </w:r>
-    </w:p>
+      <w:bookmarkEnd w:id="9"/>
+    </w:p>
+    <w:p>
+      <w:pPr>
+        <w:rPr>
+          <w:shd w:val="clear" w:color="auto" w:fill="FFFFFF"/>
+        </w:rPr>
+      </w:pPr>
+      <w:r>
+        <w:rPr>
+          <w:rFonts w:ascii="Open Sans" w:hAnsi="Open Sans" w:cs="Open Sans"/>
+          <w:color w:val="000000"/>
+          <w:sz w:val="21"/>
+          <w:szCs w:val="21"/>
+          <w:shd w:val="clear" w:color="auto" w:fill="FFFFFF"/>
+        </w:rPr>
+        <w:t>t is a long established fact that a reader will be distracted by the readable content of a page when looking at its layout. The point of using Lorem Ipsum is that it has a more-or-less normal distribution of letters, as opposed to using 'Content here, content here', making it look like readable English. Many desktop publishing packages and web page editors now use Lorem Ipsum as their default model text, and a search for 'lorem ipsum' will uncover many web sites still in their infancy. Various versions have evolved over the years, sometimes by accident, sometimes on purpose (injected humour and the like).</w:t>
+      </w:r>
+    </w:p>
+    <w:p/>
     <w:p>
       <w:pPr>
         <w:pStyle w:val="Ttulo3"/>
       </w:pPr>
+      <w:bookmarkStart w:id="10" w:name="_Toc226016767"/>
       <w:r>
         <w:t>Teste de nível 3</w:t>
       </w:r>
-    </w:p>
+      <w:bookmarkEnd w:id="10"/>
+    </w:p>
+    <w:p>
+      <w:pPr>
+        <w:rPr>
+          <w:shd w:val="clear" w:color="auto" w:fill="FFFFFF"/>
+        </w:rPr>
+      </w:pPr>
+      <w:r>
+        <w:rPr>
+          <w:rFonts w:ascii="Open Sans" w:hAnsi="Open Sans" w:cs="Open Sans"/>
+          <w:color w:val="000000"/>
+          <w:sz w:val="21"/>
+          <w:szCs w:val="21"/>
+          <w:shd w:val="clear" w:color="auto" w:fill="FFFFFF"/>
+        </w:rPr>
+        <w:t>t is a long established fact that a reader will be distracted by the readable content of a page when looking at its layout. The point of using Lorem Ipsum is that it has a more-or-less normal distribution of letters, as opposed to using 'Content here, content here', making it look like readable English. Many desktop publishing packages and web page editors now use Lorem Ipsum as their default model text, and a search for 'lorem ipsum' will uncover many web sites still in their infancy. Various versions have evolved over the years, sometimes by accident, sometimes on purpose (injected humour and the like).</w:t>
+      </w:r>
+    </w:p>
+    <w:p/>
     <w:p>
       <w:pPr>
         <w:pStyle w:val="Ttulo4"/>
-        <w:rPr>
-          <w:shd w:val="clear" w:color="auto" w:fill="FFFFFF"/>
-        </w:rPr>
-      </w:pPr>
-      <w:r>
-        <w:rPr>
-          <w:shd w:val="clear" w:color="auto" w:fill="FFFFFF"/>
-        </w:rPr>
+      </w:pPr>
+      <w:bookmarkStart w:id="11" w:name="_Toc226016768"/>
+      <w:r>
         <w:t>Teste de nível 4</w:t>
       </w:r>
-    </w:p>
+      <w:bookmarkEnd w:id="11"/>
+    </w:p>
+    <w:p>
+      <w:pPr>
+        <w:rPr>
+          <w:shd w:val="clear" w:color="auto" w:fill="FFFFFF"/>
+        </w:rPr>
+      </w:pPr>
+      <w:r>
+        <w:rPr>
+          <w:rFonts w:ascii="Open Sans" w:hAnsi="Open Sans" w:cs="Open Sans"/>
+          <w:color w:val="000000"/>
+          <w:sz w:val="21"/>
+          <w:szCs w:val="21"/>
+          <w:shd w:val="clear" w:color="auto" w:fill="FFFFFF"/>
+        </w:rPr>
+        <w:t>t is a long established fact that a reader will be distracted by the readable content of a page when looking at its layout. The point of using Lorem Ipsum is that it has a more-or-less normal distribution of letters, as opposed to using 'Content here, content here', making it look like readable English. Many desktop publishing packages and web page editors now use Lorem Ipsum as their default model text, and a search for 'lorem ipsum' will uncover many web sites still in their infancy. Various versions have evolved over the years, sometimes by accident, sometimes on purpose (injected humour and the like).</w:t>
+      </w:r>
+    </w:p>
+    <w:p/>
     <w:p>
       <w:pPr>
         <w:pStyle w:val="Ttulo5"/>
@@ -835,17 +2518,194 @@
           <w:shd w:val="clear" w:color="auto" w:fill="FFFFFF"/>
         </w:rPr>
       </w:pPr>
-      <w:bookmarkStart w:id="0" w:name="_GoBack"/>
-      <w:r>
-        <w:rPr>
-          <w:shd w:val="clear" w:color="auto" w:fill="FFFFFF"/>
-        </w:rPr>
+      <w:bookmarkStart w:id="12" w:name="_Toc226016769"/>
+      <w:r>
+        <w:rPr>
+          <w:shd w:val="clear" w:color="auto" w:fill="FFFFFF"/>
+        </w:rPr>
+        <w:lastRenderedPageBreak/>
         <w:t>Teste de nível 5</w:t>
       </w:r>
-    </w:p>
-    <w:bookmarkEnd w:id="0"/>
-    <w:p>
-      <w:pPr>
+      <w:bookmarkEnd w:id="12"/>
+    </w:p>
+    <w:p>
+      <w:pPr>
+        <w:rPr>
+          <w:rFonts w:ascii="Open Sans" w:hAnsi="Open Sans" w:cs="Open Sans"/>
+          <w:color w:val="000000"/>
+          <w:sz w:val="21"/>
+          <w:szCs w:val="21"/>
+          <w:shd w:val="clear" w:color="auto" w:fill="FFFFFF"/>
+        </w:rPr>
+      </w:pPr>
+      <w:r>
+        <w:rPr>
+          <w:rFonts w:ascii="Open Sans" w:hAnsi="Open Sans" w:cs="Open Sans"/>
+          <w:color w:val="000000"/>
+          <w:sz w:val="21"/>
+          <w:szCs w:val="21"/>
+          <w:shd w:val="clear" w:color="auto" w:fill="FFFFFF"/>
+        </w:rPr>
+        <w:t>t is a long established fact that a reader will be distracted by the readable content of a page when looking at its layout. The point of using Lorem Ipsum is that it has a more-or-less normal distribution of letters, as opposed to using 'Content here, content here', making it look like readable English. Many desktop publishing packages and web page editors now use Lorem Ipsum as their default model text, and a search for 'lorem ipsum' will uncover many web sites still in their infancy. Various versions have evolved over the years, sometimes by accident, sometimes on purpose (injected humour and the like).</w:t>
+      </w:r>
+    </w:p>
+    <w:p>
+      <w:pPr>
+        <w:spacing w:after="160" w:line="259" w:lineRule="auto"/>
+        <w:ind w:firstLine="0"/>
+        <w:jc w:val="left"/>
+        <w:rPr>
+          <w:rFonts w:ascii="Open Sans" w:hAnsi="Open Sans" w:cs="Open Sans"/>
+          <w:color w:val="000000"/>
+          <w:sz w:val="21"/>
+          <w:szCs w:val="21"/>
+          <w:shd w:val="clear" w:color="auto" w:fill="FFFFFF"/>
+        </w:rPr>
+      </w:pPr>
+      <w:r>
+        <w:rPr>
+          <w:rFonts w:ascii="Open Sans" w:hAnsi="Open Sans" w:cs="Open Sans"/>
+          <w:color w:val="000000"/>
+          <w:sz w:val="21"/>
+          <w:szCs w:val="21"/>
+          <w:shd w:val="clear" w:color="auto" w:fill="FFFFFF"/>
+        </w:rPr>
+        <w:br w:type="page"/>
+      </w:r>
+    </w:p>
+    <w:p>
+      <w:pPr>
+        <w:pStyle w:val="Ttulo1"/>
+      </w:pPr>
+      <w:bookmarkStart w:id="13" w:name="_Toc226016770"/>
+      <w:r>
+        <w:lastRenderedPageBreak/>
+        <w:t>IMERSÃO</w:t>
+      </w:r>
+      <w:bookmarkEnd w:id="13"/>
+    </w:p>
+    <w:p>
+      <w:pPr>
+        <w:pStyle w:val="Ttulo2"/>
+      </w:pPr>
+      <w:bookmarkStart w:id="14" w:name="_Toc226016771"/>
+      <w:r>
+        <w:t>A imersão no Design Thinking pode ser compreendida como um processo em que o indivíduo se envolve profundamente em uma atividade, atingindo alto nível de concentração e engajamento. Esse estado, denominado flow, ocorre quando há equilíbrio entre os desafios propostos e as habilidades do indivíduo, favorecendo foco e satisfação. Além disso, o feedback imediato contribui para manter esse envolvimento, evitando sensações de ansiedade ou tédio. Dessa forma, há uma alteração na percepção de tempo e espaço, evidenciando a intensidade da experiência (VIEIRA, 2025).</w:t>
+      </w:r>
+      <w:r>
+        <w:t>Caderno de sensibilidade</w:t>
+      </w:r>
+      <w:bookmarkEnd w:id="14"/>
+    </w:p>
+    <w:p>
+      <w:pPr>
+        <w:spacing w:after="160" w:line="259" w:lineRule="auto"/>
+        <w:ind w:firstLine="0"/>
+        <w:jc w:val="left"/>
+        <w:rPr>
+          <w:rFonts w:eastAsiaTheme="majorEastAsia" w:cstheme="majorBidi"/>
+          <w:b/>
+          <w:szCs w:val="26"/>
+          <w:shd w:val="clear" w:color="auto" w:fill="FFFFFF"/>
+        </w:rPr>
+      </w:pPr>
+      <w:r>
+        <w:br w:type="page"/>
+      </w:r>
+    </w:p>
+    <w:p>
+      <w:pPr>
+        <w:pStyle w:val="Ttulo1"/>
+      </w:pPr>
+      <w:bookmarkStart w:id="15" w:name="_Toc226016772"/>
+      <w:r>
+        <w:lastRenderedPageBreak/>
+        <w:t>ANÁLISE E SINTESE</w:t>
+      </w:r>
+      <w:bookmarkEnd w:id="15"/>
+    </w:p>
+    <w:p>
+      <w:pPr>
+        <w:pStyle w:val="Ttulo2"/>
+      </w:pPr>
+      <w:bookmarkStart w:id="16" w:name="_Toc226016773"/>
+      <w:r>
+        <w:t>Brainstorm</w:t>
+      </w:r>
+      <w:bookmarkEnd w:id="16"/>
+    </w:p>
+    <w:p>
+      <w:pPr>
+        <w:pStyle w:val="Ttulo2"/>
+      </w:pPr>
+      <w:bookmarkStart w:id="17" w:name="_Toc226016774"/>
+      <w:r>
+        <w:t>Persona</w:t>
+      </w:r>
+      <w:bookmarkEnd w:id="17"/>
+    </w:p>
+    <w:p>
+      <w:pPr>
+        <w:spacing w:after="160" w:line="259" w:lineRule="auto"/>
+        <w:ind w:firstLine="0"/>
+        <w:jc w:val="left"/>
+        <w:rPr>
+          <w:rFonts w:eastAsiaTheme="majorEastAsia" w:cstheme="majorBidi"/>
+          <w:b/>
+          <w:szCs w:val="26"/>
+          <w:shd w:val="clear" w:color="auto" w:fill="FFFFFF"/>
+        </w:rPr>
+      </w:pPr>
+      <w:r>
+        <w:br w:type="page"/>
+      </w:r>
+    </w:p>
+    <w:p>
+      <w:pPr>
+        <w:pStyle w:val="Ttulo1"/>
+        <w:numPr>
+          <w:ilvl w:val="0"/>
+          <w:numId w:val="0"/>
+        </w:numPr>
+        <w:ind w:left="360"/>
+      </w:pPr>
+      <w:r>
+        <w:lastRenderedPageBreak/>
+        <w:t>REFERENCIA</w:t>
+      </w:r>
+    </w:p>
+    <w:p>
+      <w:pPr>
+        <w:ind w:firstLine="0"/>
+      </w:pPr>
+      <w:r>
+        <w:t xml:space="preserve">VIEIRA, Matheus Gabriel Raulino. </w:t>
+      </w:r>
+      <w:r>
+        <w:rPr>
+          <w:rStyle w:val="nfase"/>
+        </w:rPr>
+        <w:t>Ilustração e interatividade: design de experiências imersivas em espaços abertos</w:t>
+      </w:r>
+      <w:r>
+        <w:t xml:space="preserve">. 2025. Trabalho de Conclusão de Curso (Graduação em Design) – Universidade Federal do Ceará, Fortaleza, 2025. Disponível em: </w:t>
+      </w:r>
+      <w:r>
+        <w:t>https://repositorio.ufc.br/bitstream/riufc/81400/1/2025_tcc_mgrvieira.pdf</w:t>
+      </w:r>
+      <w:r>
+        <w:t xml:space="preserve">. Acesso </w:t>
+      </w:r>
+      <w:bookmarkStart w:id="18" w:name="_GoBack"/>
+      <w:bookmarkEnd w:id="18"/>
+      <w:r>
+        <w:t>em: 2 abr. 2026.</w:t>
+      </w:r>
+    </w:p>
+    <w:p/>
+    <w:p>
+      <w:pPr>
+        <w:ind w:firstLine="0"/>
         <w:rPr>
           <w:rFonts w:ascii="Segoe UI" w:hAnsi="Segoe UI" w:cs="Segoe UI"/>
           <w:color w:val="403E3B"/>
@@ -853,45 +2713,6 @@
           <w:szCs w:val="27"/>
           <w:shd w:val="clear" w:color="auto" w:fill="FFFFFF"/>
         </w:rPr>
-      </w:pPr>
-      <w:r>
-        <w:rPr>
-          <w:shd w:val="clear" w:color="auto" w:fill="FFFFFF"/>
-        </w:rPr>
-        <w:br w:type="page"/>
-      </w:r>
-    </w:p>
-    <w:p>
-      <w:pPr>
-        <w:spacing w:before="12960"/>
-      </w:pPr>
-    </w:p>
-    <w:p>
-      <w:pPr>
-        <w:pStyle w:val="SemEspaamento"/>
-      </w:pPr>
-    </w:p>
-    <w:p>
-      <w:pPr>
-        <w:rPr>
-          <w:b/>
-          <w:sz w:val="28"/>
-        </w:rPr>
-      </w:pPr>
-    </w:p>
-    <w:p>
-      <w:pPr>
-        <w:pStyle w:val="SemEspaamento"/>
-      </w:pPr>
-    </w:p>
-    <w:p>
-      <w:pPr>
-        <w:pStyle w:val="SemEspaamento"/>
-      </w:pPr>
-    </w:p>
-    <w:p>
-      <w:pPr>
-        <w:pStyle w:val="SemEspaamento"/>
       </w:pPr>
     </w:p>
     <w:sectPr>
@@ -905,7 +2726,7 @@
 </file>
 
 <file path=word/endnotes.xml><?xml version="1.0" encoding="utf-8"?>
-<w:endnotes xmlns:wpc="http://schemas.microsoft.com/office/word/2010/wordprocessingCanvas" xmlns:cx="http://schemas.microsoft.com/office/drawing/2014/chartex" xmlns:cx1="http://schemas.microsoft.com/office/drawing/2015/9/8/chartex" xmlns:mc="http://schemas.openxmlformats.org/markup-compatibility/2006" xmlns:o="urn:schemas-microsoft-com:office:office" xmlns:r="http://schemas.openxmlformats.org/officeDocument/2006/relationships" xmlns:m="http://schemas.openxmlformats.org/officeDocument/2006/math" xmlns:v="urn:schemas-microsoft-com:vml" xmlns:wp14="http://schemas.microsoft.com/office/word/2010/wordprocessingDrawing" xmlns:wp="http://schemas.openxmlformats.org/drawingml/2006/wordprocessingDrawing" xmlns:w10="urn:schemas-microsoft-com:office:word" xmlns:w="http://schemas.openxmlformats.org/wordprocessingml/2006/main" xmlns:w14="http://schemas.microsoft.com/office/word/2010/wordml" xmlns:w15="http://schemas.microsoft.com/office/word/2012/wordml" xmlns:w16se="http://schemas.microsoft.com/office/word/2015/wordml/symex" xmlns:wpg="http://schemas.microsoft.com/office/word/2010/wordprocessingGroup" xmlns:wpi="http://schemas.microsoft.com/office/word/2010/wordprocessingInk" xmlns:wne="http://schemas.microsoft.com/office/word/2006/wordml" xmlns:wps="http://schemas.microsoft.com/office/word/2010/wordprocessingShape" mc:Ignorable="w14 w15 w16se wp14">
+<w:endnotes xmlns:wpc="http://schemas.microsoft.com/office/word/2010/wordprocessingCanvas" xmlns:cx="http://schemas.microsoft.com/office/drawing/2014/chartex" xmlns:mc="http://schemas.openxmlformats.org/markup-compatibility/2006" xmlns:o="urn:schemas-microsoft-com:office:office" xmlns:r="http://schemas.openxmlformats.org/officeDocument/2006/relationships" xmlns:m="http://schemas.openxmlformats.org/officeDocument/2006/math" xmlns:v="urn:schemas-microsoft-com:vml" xmlns:wp14="http://schemas.microsoft.com/office/word/2010/wordprocessingDrawing" xmlns:wp="http://schemas.openxmlformats.org/drawingml/2006/wordprocessingDrawing" xmlns:w10="urn:schemas-microsoft-com:office:word" xmlns:w="http://schemas.openxmlformats.org/wordprocessingml/2006/main" xmlns:w14="http://schemas.microsoft.com/office/word/2010/wordml" xmlns:w15="http://schemas.microsoft.com/office/word/2012/wordml" xmlns:w16se="http://schemas.microsoft.com/office/word/2015/wordml/symex" xmlns:wpg="http://schemas.microsoft.com/office/word/2010/wordprocessingGroup" xmlns:wpi="http://schemas.microsoft.com/office/word/2010/wordprocessingInk" xmlns:wne="http://schemas.microsoft.com/office/word/2006/wordml" xmlns:wps="http://schemas.microsoft.com/office/word/2010/wordprocessingShape" mc:Ignorable="w14 w15 w16se wp14">
   <w:endnote w:type="separator" w:id="-1">
     <w:p>
       <w:pPr>
@@ -930,7 +2751,7 @@
 </file>
 
 <file path=word/footnotes.xml><?xml version="1.0" encoding="utf-8"?>
-<w:footnotes xmlns:wpc="http://schemas.microsoft.com/office/word/2010/wordprocessingCanvas" xmlns:cx="http://schemas.microsoft.com/office/drawing/2014/chartex" xmlns:cx1="http://schemas.microsoft.com/office/drawing/2015/9/8/chartex" xmlns:mc="http://schemas.openxmlformats.org/markup-compatibility/2006" xmlns:o="urn:schemas-microsoft-com:office:office" xmlns:r="http://schemas.openxmlformats.org/officeDocument/2006/relationships" xmlns:m="http://schemas.openxmlformats.org/officeDocument/2006/math" xmlns:v="urn:schemas-microsoft-com:vml" xmlns:wp14="http://schemas.microsoft.com/office/word/2010/wordprocessingDrawing" xmlns:wp="http://schemas.openxmlformats.org/drawingml/2006/wordprocessingDrawing" xmlns:w10="urn:schemas-microsoft-com:office:word" xmlns:w="http://schemas.openxmlformats.org/wordprocessingml/2006/main" xmlns:w14="http://schemas.microsoft.com/office/word/2010/wordml" xmlns:w15="http://schemas.microsoft.com/office/word/2012/wordml" xmlns:w16se="http://schemas.microsoft.com/office/word/2015/wordml/symex" xmlns:wpg="http://schemas.microsoft.com/office/word/2010/wordprocessingGroup" xmlns:wpi="http://schemas.microsoft.com/office/word/2010/wordprocessingInk" xmlns:wne="http://schemas.microsoft.com/office/word/2006/wordml" xmlns:wps="http://schemas.microsoft.com/office/word/2010/wordprocessingShape" mc:Ignorable="w14 w15 w16se wp14">
+<w:footnotes xmlns:wpc="http://schemas.microsoft.com/office/word/2010/wordprocessingCanvas" xmlns:cx="http://schemas.microsoft.com/office/drawing/2014/chartex" xmlns:mc="http://schemas.openxmlformats.org/markup-compatibility/2006" xmlns:o="urn:schemas-microsoft-com:office:office" xmlns:r="http://schemas.openxmlformats.org/officeDocument/2006/relationships" xmlns:m="http://schemas.openxmlformats.org/officeDocument/2006/math" xmlns:v="urn:schemas-microsoft-com:vml" xmlns:wp14="http://schemas.microsoft.com/office/word/2010/wordprocessingDrawing" xmlns:wp="http://schemas.openxmlformats.org/drawingml/2006/wordprocessingDrawing" xmlns:w10="urn:schemas-microsoft-com:office:word" xmlns:w="http://schemas.openxmlformats.org/wordprocessingml/2006/main" xmlns:w14="http://schemas.microsoft.com/office/word/2010/wordml" xmlns:w15="http://schemas.microsoft.com/office/word/2012/wordml" xmlns:w16se="http://schemas.microsoft.com/office/word/2015/wordml/symex" xmlns:wpg="http://schemas.microsoft.com/office/word/2010/wordprocessingGroup" xmlns:wpi="http://schemas.microsoft.com/office/word/2010/wordprocessingInk" xmlns:wne="http://schemas.microsoft.com/office/word/2006/wordml" xmlns:wps="http://schemas.microsoft.com/office/word/2010/wordprocessingShape" mc:Ignorable="w14 w15 w16se wp14">
   <w:footnote w:type="separator" w:id="-1">
     <w:p>
       <w:pPr>
@@ -955,11 +2776,11 @@
 </file>
 
 <file path=word/numbering.xml><?xml version="1.0" encoding="utf-8"?>
-<w:numbering xmlns:wpc="http://schemas.microsoft.com/office/word/2010/wordprocessingCanvas" xmlns:cx="http://schemas.microsoft.com/office/drawing/2014/chartex" xmlns:cx1="http://schemas.microsoft.com/office/drawing/2015/9/8/chartex" xmlns:mc="http://schemas.openxmlformats.org/markup-compatibility/2006" xmlns:o="urn:schemas-microsoft-com:office:office" xmlns:r="http://schemas.openxmlformats.org/officeDocument/2006/relationships" xmlns:m="http://schemas.openxmlformats.org/officeDocument/2006/math" xmlns:v="urn:schemas-microsoft-com:vml" xmlns:wp14="http://schemas.microsoft.com/office/word/2010/wordprocessingDrawing" xmlns:wp="http://schemas.openxmlformats.org/drawingml/2006/wordprocessingDrawing" xmlns:w10="urn:schemas-microsoft-com:office:word" xmlns:w="http://schemas.openxmlformats.org/wordprocessingml/2006/main" xmlns:w14="http://schemas.microsoft.com/office/word/2010/wordml" xmlns:w15="http://schemas.microsoft.com/office/word/2012/wordml" xmlns:w16se="http://schemas.microsoft.com/office/word/2015/wordml/symex" xmlns:wpg="http://schemas.microsoft.com/office/word/2010/wordprocessingGroup" xmlns:wpi="http://schemas.microsoft.com/office/word/2010/wordprocessingInk" xmlns:wne="http://schemas.microsoft.com/office/word/2006/wordml" xmlns:wps="http://schemas.microsoft.com/office/word/2010/wordprocessingShape" mc:Ignorable="w14 w15 w16se wp14">
+<w:numbering xmlns:wpc="http://schemas.microsoft.com/office/word/2010/wordprocessingCanvas" xmlns:cx="http://schemas.microsoft.com/office/drawing/2014/chartex" xmlns:mc="http://schemas.openxmlformats.org/markup-compatibility/2006" xmlns:o="urn:schemas-microsoft-com:office:office" xmlns:r="http://schemas.openxmlformats.org/officeDocument/2006/relationships" xmlns:m="http://schemas.openxmlformats.org/officeDocument/2006/math" xmlns:v="urn:schemas-microsoft-com:vml" xmlns:wp14="http://schemas.microsoft.com/office/word/2010/wordprocessingDrawing" xmlns:wp="http://schemas.openxmlformats.org/drawingml/2006/wordprocessingDrawing" xmlns:w10="urn:schemas-microsoft-com:office:word" xmlns:w="http://schemas.openxmlformats.org/wordprocessingml/2006/main" xmlns:w14="http://schemas.microsoft.com/office/word/2010/wordml" xmlns:w15="http://schemas.microsoft.com/office/word/2012/wordml" xmlns:w16se="http://schemas.microsoft.com/office/word/2015/wordml/symex" xmlns:wpg="http://schemas.microsoft.com/office/word/2010/wordprocessingGroup" xmlns:wpi="http://schemas.microsoft.com/office/word/2010/wordprocessingInk" xmlns:wne="http://schemas.microsoft.com/office/word/2006/wordml" xmlns:wps="http://schemas.microsoft.com/office/word/2010/wordprocessingShape" mc:Ignorable="w14 w15 w16se wp14">
   <w:abstractNum w:abstractNumId="0" w15:restartNumberingAfterBreak="0">
     <w:nsid w:val="7AA31FB9"/>
     <w:multiLevelType w:val="multilevel"/>
-    <w:tmpl w:val="59CECE94"/>
+    <w:tmpl w:val="ABA08902"/>
     <w:lvl w:ilvl="0">
       <w:start w:val="1"/>
       <w:numFmt w:val="decimal"/>
@@ -1499,7 +3320,7 @@
     <w:link w:val="Ttulo1Char"/>
     <w:uiPriority w:val="9"/>
     <w:qFormat/>
-    <w:rsid w:val="00F2555A"/>
+    <w:rsid w:val="00E778D9"/>
     <w:pPr>
       <w:keepNext/>
       <w:keepLines/>
@@ -1507,6 +3328,7 @@
         <w:numId w:val="1"/>
       </w:numPr>
       <w:spacing w:after="300" w:line="240" w:lineRule="auto"/>
+      <w:ind w:left="360"/>
       <w:jc w:val="left"/>
       <w:outlineLvl w:val="0"/>
     </w:pPr>
@@ -1525,7 +3347,7 @@
     <w:uiPriority w:val="9"/>
     <w:unhideWhenUsed/>
     <w:qFormat/>
-    <w:rsid w:val="00591DF6"/>
+    <w:rsid w:val="00E778D9"/>
     <w:pPr>
       <w:keepNext/>
       <w:keepLines/>
@@ -1534,6 +3356,7 @@
         <w:numId w:val="1"/>
       </w:numPr>
       <w:spacing w:before="300" w:after="300"/>
+      <w:ind w:left="390"/>
       <w:jc w:val="left"/>
       <w:outlineLvl w:val="1"/>
     </w:pPr>
@@ -1552,7 +3375,7 @@
     <w:uiPriority w:val="9"/>
     <w:unhideWhenUsed/>
     <w:qFormat/>
-    <w:rsid w:val="00591DF6"/>
+    <w:rsid w:val="00E778D9"/>
     <w:pPr>
       <w:keepNext/>
       <w:keepLines/>
@@ -1561,6 +3384,7 @@
         <w:numId w:val="1"/>
       </w:numPr>
       <w:spacing w:before="300" w:after="300" w:line="240" w:lineRule="auto"/>
+      <w:ind w:left="720"/>
       <w:jc w:val="left"/>
       <w:outlineLvl w:val="2"/>
     </w:pPr>
@@ -1579,7 +3403,7 @@
     <w:uiPriority w:val="9"/>
     <w:unhideWhenUsed/>
     <w:qFormat/>
-    <w:rsid w:val="004B5354"/>
+    <w:rsid w:val="00E778D9"/>
     <w:pPr>
       <w:keepNext/>
       <w:keepLines/>
@@ -1588,6 +3412,7 @@
         <w:numId w:val="1"/>
       </w:numPr>
       <w:spacing w:before="300" w:after="300" w:line="240" w:lineRule="auto"/>
+      <w:ind w:left="720"/>
       <w:jc w:val="left"/>
       <w:outlineLvl w:val="3"/>
     </w:pPr>
@@ -1595,6 +3420,7 @@
       <w:rFonts w:eastAsiaTheme="majorEastAsia" w:cstheme="majorBidi"/>
       <w:b/>
       <w:iCs/>
+      <w:shd w:val="clear" w:color="auto" w:fill="FFFFFF"/>
     </w:rPr>
   </w:style>
   <w:style w:type="paragraph" w:styleId="Ttulo5">
@@ -1626,6 +3452,7 @@
   <w:style w:type="character" w:default="1" w:styleId="Fontepargpadro">
     <w:name w:val="Default Paragraph Font"/>
     <w:uiPriority w:val="1"/>
+    <w:semiHidden/>
     <w:unhideWhenUsed/>
   </w:style>
   <w:style w:type="table" w:default="1" w:styleId="Tabelanormal">
@@ -1719,7 +3546,7 @@
     <w:basedOn w:val="Fontepargpadro"/>
     <w:link w:val="Ttulo1"/>
     <w:uiPriority w:val="9"/>
-    <w:rsid w:val="00F2555A"/>
+    <w:rsid w:val="00E778D9"/>
     <w:rPr>
       <w:rFonts w:ascii="Arial" w:eastAsiaTheme="majorEastAsia" w:hAnsi="Arial" w:cstheme="majorBidi"/>
       <w:b/>
@@ -1732,7 +3559,7 @@
     <w:basedOn w:val="Fontepargpadro"/>
     <w:link w:val="Ttulo2"/>
     <w:uiPriority w:val="9"/>
-    <w:rsid w:val="00591DF6"/>
+    <w:rsid w:val="00E778D9"/>
     <w:rPr>
       <w:rFonts w:ascii="Arial" w:eastAsiaTheme="majorEastAsia" w:hAnsi="Arial" w:cstheme="majorBidi"/>
       <w:b/>
@@ -1745,7 +3572,7 @@
     <w:basedOn w:val="Fontepargpadro"/>
     <w:link w:val="Ttulo3"/>
     <w:uiPriority w:val="9"/>
-    <w:rsid w:val="00591DF6"/>
+    <w:rsid w:val="00E778D9"/>
     <w:rPr>
       <w:rFonts w:ascii="Arial" w:eastAsiaTheme="majorEastAsia" w:hAnsi="Arial" w:cstheme="majorBidi"/>
       <w:b/>
@@ -1758,7 +3585,7 @@
     <w:basedOn w:val="Fontepargpadro"/>
     <w:link w:val="Ttulo4"/>
     <w:uiPriority w:val="9"/>
-    <w:rsid w:val="004B5354"/>
+    <w:rsid w:val="00E778D9"/>
     <w:rPr>
       <w:rFonts w:ascii="Arial" w:eastAsiaTheme="majorEastAsia" w:hAnsi="Arial" w:cstheme="majorBidi"/>
       <w:b/>
@@ -1776,6 +3603,137 @@
       <w:rFonts w:ascii="Arial" w:eastAsiaTheme="majorEastAsia" w:hAnsi="Arial" w:cstheme="majorBidi"/>
       <w:b/>
       <w:sz w:val="24"/>
+    </w:rPr>
+  </w:style>
+  <w:style w:type="paragraph" w:styleId="CabealhodoSumrio">
+    <w:name w:val="TOC Heading"/>
+    <w:basedOn w:val="Ttulo1"/>
+    <w:next w:val="Normal"/>
+    <w:uiPriority w:val="39"/>
+    <w:unhideWhenUsed/>
+    <w:qFormat/>
+    <w:rsid w:val="008D7C82"/>
+    <w:pPr>
+      <w:numPr>
+        <w:numId w:val="0"/>
+      </w:numPr>
+      <w:spacing w:before="240" w:after="0" w:line="259" w:lineRule="auto"/>
+      <w:outlineLvl w:val="9"/>
+    </w:pPr>
+    <w:rPr>
+      <w:rFonts w:asciiTheme="majorHAnsi" w:hAnsiTheme="majorHAnsi"/>
+      <w:b w:val="0"/>
+      <w:color w:val="2E74B5" w:themeColor="accent1" w:themeShade="BF"/>
+      <w:sz w:val="32"/>
+      <w:shd w:val="clear" w:color="auto" w:fill="auto"/>
+      <w:lang w:eastAsia="pt-BR"/>
+    </w:rPr>
+  </w:style>
+  <w:style w:type="paragraph" w:styleId="Sumrio1">
+    <w:name w:val="toc 1"/>
+    <w:basedOn w:val="Normal"/>
+    <w:next w:val="Normal"/>
+    <w:autoRedefine/>
+    <w:uiPriority w:val="39"/>
+    <w:unhideWhenUsed/>
+    <w:rsid w:val="008D7C82"/>
+    <w:pPr>
+      <w:tabs>
+        <w:tab w:val="left" w:pos="1418"/>
+        <w:tab w:val="right" w:leader="dot" w:pos="8494"/>
+      </w:tabs>
+      <w:spacing w:after="100"/>
+      <w:ind w:firstLine="0"/>
+    </w:pPr>
+  </w:style>
+  <w:style w:type="paragraph" w:styleId="Sumrio2">
+    <w:name w:val="toc 2"/>
+    <w:basedOn w:val="Normal"/>
+    <w:next w:val="Normal"/>
+    <w:autoRedefine/>
+    <w:uiPriority w:val="39"/>
+    <w:unhideWhenUsed/>
+    <w:rsid w:val="008D7C82"/>
+    <w:pPr>
+      <w:tabs>
+        <w:tab w:val="left" w:pos="1418"/>
+        <w:tab w:val="right" w:leader="dot" w:pos="8494"/>
+      </w:tabs>
+      <w:spacing w:after="100"/>
+      <w:ind w:firstLine="0"/>
+    </w:pPr>
+  </w:style>
+  <w:style w:type="paragraph" w:styleId="Sumrio3">
+    <w:name w:val="toc 3"/>
+    <w:basedOn w:val="Normal"/>
+    <w:next w:val="Normal"/>
+    <w:autoRedefine/>
+    <w:uiPriority w:val="39"/>
+    <w:unhideWhenUsed/>
+    <w:rsid w:val="008D7C82"/>
+    <w:pPr>
+      <w:tabs>
+        <w:tab w:val="left" w:pos="1418"/>
+        <w:tab w:val="right" w:leader="dot" w:pos="8494"/>
+      </w:tabs>
+      <w:spacing w:after="100"/>
+      <w:ind w:firstLine="0"/>
+    </w:pPr>
+  </w:style>
+  <w:style w:type="character" w:styleId="Hyperlink">
+    <w:name w:val="Hyperlink"/>
+    <w:basedOn w:val="Fontepargpadro"/>
+    <w:uiPriority w:val="99"/>
+    <w:unhideWhenUsed/>
+    <w:rsid w:val="008D7C82"/>
+    <w:rPr>
+      <w:color w:val="0563C1" w:themeColor="hyperlink"/>
+      <w:u w:val="single"/>
+    </w:rPr>
+  </w:style>
+  <w:style w:type="paragraph" w:styleId="Sumrio4">
+    <w:name w:val="toc 4"/>
+    <w:basedOn w:val="Normal"/>
+    <w:next w:val="Normal"/>
+    <w:autoRedefine/>
+    <w:uiPriority w:val="39"/>
+    <w:unhideWhenUsed/>
+    <w:rsid w:val="008D7C82"/>
+    <w:pPr>
+      <w:tabs>
+        <w:tab w:val="left" w:pos="1418"/>
+        <w:tab w:val="right" w:leader="dot" w:pos="8494"/>
+      </w:tabs>
+      <w:spacing w:after="100"/>
+      <w:ind w:left="709" w:hanging="720"/>
+    </w:pPr>
+  </w:style>
+  <w:style w:type="paragraph" w:styleId="Sumrio5">
+    <w:name w:val="toc 5"/>
+    <w:basedOn w:val="Normal"/>
+    <w:next w:val="Normal"/>
+    <w:autoRedefine/>
+    <w:uiPriority w:val="39"/>
+    <w:unhideWhenUsed/>
+    <w:rsid w:val="008D7C82"/>
+    <w:pPr>
+      <w:tabs>
+        <w:tab w:val="left" w:pos="1418"/>
+        <w:tab w:val="right" w:leader="dot" w:pos="8494"/>
+      </w:tabs>
+      <w:spacing w:after="100"/>
+      <w:ind w:left="709" w:hanging="709"/>
+    </w:pPr>
+  </w:style>
+  <w:style w:type="character" w:styleId="nfase">
+    <w:name w:val="Emphasis"/>
+    <w:basedOn w:val="Fontepargpadro"/>
+    <w:uiPriority w:val="20"/>
+    <w:qFormat/>
+    <w:rsid w:val="00D648A4"/>
+    <w:rPr>
+      <w:i/>
+      <w:iCs/>
     </w:rPr>
   </w:style>
 </w:styles>
@@ -2047,7 +4005,7 @@
 </file>
 
 <file path=customXml/itemProps1.xml><?xml version="1.0" encoding="utf-8"?>
-<ds:datastoreItem xmlns:ds="http://schemas.openxmlformats.org/officeDocument/2006/customXml" ds:itemID="{5A0BBB09-36AF-4BA7-BA8D-83F986571848}">
+<ds:datastoreItem xmlns:ds="http://schemas.openxmlformats.org/officeDocument/2006/customXml" ds:itemID="{36FAE587-2892-4526-9671-1DFC014EE197}">
   <ds:schemaRefs>
     <ds:schemaRef ds:uri="http://schemas.openxmlformats.org/officeDocument/2006/bibliography"/>
   </ds:schemaRefs>

--- a/CENTRO PAULA SOUZA (tcc).docx
+++ b/CENTRO PAULA SOUZA (tcc).docx
@@ -1,6 +1,6 @@
 
 <file path=word/document.xml><?xml version="1.0" encoding="utf-8"?>
-<w:document xmlns:wpc="http://schemas.microsoft.com/office/word/2010/wordprocessingCanvas" xmlns:cx="http://schemas.microsoft.com/office/drawing/2014/chartex" xmlns:mc="http://schemas.openxmlformats.org/markup-compatibility/2006" xmlns:o="urn:schemas-microsoft-com:office:office" xmlns:r="http://schemas.openxmlformats.org/officeDocument/2006/relationships" xmlns:m="http://schemas.openxmlformats.org/officeDocument/2006/math" xmlns:v="urn:schemas-microsoft-com:vml" xmlns:wp14="http://schemas.microsoft.com/office/word/2010/wordprocessingDrawing" xmlns:wp="http://schemas.openxmlformats.org/drawingml/2006/wordprocessingDrawing" xmlns:w10="urn:schemas-microsoft-com:office:word" xmlns:w="http://schemas.openxmlformats.org/wordprocessingml/2006/main" xmlns:w14="http://schemas.microsoft.com/office/word/2010/wordml" xmlns:w15="http://schemas.microsoft.com/office/word/2012/wordml" xmlns:w16se="http://schemas.microsoft.com/office/word/2015/wordml/symex" xmlns:wpg="http://schemas.microsoft.com/office/word/2010/wordprocessingGroup" xmlns:wpi="http://schemas.microsoft.com/office/word/2010/wordprocessingInk" xmlns:wne="http://schemas.microsoft.com/office/word/2006/wordml" xmlns:wps="http://schemas.microsoft.com/office/word/2010/wordprocessingShape" mc:Ignorable="w14 w15 w16se wp14">
+<w:document xmlns:wpc="http://schemas.microsoft.com/office/word/2010/wordprocessingCanvas" xmlns:cx="http://schemas.microsoft.com/office/drawing/2014/chartex" xmlns:cx1="http://schemas.microsoft.com/office/drawing/2015/9/8/chartex" xmlns:mc="http://schemas.openxmlformats.org/markup-compatibility/2006" xmlns:o="urn:schemas-microsoft-com:office:office" xmlns:r="http://schemas.openxmlformats.org/officeDocument/2006/relationships" xmlns:m="http://schemas.openxmlformats.org/officeDocument/2006/math" xmlns:v="urn:schemas-microsoft-com:vml" xmlns:wp14="http://schemas.microsoft.com/office/word/2010/wordprocessingDrawing" xmlns:wp="http://schemas.openxmlformats.org/drawingml/2006/wordprocessingDrawing" xmlns:w10="urn:schemas-microsoft-com:office:word" xmlns:w="http://schemas.openxmlformats.org/wordprocessingml/2006/main" xmlns:w14="http://schemas.microsoft.com/office/word/2010/wordml" xmlns:w15="http://schemas.microsoft.com/office/word/2012/wordml" xmlns:w16se="http://schemas.microsoft.com/office/word/2015/wordml/symex" xmlns:wpg="http://schemas.microsoft.com/office/word/2010/wordprocessingGroup" xmlns:wpi="http://schemas.microsoft.com/office/word/2010/wordprocessingInk" xmlns:wne="http://schemas.microsoft.com/office/word/2006/wordml" xmlns:wps="http://schemas.microsoft.com/office/word/2010/wordprocessingShape" mc:Ignorable="w14 w15 w16se wp14">
   <w:body>
     <w:p>
       <w:pPr>
@@ -515,23 +515,543 @@
     </w:p>
     <w:p>
       <w:pPr>
-        <w:rPr>
-          <w:shd w:val="clear" w:color="auto" w:fill="FFFFFF"/>
-        </w:rPr>
-      </w:pPr>
-      <w:r>
-        <w:rPr>
-          <w:shd w:val="clear" w:color="auto" w:fill="FFFFFF"/>
-        </w:rPr>
-        <w:t>Qualquer textinho</w:t>
-      </w:r>
-    </w:p>
-    <w:p>
-      <w:pPr>
-        <w:rPr>
-          <w:shd w:val="clear" w:color="auto" w:fill="FFFFFF"/>
-        </w:rPr>
-      </w:pPr>
+        <w:pStyle w:val="SemEspaamento"/>
+        <w:rPr>
+          <w:shd w:val="clear" w:color="auto" w:fill="FFFFFF"/>
+        </w:rPr>
+      </w:pPr>
+    </w:p>
+    <w:p>
+      <w:pPr>
+        <w:pStyle w:val="SemEspaamento"/>
+        <w:rPr>
+          <w:shd w:val="clear" w:color="auto" w:fill="FFFFFF"/>
+        </w:rPr>
+      </w:pPr>
+      <w:r>
+        <w:rPr>
+          <w:shd w:val="clear" w:color="auto" w:fill="FFFFFF"/>
+        </w:rPr>
+        <w:t>Figuras</w:t>
+      </w:r>
+    </w:p>
+    <w:p>
+      <w:pPr>
+        <w:pStyle w:val="ndicedeilustraes"/>
+        <w:tabs>
+          <w:tab w:val="right" w:leader="dot" w:pos="8494"/>
+        </w:tabs>
+        <w:rPr>
+          <w:noProof/>
+        </w:rPr>
+      </w:pPr>
+      <w:r>
+        <w:rPr>
+          <w:shd w:val="clear" w:color="auto" w:fill="FFFFFF"/>
+        </w:rPr>
+        <w:fldChar w:fldCharType="begin"/>
+      </w:r>
+      <w:r>
+        <w:rPr>
+          <w:shd w:val="clear" w:color="auto" w:fill="FFFFFF"/>
+        </w:rPr>
+        <w:instrText xml:space="preserve"> TOC \h \z \c "Figura" </w:instrText>
+      </w:r>
+      <w:r>
+        <w:rPr>
+          <w:shd w:val="clear" w:color="auto" w:fill="FFFFFF"/>
+        </w:rPr>
+        <w:fldChar w:fldCharType="separate"/>
+      </w:r>
+      <w:hyperlink w:anchor="_Toc226624102" w:history="1">
+        <w:r>
+          <w:rPr>
+            <w:rStyle w:val="Hyperlink"/>
+            <w:noProof/>
+          </w:rPr>
+          <w:t>Figura 1: Laço Esperança</w:t>
+        </w:r>
+        <w:r>
+          <w:rPr>
+            <w:noProof/>
+            <w:webHidden/>
+          </w:rPr>
+          <w:tab/>
+        </w:r>
+        <w:r>
+          <w:rPr>
+            <w:noProof/>
+            <w:webHidden/>
+          </w:rPr>
+          <w:fldChar w:fldCharType="begin"/>
+        </w:r>
+        <w:r>
+          <w:rPr>
+            <w:noProof/>
+            <w:webHidden/>
+          </w:rPr>
+          <w:instrText xml:space="preserve"> PAGEREF _Toc226624102 \h </w:instrText>
+        </w:r>
+        <w:r>
+          <w:rPr>
+            <w:noProof/>
+            <w:webHidden/>
+          </w:rPr>
+        </w:r>
+        <w:r>
+          <w:rPr>
+            <w:noProof/>
+            <w:webHidden/>
+          </w:rPr>
+          <w:fldChar w:fldCharType="separate"/>
+        </w:r>
+        <w:r>
+          <w:rPr>
+            <w:noProof/>
+            <w:webHidden/>
+          </w:rPr>
+          <w:t>14</w:t>
+        </w:r>
+        <w:r>
+          <w:rPr>
+            <w:noProof/>
+            <w:webHidden/>
+          </w:rPr>
+          <w:fldChar w:fldCharType="end"/>
+        </w:r>
+      </w:hyperlink>
+    </w:p>
+    <w:p>
+      <w:pPr>
+        <w:pStyle w:val="ndicedeilustraes"/>
+        <w:tabs>
+          <w:tab w:val="right" w:leader="dot" w:pos="8494"/>
+        </w:tabs>
+        <w:rPr>
+          <w:noProof/>
+        </w:rPr>
+      </w:pPr>
+      <w:hyperlink w:anchor="_Toc226624103" w:history="1">
+        <w:r>
+          <w:rPr>
+            <w:rStyle w:val="Hyperlink"/>
+            <w:noProof/>
+          </w:rPr>
+          <w:t>Figura 2: Mãos Dadas</w:t>
+        </w:r>
+        <w:r>
+          <w:rPr>
+            <w:noProof/>
+            <w:webHidden/>
+          </w:rPr>
+          <w:tab/>
+        </w:r>
+        <w:r>
+          <w:rPr>
+            <w:noProof/>
+            <w:webHidden/>
+          </w:rPr>
+          <w:fldChar w:fldCharType="begin"/>
+        </w:r>
+        <w:r>
+          <w:rPr>
+            <w:noProof/>
+            <w:webHidden/>
+          </w:rPr>
+          <w:instrText xml:space="preserve"> PAGEREF _Toc226624103 \h </w:instrText>
+        </w:r>
+        <w:r>
+          <w:rPr>
+            <w:noProof/>
+            <w:webHidden/>
+          </w:rPr>
+        </w:r>
+        <w:r>
+          <w:rPr>
+            <w:noProof/>
+            <w:webHidden/>
+          </w:rPr>
+          <w:fldChar w:fldCharType="separate"/>
+        </w:r>
+        <w:r>
+          <w:rPr>
+            <w:noProof/>
+            <w:webHidden/>
+          </w:rPr>
+          <w:t>15</w:t>
+        </w:r>
+        <w:r>
+          <w:rPr>
+            <w:noProof/>
+            <w:webHidden/>
+          </w:rPr>
+          <w:fldChar w:fldCharType="end"/>
+        </w:r>
+      </w:hyperlink>
+    </w:p>
+    <w:p>
+      <w:pPr>
+        <w:rPr>
+          <w:shd w:val="clear" w:color="auto" w:fill="FFFFFF"/>
+        </w:rPr>
+      </w:pPr>
+      <w:r>
+        <w:rPr>
+          <w:shd w:val="clear" w:color="auto" w:fill="FFFFFF"/>
+        </w:rPr>
+        <w:fldChar w:fldCharType="end"/>
+      </w:r>
+    </w:p>
+    <w:p>
+      <w:pPr>
+        <w:pStyle w:val="SemEspaamento"/>
+        <w:rPr>
+          <w:shd w:val="clear" w:color="auto" w:fill="FFFFFF"/>
+        </w:rPr>
+      </w:pPr>
+      <w:r>
+        <w:rPr>
+          <w:shd w:val="clear" w:color="auto" w:fill="FFFFFF"/>
+        </w:rPr>
+        <w:t>Gráficos</w:t>
+      </w:r>
+    </w:p>
+    <w:p>
+      <w:pPr>
+        <w:pStyle w:val="ndicedeilustraes"/>
+        <w:tabs>
+          <w:tab w:val="right" w:leader="dot" w:pos="8494"/>
+        </w:tabs>
+        <w:rPr>
+          <w:rFonts w:asciiTheme="minorHAnsi" w:eastAsiaTheme="minorEastAsia" w:hAnsiTheme="minorHAnsi"/>
+          <w:noProof/>
+          <w:sz w:val="22"/>
+          <w:lang w:eastAsia="pt-BR"/>
+        </w:rPr>
+      </w:pPr>
+      <w:r>
+        <w:rPr>
+          <w:shd w:val="clear" w:color="auto" w:fill="FFFFFF"/>
+        </w:rPr>
+        <w:fldChar w:fldCharType="begin"/>
+      </w:r>
+      <w:r>
+        <w:rPr>
+          <w:shd w:val="clear" w:color="auto" w:fill="FFFFFF"/>
+        </w:rPr>
+        <w:instrText xml:space="preserve"> TOC \h \z \c "Gráfico" </w:instrText>
+      </w:r>
+      <w:r>
+        <w:rPr>
+          <w:shd w:val="clear" w:color="auto" w:fill="FFFFFF"/>
+        </w:rPr>
+        <w:fldChar w:fldCharType="separate"/>
+      </w:r>
+      <w:hyperlink w:anchor="_Toc226624128" w:history="1">
+        <w:r>
+          <w:rPr>
+            <w:rStyle w:val="Hyperlink"/>
+            <w:noProof/>
+          </w:rPr>
+          <w:t>Gráfico 1: Idade do público alvo</w:t>
+        </w:r>
+        <w:r>
+          <w:rPr>
+            <w:noProof/>
+            <w:webHidden/>
+          </w:rPr>
+          <w:tab/>
+        </w:r>
+        <w:r>
+          <w:rPr>
+            <w:noProof/>
+            <w:webHidden/>
+          </w:rPr>
+          <w:fldChar w:fldCharType="begin"/>
+        </w:r>
+        <w:r>
+          <w:rPr>
+            <w:noProof/>
+            <w:webHidden/>
+          </w:rPr>
+          <w:instrText xml:space="preserve"> PAGEREF _Toc226624128 \h </w:instrText>
+        </w:r>
+        <w:r>
+          <w:rPr>
+            <w:noProof/>
+            <w:webHidden/>
+          </w:rPr>
+        </w:r>
+        <w:r>
+          <w:rPr>
+            <w:noProof/>
+            <w:webHidden/>
+          </w:rPr>
+          <w:fldChar w:fldCharType="separate"/>
+        </w:r>
+        <w:r>
+          <w:rPr>
+            <w:noProof/>
+            <w:webHidden/>
+          </w:rPr>
+          <w:t>18</w:t>
+        </w:r>
+        <w:r>
+          <w:rPr>
+            <w:noProof/>
+            <w:webHidden/>
+          </w:rPr>
+          <w:fldChar w:fldCharType="end"/>
+        </w:r>
+      </w:hyperlink>
+    </w:p>
+    <w:p>
+      <w:pPr>
+        <w:rPr>
+          <w:shd w:val="clear" w:color="auto" w:fill="FFFFFF"/>
+        </w:rPr>
+      </w:pPr>
+      <w:r>
+        <w:rPr>
+          <w:shd w:val="clear" w:color="auto" w:fill="FFFFFF"/>
+        </w:rPr>
+        <w:fldChar w:fldCharType="end"/>
+      </w:r>
+    </w:p>
+    <w:p>
+      <w:pPr>
+        <w:pStyle w:val="SemEspaamento"/>
+        <w:rPr>
+          <w:shd w:val="clear" w:color="auto" w:fill="FFFFFF"/>
+        </w:rPr>
+      </w:pPr>
+      <w:r>
+        <w:rPr>
+          <w:shd w:val="clear" w:color="auto" w:fill="FFFFFF"/>
+        </w:rPr>
+        <w:t>Quadros</w:t>
+      </w:r>
+    </w:p>
+    <w:p>
+      <w:pPr>
+        <w:pStyle w:val="ndicedeilustraes"/>
+        <w:tabs>
+          <w:tab w:val="right" w:leader="dot" w:pos="8494"/>
+        </w:tabs>
+        <w:rPr>
+          <w:rFonts w:asciiTheme="minorHAnsi" w:eastAsiaTheme="minorEastAsia" w:hAnsiTheme="minorHAnsi"/>
+          <w:noProof/>
+          <w:sz w:val="22"/>
+          <w:lang w:eastAsia="pt-BR"/>
+        </w:rPr>
+      </w:pPr>
+      <w:r>
+        <w:rPr>
+          <w:shd w:val="clear" w:color="auto" w:fill="FFFFFF"/>
+        </w:rPr>
+        <w:fldChar w:fldCharType="begin"/>
+      </w:r>
+      <w:r>
+        <w:rPr>
+          <w:shd w:val="clear" w:color="auto" w:fill="FFFFFF"/>
+        </w:rPr>
+        <w:instrText xml:space="preserve"> TOC \h \z \c "Quadro" </w:instrText>
+      </w:r>
+      <w:r>
+        <w:rPr>
+          <w:shd w:val="clear" w:color="auto" w:fill="FFFFFF"/>
+        </w:rPr>
+        <w:fldChar w:fldCharType="separate"/>
+      </w:r>
+      <w:hyperlink w:anchor="_Toc226624148" w:history="1">
+        <w:r>
+          <w:rPr>
+            <w:rStyle w:val="Hyperlink"/>
+            <w:noProof/>
+          </w:rPr>
+          <w:t>Quadro 1: Caderno de Sensibilidade</w:t>
+        </w:r>
+        <w:r>
+          <w:rPr>
+            <w:noProof/>
+            <w:webHidden/>
+          </w:rPr>
+          <w:tab/>
+        </w:r>
+        <w:r>
+          <w:rPr>
+            <w:noProof/>
+            <w:webHidden/>
+          </w:rPr>
+          <w:fldChar w:fldCharType="begin"/>
+        </w:r>
+        <w:r>
+          <w:rPr>
+            <w:noProof/>
+            <w:webHidden/>
+          </w:rPr>
+          <w:instrText xml:space="preserve"> PAGEREF _Toc226624148 \h </w:instrText>
+        </w:r>
+        <w:r>
+          <w:rPr>
+            <w:noProof/>
+            <w:webHidden/>
+          </w:rPr>
+        </w:r>
+        <w:r>
+          <w:rPr>
+            <w:noProof/>
+            <w:webHidden/>
+          </w:rPr>
+          <w:fldChar w:fldCharType="separate"/>
+        </w:r>
+        <w:r>
+          <w:rPr>
+            <w:noProof/>
+            <w:webHidden/>
+          </w:rPr>
+          <w:t>17</w:t>
+        </w:r>
+        <w:r>
+          <w:rPr>
+            <w:noProof/>
+            <w:webHidden/>
+          </w:rPr>
+          <w:fldChar w:fldCharType="end"/>
+        </w:r>
+      </w:hyperlink>
+    </w:p>
+    <w:p>
+      <w:pPr>
+        <w:ind w:firstLine="0"/>
+        <w:rPr>
+          <w:shd w:val="clear" w:color="auto" w:fill="FFFFFF"/>
+        </w:rPr>
+      </w:pPr>
+      <w:r>
+        <w:rPr>
+          <w:shd w:val="clear" w:color="auto" w:fill="FFFFFF"/>
+        </w:rPr>
+        <w:fldChar w:fldCharType="end"/>
+      </w:r>
+    </w:p>
+    <w:p>
+      <w:pPr>
+        <w:pStyle w:val="SemEspaamento"/>
+        <w:rPr>
+          <w:shd w:val="clear" w:color="auto" w:fill="FFFFFF"/>
+        </w:rPr>
+      </w:pPr>
+      <w:r>
+        <w:rPr>
+          <w:shd w:val="clear" w:color="auto" w:fill="FFFFFF"/>
+        </w:rPr>
+        <w:t>Tabelas</w:t>
+      </w:r>
+    </w:p>
+    <w:p>
+      <w:pPr>
+        <w:pStyle w:val="ndicedeilustraes"/>
+        <w:tabs>
+          <w:tab w:val="right" w:leader="dot" w:pos="8494"/>
+        </w:tabs>
+        <w:rPr>
+          <w:rFonts w:asciiTheme="minorHAnsi" w:eastAsiaTheme="minorEastAsia" w:hAnsiTheme="minorHAnsi"/>
+          <w:noProof/>
+          <w:sz w:val="22"/>
+          <w:lang w:eastAsia="pt-BR"/>
+        </w:rPr>
+      </w:pPr>
+      <w:r>
+        <w:rPr>
+          <w:shd w:val="clear" w:color="auto" w:fill="FFFFFF"/>
+        </w:rPr>
+        <w:fldChar w:fldCharType="begin"/>
+      </w:r>
+      <w:r>
+        <w:rPr>
+          <w:shd w:val="clear" w:color="auto" w:fill="FFFFFF"/>
+        </w:rPr>
+        <w:instrText xml:space="preserve"> TOC \h \z \c "Tabela" </w:instrText>
+      </w:r>
+      <w:r>
+        <w:rPr>
+          <w:shd w:val="clear" w:color="auto" w:fill="FFFFFF"/>
+        </w:rPr>
+        <w:fldChar w:fldCharType="separate"/>
+      </w:r>
+      <w:hyperlink w:anchor="_Toc226624165" w:history="1">
+        <w:r>
+          <w:rPr>
+            <w:rStyle w:val="Hyperlink"/>
+            <w:noProof/>
+          </w:rPr>
+          <w:t>Tabela 1: Preços do serviço</w:t>
+        </w:r>
+        <w:r>
+          <w:rPr>
+            <w:noProof/>
+            <w:webHidden/>
+          </w:rPr>
+          <w:tab/>
+        </w:r>
+        <w:r>
+          <w:rPr>
+            <w:noProof/>
+            <w:webHidden/>
+          </w:rPr>
+          <w:fldChar w:fldCharType="begin"/>
+        </w:r>
+        <w:r>
+          <w:rPr>
+            <w:noProof/>
+            <w:webHidden/>
+          </w:rPr>
+          <w:instrText xml:space="preserve"> PAGEREF _Toc226624165 \h </w:instrText>
+        </w:r>
+        <w:r>
+          <w:rPr>
+            <w:noProof/>
+            <w:webHidden/>
+          </w:rPr>
+        </w:r>
+        <w:r>
+          <w:rPr>
+            <w:noProof/>
+            <w:webHidden/>
+          </w:rPr>
+          <w:fldChar w:fldCharType="separate"/>
+        </w:r>
+        <w:r>
+          <w:rPr>
+            <w:noProof/>
+            <w:webHidden/>
+          </w:rPr>
+          <w:t>20</w:t>
+        </w:r>
+        <w:r>
+          <w:rPr>
+            <w:noProof/>
+            <w:webHidden/>
+          </w:rPr>
+          <w:fldChar w:fldCharType="end"/>
+        </w:r>
+      </w:hyperlink>
+    </w:p>
+    <w:p>
+      <w:pPr>
+        <w:rPr>
+          <w:shd w:val="clear" w:color="auto" w:fill="FFFFFF"/>
+        </w:rPr>
+      </w:pPr>
+      <w:r>
+        <w:rPr>
+          <w:shd w:val="clear" w:color="auto" w:fill="FFFFFF"/>
+        </w:rPr>
+        <w:fldChar w:fldCharType="end"/>
+      </w:r>
+      <w:bookmarkStart w:id="0" w:name="_GoBack"/>
+      <w:bookmarkEnd w:id="0"/>
       <w:r>
         <w:rPr>
           <w:shd w:val="clear" w:color="auto" w:fill="FFFFFF"/>
@@ -556,6 +1076,13 @@
     </w:p>
     <w:sdt>
       <w:sdtPr>
+        <w:rPr>
+          <w:rFonts w:ascii="Arial" w:eastAsiaTheme="minorHAnsi" w:hAnsi="Arial" w:cstheme="minorBidi"/>
+          <w:color w:val="auto"/>
+          <w:sz w:val="24"/>
+          <w:szCs w:val="22"/>
+          <w:lang w:eastAsia="en-US"/>
+        </w:rPr>
         <w:id w:val="-1923482746"/>
         <w:docPartObj>
           <w:docPartGallery w:val="Table of Contents"/>
@@ -564,13 +1091,8 @@
       </w:sdtPr>
       <w:sdtEndPr>
         <w:rPr>
-          <w:rFonts w:ascii="Arial" w:eastAsiaTheme="minorHAnsi" w:hAnsi="Arial" w:cstheme="minorBidi"/>
           <w:b/>
           <w:bCs/>
-          <w:color w:val="auto"/>
-          <w:sz w:val="24"/>
-          <w:szCs w:val="22"/>
-          <w:lang w:eastAsia="en-US"/>
         </w:rPr>
       </w:sdtEndPr>
       <w:sdtContent>
@@ -598,7 +1120,7 @@
           <w:r>
             <w:fldChar w:fldCharType="separate"/>
           </w:r>
-          <w:hyperlink w:anchor="_Toc226016757" w:history="1">
+          <w:hyperlink w:anchor="_Toc226622556" w:history="1">
             <w:r>
               <w:rPr>
                 <w:rStyle w:val="Hyperlink"/>
@@ -641,7 +1163,7 @@
                 <w:noProof/>
                 <w:webHidden/>
               </w:rPr>
-              <w:instrText xml:space="preserve"> PAGEREF _Toc226016757 \h </w:instrText>
+              <w:instrText xml:space="preserve"> PAGEREF _Toc226622556 \h </w:instrText>
             </w:r>
             <w:r>
               <w:rPr>
@@ -682,7 +1204,7 @@
               <w:lang w:eastAsia="pt-BR"/>
             </w:rPr>
           </w:pPr>
-          <w:hyperlink w:anchor="_Toc226016758" w:history="1">
+          <w:hyperlink w:anchor="_Toc226622557" w:history="1">
             <w:r>
               <w:rPr>
                 <w:rStyle w:val="Hyperlink"/>
@@ -725,7 +1247,7 @@
                 <w:noProof/>
                 <w:webHidden/>
               </w:rPr>
-              <w:instrText xml:space="preserve"> PAGEREF _Toc226016758 \h </w:instrText>
+              <w:instrText xml:space="preserve"> PAGEREF _Toc226622557 \h </w:instrText>
             </w:r>
             <w:r>
               <w:rPr>
@@ -766,7 +1288,7 @@
               <w:lang w:eastAsia="pt-BR"/>
             </w:rPr>
           </w:pPr>
-          <w:hyperlink w:anchor="_Toc226016759" w:history="1">
+          <w:hyperlink w:anchor="_Toc226622558" w:history="1">
             <w:r>
               <w:rPr>
                 <w:rStyle w:val="Hyperlink"/>
@@ -809,7 +1331,7 @@
                 <w:noProof/>
                 <w:webHidden/>
               </w:rPr>
-              <w:instrText xml:space="preserve"> PAGEREF _Toc226016759 \h </w:instrText>
+              <w:instrText xml:space="preserve"> PAGEREF _Toc226622558 \h </w:instrText>
             </w:r>
             <w:r>
               <w:rPr>
@@ -850,7 +1372,7 @@
               <w:lang w:eastAsia="pt-BR"/>
             </w:rPr>
           </w:pPr>
-          <w:hyperlink w:anchor="_Toc226016760" w:history="1">
+          <w:hyperlink w:anchor="_Toc226622559" w:history="1">
             <w:r>
               <w:rPr>
                 <w:rStyle w:val="Hyperlink"/>
@@ -893,7 +1415,7 @@
                 <w:noProof/>
                 <w:webHidden/>
               </w:rPr>
-              <w:instrText xml:space="preserve"> PAGEREF _Toc226016760 \h </w:instrText>
+              <w:instrText xml:space="preserve"> PAGEREF _Toc226622559 \h </w:instrText>
             </w:r>
             <w:r>
               <w:rPr>
@@ -913,7 +1435,7 @@
                 <w:noProof/>
                 <w:webHidden/>
               </w:rPr>
-              <w:t>11</w:t>
+              <w:t>12</w:t>
             </w:r>
             <w:r>
               <w:rPr>
@@ -934,7 +1456,7 @@
               <w:lang w:eastAsia="pt-BR"/>
             </w:rPr>
           </w:pPr>
-          <w:hyperlink w:anchor="_Toc226016761" w:history="1">
+          <w:hyperlink w:anchor="_Toc226622560" w:history="1">
             <w:r>
               <w:rPr>
                 <w:rStyle w:val="Hyperlink"/>
@@ -977,7 +1499,7 @@
                 <w:noProof/>
                 <w:webHidden/>
               </w:rPr>
-              <w:instrText xml:space="preserve"> PAGEREF _Toc226016761 \h </w:instrText>
+              <w:instrText xml:space="preserve"> PAGEREF _Toc226622560 \h </w:instrText>
             </w:r>
             <w:r>
               <w:rPr>
@@ -997,7 +1519,7 @@
                 <w:noProof/>
                 <w:webHidden/>
               </w:rPr>
-              <w:t>11</w:t>
+              <w:t>12</w:t>
             </w:r>
             <w:r>
               <w:rPr>
@@ -1018,7 +1540,7 @@
               <w:lang w:eastAsia="pt-BR"/>
             </w:rPr>
           </w:pPr>
-          <w:hyperlink w:anchor="_Toc226016762" w:history="1">
+          <w:hyperlink w:anchor="_Toc226622561" w:history="1">
             <w:r>
               <w:rPr>
                 <w:rStyle w:val="Hyperlink"/>
@@ -1061,7 +1583,7 @@
                 <w:noProof/>
                 <w:webHidden/>
               </w:rPr>
-              <w:instrText xml:space="preserve"> PAGEREF _Toc226016762 \h </w:instrText>
+              <w:instrText xml:space="preserve"> PAGEREF _Toc226622561 \h </w:instrText>
             </w:r>
             <w:r>
               <w:rPr>
@@ -1102,7 +1624,7 @@
               <w:lang w:eastAsia="pt-BR"/>
             </w:rPr>
           </w:pPr>
-          <w:hyperlink w:anchor="_Toc226016763" w:history="1">
+          <w:hyperlink w:anchor="_Toc226622562" w:history="1">
             <w:r>
               <w:rPr>
                 <w:rStyle w:val="Hyperlink"/>
@@ -1145,7 +1667,7 @@
                 <w:noProof/>
                 <w:webHidden/>
               </w:rPr>
-              <w:instrText xml:space="preserve"> PAGEREF _Toc226016763 \h </w:instrText>
+              <w:instrText xml:space="preserve"> PAGEREF _Toc226622562 \h </w:instrText>
             </w:r>
             <w:r>
               <w:rPr>
@@ -1165,7 +1687,7 @@
                 <w:noProof/>
                 <w:webHidden/>
               </w:rPr>
-              <w:t>12</w:t>
+              <w:t>13</w:t>
             </w:r>
             <w:r>
               <w:rPr>
@@ -1186,7 +1708,7 @@
               <w:lang w:eastAsia="pt-BR"/>
             </w:rPr>
           </w:pPr>
-          <w:hyperlink w:anchor="_Toc226016764" w:history="1">
+          <w:hyperlink w:anchor="_Toc226622563" w:history="1">
             <w:r>
               <w:rPr>
                 <w:rStyle w:val="Hyperlink"/>
@@ -1229,7 +1751,7 @@
                 <w:noProof/>
                 <w:webHidden/>
               </w:rPr>
-              <w:instrText xml:space="preserve"> PAGEREF _Toc226016764 \h </w:instrText>
+              <w:instrText xml:space="preserve"> PAGEREF _Toc226622563 \h </w:instrText>
             </w:r>
             <w:r>
               <w:rPr>
@@ -1249,7 +1771,7 @@
                 <w:noProof/>
                 <w:webHidden/>
               </w:rPr>
-              <w:t>12</w:t>
+              <w:t>13</w:t>
             </w:r>
             <w:r>
               <w:rPr>
@@ -1270,7 +1792,7 @@
               <w:lang w:eastAsia="pt-BR"/>
             </w:rPr>
           </w:pPr>
-          <w:hyperlink w:anchor="_Toc226016765" w:history="1">
+          <w:hyperlink w:anchor="_Toc226622564" w:history="1">
             <w:r>
               <w:rPr>
                 <w:rStyle w:val="Hyperlink"/>
@@ -1313,7 +1835,7 @@
                 <w:noProof/>
                 <w:webHidden/>
               </w:rPr>
-              <w:instrText xml:space="preserve"> PAGEREF _Toc226016765 \h </w:instrText>
+              <w:instrText xml:space="preserve"> PAGEREF _Toc226622564 \h </w:instrText>
             </w:r>
             <w:r>
               <w:rPr>
@@ -1333,7 +1855,7 @@
                 <w:noProof/>
                 <w:webHidden/>
               </w:rPr>
-              <w:t>13</w:t>
+              <w:t>14</w:t>
             </w:r>
             <w:r>
               <w:rPr>
@@ -1354,7 +1876,7 @@
               <w:lang w:eastAsia="pt-BR"/>
             </w:rPr>
           </w:pPr>
-          <w:hyperlink w:anchor="_Toc226016766" w:history="1">
+          <w:hyperlink w:anchor="_Toc226622565" w:history="1">
             <w:r>
               <w:rPr>
                 <w:rStyle w:val="Hyperlink"/>
@@ -1397,7 +1919,7 @@
                 <w:noProof/>
                 <w:webHidden/>
               </w:rPr>
-              <w:instrText xml:space="preserve"> PAGEREF _Toc226016766 \h </w:instrText>
+              <w:instrText xml:space="preserve"> PAGEREF _Toc226622565 \h </w:instrText>
             </w:r>
             <w:r>
               <w:rPr>
@@ -1417,7 +1939,7 @@
                 <w:noProof/>
                 <w:webHidden/>
               </w:rPr>
-              <w:t>13</w:t>
+              <w:t>14</w:t>
             </w:r>
             <w:r>
               <w:rPr>
@@ -1438,7 +1960,7 @@
               <w:lang w:eastAsia="pt-BR"/>
             </w:rPr>
           </w:pPr>
-          <w:hyperlink w:anchor="_Toc226016767" w:history="1">
+          <w:hyperlink w:anchor="_Toc226622566" w:history="1">
             <w:r>
               <w:rPr>
                 <w:rStyle w:val="Hyperlink"/>
@@ -1481,7 +2003,7 @@
                 <w:noProof/>
                 <w:webHidden/>
               </w:rPr>
-              <w:instrText xml:space="preserve"> PAGEREF _Toc226016767 \h </w:instrText>
+              <w:instrText xml:space="preserve"> PAGEREF _Toc226622566 \h </w:instrText>
             </w:r>
             <w:r>
               <w:rPr>
@@ -1501,7 +2023,7 @@
                 <w:noProof/>
                 <w:webHidden/>
               </w:rPr>
-              <w:t>13</w:t>
+              <w:t>15</w:t>
             </w:r>
             <w:r>
               <w:rPr>
@@ -1522,7 +2044,7 @@
               <w:lang w:eastAsia="pt-BR"/>
             </w:rPr>
           </w:pPr>
-          <w:hyperlink w:anchor="_Toc226016768" w:history="1">
+          <w:hyperlink w:anchor="_Toc226622567" w:history="1">
             <w:r>
               <w:rPr>
                 <w:rStyle w:val="Hyperlink"/>
@@ -1565,7 +2087,7 @@
                 <w:noProof/>
                 <w:webHidden/>
               </w:rPr>
-              <w:instrText xml:space="preserve"> PAGEREF _Toc226016768 \h </w:instrText>
+              <w:instrText xml:space="preserve"> PAGEREF _Toc226622567 \h </w:instrText>
             </w:r>
             <w:r>
               <w:rPr>
@@ -1585,7 +2107,7 @@
                 <w:noProof/>
                 <w:webHidden/>
               </w:rPr>
-              <w:t>13</w:t>
+              <w:t>15</w:t>
             </w:r>
             <w:r>
               <w:rPr>
@@ -1606,7 +2128,7 @@
               <w:lang w:eastAsia="pt-BR"/>
             </w:rPr>
           </w:pPr>
-          <w:hyperlink w:anchor="_Toc226016769" w:history="1">
+          <w:hyperlink w:anchor="_Toc226622568" w:history="1">
             <w:r>
               <w:rPr>
                 <w:rStyle w:val="Hyperlink"/>
@@ -1650,7 +2172,7 @@
                 <w:noProof/>
                 <w:webHidden/>
               </w:rPr>
-              <w:instrText xml:space="preserve"> PAGEREF _Toc226016769 \h </w:instrText>
+              <w:instrText xml:space="preserve"> PAGEREF _Toc226622568 \h </w:instrText>
             </w:r>
             <w:r>
               <w:rPr>
@@ -1670,7 +2192,7 @@
                 <w:noProof/>
                 <w:webHidden/>
               </w:rPr>
-              <w:t>14</w:t>
+              <w:t>16</w:t>
             </w:r>
             <w:r>
               <w:rPr>
@@ -1691,7 +2213,7 @@
               <w:lang w:eastAsia="pt-BR"/>
             </w:rPr>
           </w:pPr>
-          <w:hyperlink w:anchor="_Toc226016770" w:history="1">
+          <w:hyperlink w:anchor="_Toc226622569" w:history="1">
             <w:r>
               <w:rPr>
                 <w:rStyle w:val="Hyperlink"/>
@@ -1734,7 +2256,7 @@
                 <w:noProof/>
                 <w:webHidden/>
               </w:rPr>
-              <w:instrText xml:space="preserve"> PAGEREF _Toc226016770 \h </w:instrText>
+              <w:instrText xml:space="preserve"> PAGEREF _Toc226622569 \h </w:instrText>
             </w:r>
             <w:r>
               <w:rPr>
@@ -1754,7 +2276,7 @@
                 <w:noProof/>
                 <w:webHidden/>
               </w:rPr>
-              <w:t>15</w:t>
+              <w:t>17</w:t>
             </w:r>
             <w:r>
               <w:rPr>
@@ -1775,7 +2297,7 @@
               <w:lang w:eastAsia="pt-BR"/>
             </w:rPr>
           </w:pPr>
-          <w:hyperlink w:anchor="_Toc226016771" w:history="1">
+          <w:hyperlink w:anchor="_Toc226622570" w:history="1">
             <w:r>
               <w:rPr>
                 <w:rStyle w:val="Hyperlink"/>
@@ -1818,7 +2340,7 @@
                 <w:noProof/>
                 <w:webHidden/>
               </w:rPr>
-              <w:instrText xml:space="preserve"> PAGEREF _Toc226016771 \h </w:instrText>
+              <w:instrText xml:space="preserve"> PAGEREF _Toc226622570 \h </w:instrText>
             </w:r>
             <w:r>
               <w:rPr>
@@ -1838,7 +2360,91 @@
                 <w:noProof/>
                 <w:webHidden/>
               </w:rPr>
-              <w:t>15</w:t>
+              <w:t>17</w:t>
+            </w:r>
+            <w:r>
+              <w:rPr>
+                <w:noProof/>
+                <w:webHidden/>
+              </w:rPr>
+              <w:fldChar w:fldCharType="end"/>
+            </w:r>
+          </w:hyperlink>
+        </w:p>
+        <w:p>
+          <w:pPr>
+            <w:pStyle w:val="Sumrio2"/>
+            <w:rPr>
+              <w:rFonts w:asciiTheme="minorHAnsi" w:eastAsiaTheme="minorEastAsia" w:hAnsiTheme="minorHAnsi"/>
+              <w:noProof/>
+              <w:sz w:val="22"/>
+              <w:lang w:eastAsia="pt-BR"/>
+            </w:rPr>
+          </w:pPr>
+          <w:hyperlink w:anchor="_Toc226622571" w:history="1">
+            <w:r>
+              <w:rPr>
+                <w:rStyle w:val="Hyperlink"/>
+                <w:noProof/>
+              </w:rPr>
+              <w:t>3.2</w:t>
+            </w:r>
+            <w:r>
+              <w:rPr>
+                <w:rFonts w:asciiTheme="minorHAnsi" w:eastAsiaTheme="minorEastAsia" w:hAnsiTheme="minorHAnsi"/>
+                <w:noProof/>
+                <w:sz w:val="22"/>
+                <w:lang w:eastAsia="pt-BR"/>
+              </w:rPr>
+              <w:tab/>
+            </w:r>
+            <w:r>
+              <w:rPr>
+                <w:rStyle w:val="Hyperlink"/>
+                <w:noProof/>
+              </w:rPr>
+              <w:t>Pesquisa de Campo</w:t>
+            </w:r>
+            <w:r>
+              <w:rPr>
+                <w:noProof/>
+                <w:webHidden/>
+              </w:rPr>
+              <w:tab/>
+            </w:r>
+            <w:r>
+              <w:rPr>
+                <w:noProof/>
+                <w:webHidden/>
+              </w:rPr>
+              <w:fldChar w:fldCharType="begin"/>
+            </w:r>
+            <w:r>
+              <w:rPr>
+                <w:noProof/>
+                <w:webHidden/>
+              </w:rPr>
+              <w:instrText xml:space="preserve"> PAGEREF _Toc226622571 \h </w:instrText>
+            </w:r>
+            <w:r>
+              <w:rPr>
+                <w:noProof/>
+                <w:webHidden/>
+              </w:rPr>
+            </w:r>
+            <w:r>
+              <w:rPr>
+                <w:noProof/>
+                <w:webHidden/>
+              </w:rPr>
+              <w:fldChar w:fldCharType="separate"/>
+            </w:r>
+            <w:r>
+              <w:rPr>
+                <w:noProof/>
+                <w:webHidden/>
+              </w:rPr>
+              <w:t>18</w:t>
             </w:r>
             <w:r>
               <w:rPr>
@@ -1859,7 +2465,7 @@
               <w:lang w:eastAsia="pt-BR"/>
             </w:rPr>
           </w:pPr>
-          <w:hyperlink w:anchor="_Toc226016772" w:history="1">
+          <w:hyperlink w:anchor="_Toc226622572" w:history="1">
             <w:r>
               <w:rPr>
                 <w:rStyle w:val="Hyperlink"/>
@@ -1902,7 +2508,7 @@
                 <w:noProof/>
                 <w:webHidden/>
               </w:rPr>
-              <w:instrText xml:space="preserve"> PAGEREF _Toc226016772 \h </w:instrText>
+              <w:instrText xml:space="preserve"> PAGEREF _Toc226622572 \h </w:instrText>
             </w:r>
             <w:r>
               <w:rPr>
@@ -1922,7 +2528,7 @@
                 <w:noProof/>
                 <w:webHidden/>
               </w:rPr>
-              <w:t>16</w:t>
+              <w:t>19</w:t>
             </w:r>
             <w:r>
               <w:rPr>
@@ -1943,7 +2549,7 @@
               <w:lang w:eastAsia="pt-BR"/>
             </w:rPr>
           </w:pPr>
-          <w:hyperlink w:anchor="_Toc226016773" w:history="1">
+          <w:hyperlink w:anchor="_Toc226622573" w:history="1">
             <w:r>
               <w:rPr>
                 <w:rStyle w:val="Hyperlink"/>
@@ -1986,7 +2592,7 @@
                 <w:noProof/>
                 <w:webHidden/>
               </w:rPr>
-              <w:instrText xml:space="preserve"> PAGEREF _Toc226016773 \h </w:instrText>
+              <w:instrText xml:space="preserve"> PAGEREF _Toc226622573 \h </w:instrText>
             </w:r>
             <w:r>
               <w:rPr>
@@ -2006,7 +2612,7 @@
                 <w:noProof/>
                 <w:webHidden/>
               </w:rPr>
-              <w:t>16</w:t>
+              <w:t>19</w:t>
             </w:r>
             <w:r>
               <w:rPr>
@@ -2027,7 +2633,7 @@
               <w:lang w:eastAsia="pt-BR"/>
             </w:rPr>
           </w:pPr>
-          <w:hyperlink w:anchor="_Toc226016774" w:history="1">
+          <w:hyperlink w:anchor="_Toc226622574" w:history="1">
             <w:r>
               <w:rPr>
                 <w:rStyle w:val="Hyperlink"/>
@@ -2070,7 +2676,7 @@
                 <w:noProof/>
                 <w:webHidden/>
               </w:rPr>
-              <w:instrText xml:space="preserve"> PAGEREF _Toc226016774 \h </w:instrText>
+              <w:instrText xml:space="preserve"> PAGEREF _Toc226622574 \h </w:instrText>
             </w:r>
             <w:r>
               <w:rPr>
@@ -2090,7 +2696,243 @@
                 <w:noProof/>
                 <w:webHidden/>
               </w:rPr>
-              <w:t>16</w:t>
+              <w:t>19</w:t>
+            </w:r>
+            <w:r>
+              <w:rPr>
+                <w:noProof/>
+                <w:webHidden/>
+              </w:rPr>
+              <w:fldChar w:fldCharType="end"/>
+            </w:r>
+          </w:hyperlink>
+        </w:p>
+        <w:p>
+          <w:pPr>
+            <w:pStyle w:val="Sumrio1"/>
+            <w:rPr>
+              <w:rFonts w:asciiTheme="minorHAnsi" w:eastAsiaTheme="minorEastAsia" w:hAnsiTheme="minorHAnsi"/>
+              <w:noProof/>
+              <w:sz w:val="22"/>
+              <w:lang w:eastAsia="pt-BR"/>
+            </w:rPr>
+          </w:pPr>
+          <w:hyperlink w:anchor="_Toc226622575" w:history="1">
+            <w:r>
+              <w:rPr>
+                <w:rStyle w:val="Hyperlink"/>
+                <w:noProof/>
+              </w:rPr>
+              <w:t>5</w:t>
+            </w:r>
+            <w:r>
+              <w:rPr>
+                <w:rFonts w:asciiTheme="minorHAnsi" w:eastAsiaTheme="minorEastAsia" w:hAnsiTheme="minorHAnsi"/>
+                <w:noProof/>
+                <w:sz w:val="22"/>
+                <w:lang w:eastAsia="pt-BR"/>
+              </w:rPr>
+              <w:tab/>
+            </w:r>
+            <w:r>
+              <w:rPr>
+                <w:rStyle w:val="Hyperlink"/>
+                <w:noProof/>
+              </w:rPr>
+              <w:t>ASPECTOS ESTRATÉGICOS</w:t>
+            </w:r>
+            <w:r>
+              <w:rPr>
+                <w:noProof/>
+                <w:webHidden/>
+              </w:rPr>
+              <w:tab/>
+            </w:r>
+            <w:r>
+              <w:rPr>
+                <w:noProof/>
+                <w:webHidden/>
+              </w:rPr>
+              <w:fldChar w:fldCharType="begin"/>
+            </w:r>
+            <w:r>
+              <w:rPr>
+                <w:noProof/>
+                <w:webHidden/>
+              </w:rPr>
+              <w:instrText xml:space="preserve"> PAGEREF _Toc226622575 \h </w:instrText>
+            </w:r>
+            <w:r>
+              <w:rPr>
+                <w:noProof/>
+                <w:webHidden/>
+              </w:rPr>
+            </w:r>
+            <w:r>
+              <w:rPr>
+                <w:noProof/>
+                <w:webHidden/>
+              </w:rPr>
+              <w:fldChar w:fldCharType="separate"/>
+            </w:r>
+            <w:r>
+              <w:rPr>
+                <w:noProof/>
+                <w:webHidden/>
+              </w:rPr>
+              <w:t>20</w:t>
+            </w:r>
+            <w:r>
+              <w:rPr>
+                <w:noProof/>
+                <w:webHidden/>
+              </w:rPr>
+              <w:fldChar w:fldCharType="end"/>
+            </w:r>
+          </w:hyperlink>
+        </w:p>
+        <w:p>
+          <w:pPr>
+            <w:pStyle w:val="Sumrio2"/>
+            <w:rPr>
+              <w:rFonts w:asciiTheme="minorHAnsi" w:eastAsiaTheme="minorEastAsia" w:hAnsiTheme="minorHAnsi"/>
+              <w:noProof/>
+              <w:sz w:val="22"/>
+              <w:lang w:eastAsia="pt-BR"/>
+            </w:rPr>
+          </w:pPr>
+          <w:hyperlink w:anchor="_Toc226622576" w:history="1">
+            <w:r>
+              <w:rPr>
+                <w:rStyle w:val="Hyperlink"/>
+                <w:noProof/>
+              </w:rPr>
+              <w:t>5.1</w:t>
+            </w:r>
+            <w:r>
+              <w:rPr>
+                <w:rFonts w:asciiTheme="minorHAnsi" w:eastAsiaTheme="minorEastAsia" w:hAnsiTheme="minorHAnsi"/>
+                <w:noProof/>
+                <w:sz w:val="22"/>
+                <w:lang w:eastAsia="pt-BR"/>
+              </w:rPr>
+              <w:tab/>
+            </w:r>
+            <w:r>
+              <w:rPr>
+                <w:rStyle w:val="Hyperlink"/>
+                <w:noProof/>
+              </w:rPr>
+              <w:t>Planejamento Financeiro</w:t>
+            </w:r>
+            <w:r>
+              <w:rPr>
+                <w:noProof/>
+                <w:webHidden/>
+              </w:rPr>
+              <w:tab/>
+            </w:r>
+            <w:r>
+              <w:rPr>
+                <w:noProof/>
+                <w:webHidden/>
+              </w:rPr>
+              <w:fldChar w:fldCharType="begin"/>
+            </w:r>
+            <w:r>
+              <w:rPr>
+                <w:noProof/>
+                <w:webHidden/>
+              </w:rPr>
+              <w:instrText xml:space="preserve"> PAGEREF _Toc226622576 \h </w:instrText>
+            </w:r>
+            <w:r>
+              <w:rPr>
+                <w:noProof/>
+                <w:webHidden/>
+              </w:rPr>
+            </w:r>
+            <w:r>
+              <w:rPr>
+                <w:noProof/>
+                <w:webHidden/>
+              </w:rPr>
+              <w:fldChar w:fldCharType="separate"/>
+            </w:r>
+            <w:r>
+              <w:rPr>
+                <w:noProof/>
+                <w:webHidden/>
+              </w:rPr>
+              <w:t>20</w:t>
+            </w:r>
+            <w:r>
+              <w:rPr>
+                <w:noProof/>
+                <w:webHidden/>
+              </w:rPr>
+              <w:fldChar w:fldCharType="end"/>
+            </w:r>
+          </w:hyperlink>
+        </w:p>
+        <w:p>
+          <w:pPr>
+            <w:pStyle w:val="Sumrio1"/>
+            <w:rPr>
+              <w:rFonts w:asciiTheme="minorHAnsi" w:eastAsiaTheme="minorEastAsia" w:hAnsiTheme="minorHAnsi"/>
+              <w:noProof/>
+              <w:sz w:val="22"/>
+              <w:lang w:eastAsia="pt-BR"/>
+            </w:rPr>
+          </w:pPr>
+          <w:hyperlink w:anchor="_Toc226622577" w:history="1">
+            <w:r>
+              <w:rPr>
+                <w:rStyle w:val="Hyperlink"/>
+                <w:noProof/>
+              </w:rPr>
+              <w:t>REFERENCIA</w:t>
+            </w:r>
+            <w:r>
+              <w:rPr>
+                <w:noProof/>
+                <w:webHidden/>
+              </w:rPr>
+              <w:tab/>
+            </w:r>
+            <w:r>
+              <w:rPr>
+                <w:noProof/>
+                <w:webHidden/>
+              </w:rPr>
+              <w:fldChar w:fldCharType="begin"/>
+            </w:r>
+            <w:r>
+              <w:rPr>
+                <w:noProof/>
+                <w:webHidden/>
+              </w:rPr>
+              <w:instrText xml:space="preserve"> PAGEREF _Toc226622577 \h </w:instrText>
+            </w:r>
+            <w:r>
+              <w:rPr>
+                <w:noProof/>
+                <w:webHidden/>
+              </w:rPr>
+            </w:r>
+            <w:r>
+              <w:rPr>
+                <w:noProof/>
+                <w:webHidden/>
+              </w:rPr>
+              <w:fldChar w:fldCharType="separate"/>
+            </w:r>
+            <w:r>
+              <w:rPr>
+                <w:noProof/>
+                <w:webHidden/>
+              </w:rPr>
+              <w:t>21</w:t>
             </w:r>
             <w:r>
               <w:rPr>
@@ -2125,19 +2967,138 @@
       <w:pPr>
         <w:pStyle w:val="Ttulo1"/>
       </w:pPr>
-      <w:bookmarkStart w:id="0" w:name="_Toc226016757"/>
+      <w:bookmarkStart w:id="1" w:name="_Toc226622556"/>
       <w:r>
         <w:lastRenderedPageBreak/>
         <w:t>INTRODUÇÃO</w:t>
       </w:r>
-      <w:bookmarkEnd w:id="0"/>
-    </w:p>
-    <w:p>
-      <w:pPr>
-        <w:rPr>
-          <w:shd w:val="clear" w:color="auto" w:fill="FFFFFF"/>
-        </w:rPr>
-      </w:pPr>
+      <w:bookmarkEnd w:id="1"/>
+    </w:p>
+    <w:p>
+      <w:pPr>
+        <w:rPr>
+          <w:shd w:val="clear" w:color="auto" w:fill="FFFFFF"/>
+        </w:rPr>
+      </w:pPr>
+      <w:r>
+        <w:rPr>
+          <w:shd w:val="clear" w:color="auto" w:fill="FFFFFF"/>
+        </w:rPr>
+        <w:t>t is a long established fact that a reader will be distracted by the readable content of a page when looking at its layout. The point of using Lorem Ipsum is that it has a more-or-less normal distribution of letters, as opposed to using 'Content here, content here', making it look like readable English. Many desktop publishing packages and web page editors now use Lorem Ipsum as their default model text, and a search for 'lorem ipsum' will uncover many web sites still in their infancy. Various versions have evolved over the years, sometimes by accident, sometimes on purpose (injected humour and the like).</w:t>
+      </w:r>
+    </w:p>
+    <w:p>
+      <w:pPr>
+        <w:rPr>
+          <w:shd w:val="clear" w:color="auto" w:fill="FFFFFF"/>
+        </w:rPr>
+      </w:pPr>
+    </w:p>
+    <w:p>
+      <w:pPr>
+        <w:pStyle w:val="Ttulo2"/>
+      </w:pPr>
+      <w:bookmarkStart w:id="2" w:name="_Toc226622557"/>
+      <w:r>
+        <w:t>Problemática</w:t>
+      </w:r>
+      <w:bookmarkEnd w:id="2"/>
+    </w:p>
+    <w:p>
+      <w:pPr>
+        <w:rPr>
+          <w:shd w:val="clear" w:color="auto" w:fill="FFFFFF"/>
+        </w:rPr>
+      </w:pPr>
+      <w:r>
+        <w:rPr>
+          <w:shd w:val="clear" w:color="auto" w:fill="FFFFFF"/>
+        </w:rPr>
+        <w:t>t is a long established fact that a reader will be distracted by the readable content of a page when looking at its layout. The point of using Lorem Ipsum is that it has a more-or-less normal distribution of letters, as opposed to using 'Content here, content here', making it look like readable English. Many desktop publishing packages and web page editors now use Lorem Ipsum as their default model text, and a search for 'lorem ipsum' will uncover many web sites still in their infancy. Various versions have evolved over the years, sometimes by accident, sometimes on purpose (injected humour and the like).</w:t>
+      </w:r>
+    </w:p>
+    <w:p>
+      <w:pPr>
+        <w:pStyle w:val="Ttulo2"/>
+      </w:pPr>
+      <w:bookmarkStart w:id="3" w:name="_Toc226622558"/>
+      <w:r>
+        <w:t>Justificativa</w:t>
+      </w:r>
+      <w:bookmarkEnd w:id="3"/>
+    </w:p>
+    <w:p>
+      <w:pPr>
+        <w:rPr>
+          <w:shd w:val="clear" w:color="auto" w:fill="FFFFFF"/>
+        </w:rPr>
+      </w:pPr>
+      <w:r>
+        <w:rPr>
+          <w:shd w:val="clear" w:color="auto" w:fill="FFFFFF"/>
+        </w:rPr>
+        <w:t>t is a long established fact that a reader will be distracted by the readable content of a page when looking at its layout. The point of using Lorem Ipsum is that it has a more-or-less normal distribution of letters, as opposed to using 'Content here, content here', making it look like readable English. Many desktop publishing packages and web page editors now use Lorem Ipsum as their default model text, and a search for 'lorem ipsum' will uncover many web sites still in their infancy. Various versions have evolved over the years, sometimes by accident, sometimes on purpose (injected humour and the like).</w:t>
+      </w:r>
+    </w:p>
+    <w:p>
+      <w:pPr>
+        <w:pStyle w:val="Ttulo2"/>
+      </w:pPr>
+      <w:bookmarkStart w:id="4" w:name="_Toc226622559"/>
+      <w:r>
+        <w:lastRenderedPageBreak/>
+        <w:t>Objetivo</w:t>
+      </w:r>
+      <w:bookmarkEnd w:id="4"/>
+    </w:p>
+    <w:p>
+      <w:pPr>
+        <w:rPr>
+          <w:shd w:val="clear" w:color="auto" w:fill="FFFFFF"/>
+        </w:rPr>
+      </w:pPr>
+      <w:r>
+        <w:rPr>
+          <w:shd w:val="clear" w:color="auto" w:fill="FFFFFF"/>
+        </w:rPr>
+        <w:t>t is a long established fact that a reader will be distracted by the readable content of a page when looking at its layout. The point of using Lorem Ipsum is that it has a more-or-less normal distribution of letters, as opposed to using 'Content here, content here', making it look like readable English. Many desktop publishing packages and web page editors now use Lorem Ipsum as their default model text, and a search for 'lorem ipsum' will uncover many web sites still in their infancy. Various versions have evolved over the years, sometimes by accident, sometimes on purpose (injected humour and the like).</w:t>
+      </w:r>
+    </w:p>
+    <w:p/>
+    <w:p>
+      <w:pPr>
+        <w:pStyle w:val="Ttulo3"/>
+      </w:pPr>
+      <w:bookmarkStart w:id="5" w:name="_Toc226622560"/>
+      <w:r>
+        <w:t>Objetivo Geral</w:t>
+      </w:r>
+      <w:bookmarkEnd w:id="5"/>
+    </w:p>
+    <w:p>
+      <w:pPr>
+        <w:rPr>
+          <w:shd w:val="clear" w:color="auto" w:fill="FFFFFF"/>
+        </w:rPr>
+      </w:pPr>
+      <w:r>
+        <w:rPr>
+          <w:shd w:val="clear" w:color="auto" w:fill="FFFFFF"/>
+        </w:rPr>
+        <w:t>t is a long established fact that a reader will be distracted by the readable content of a page when looking at its layout. The point of using Lorem Ipsum is that it has a more-or-less normal distribution of letters, as opposed to using 'Content here, content here', making it look like readable English. Many desktop publishing packages and web page editors now use Lorem Ipsum as their default model text, and a search for 'lorem ipsum' will uncover many web sites still in their infancy. Various versions have evolved over the years, sometimes by accident, sometimes on purpose (injected humour and the like).</w:t>
+      </w:r>
+    </w:p>
+    <w:p>
+      <w:pPr>
+        <w:pStyle w:val="Ttulo3"/>
+      </w:pPr>
+      <w:bookmarkStart w:id="6" w:name="_Toc226622561"/>
+      <w:r>
+        <w:t>Objetivos Específicos</w:t>
+      </w:r>
+      <w:bookmarkEnd w:id="6"/>
+    </w:p>
+    <w:p>
       <w:r>
         <w:rPr>
           <w:rFonts w:ascii="Open Sans" w:hAnsi="Open Sans" w:cs="Open Sans"/>
@@ -2146,33 +3107,475 @@
           <w:szCs w:val="21"/>
           <w:shd w:val="clear" w:color="auto" w:fill="FFFFFF"/>
         </w:rPr>
+        <w:t xml:space="preserve">t </w:t>
+      </w:r>
+      <w:r>
+        <w:t>is a long established fact that a reader will be distracted by the readable content of a page when looking at its layout. The point of using Lorem Ipsum is that it has a more-or-less normal distribution of letters, as opposed to using 'Content here, content here', making it look like readable English. Many desktop publishing packages and web page editors now use Lorem Ipsum as their default model text, and a search for 'lorem ipsum' will uncover many web sites still in their infancy. Various versions have evolved over the years, sometimes by accident, sometimes on purpose (injected humour and the like).</w:t>
+      </w:r>
+    </w:p>
+    <w:p/>
+    <w:p>
+      <w:pPr>
+        <w:pStyle w:val="Ttulo2"/>
+      </w:pPr>
+      <w:bookmarkStart w:id="7" w:name="_Toc226622562"/>
+      <w:r>
+        <w:lastRenderedPageBreak/>
+        <w:t>Metodologia</w:t>
+      </w:r>
+      <w:bookmarkEnd w:id="7"/>
+    </w:p>
+    <w:p>
+      <w:pPr>
+        <w:rPr>
+          <w:shd w:val="clear" w:color="auto" w:fill="FFFFFF"/>
+        </w:rPr>
+      </w:pPr>
+      <w:r>
+        <w:rPr>
+          <w:shd w:val="clear" w:color="auto" w:fill="FFFFFF"/>
+        </w:rPr>
         <w:t>t is a long established fact that a reader will be distracted by the readable content of a page when looking at its layout. The point of using Lorem Ipsum is that it has a more-or-less normal distribution of letters, as opposed to using 'Content here, content here', making it look like readable English. Many desktop publishing packages and web page editors now use Lorem Ipsum as their default model text, and a search for 'lorem ipsum' will uncover many web sites still in their infancy. Various versions have evolved over the years, sometimes by accident, sometimes on purpose (injected humour and the like).</w:t>
       </w:r>
     </w:p>
-    <w:p>
-      <w:pPr>
-        <w:rPr>
-          <w:shd w:val="clear" w:color="auto" w:fill="FFFFFF"/>
-        </w:rPr>
-      </w:pPr>
-    </w:p>
+    <w:p/>
     <w:p>
       <w:pPr>
         <w:pStyle w:val="Ttulo2"/>
       </w:pPr>
-      <w:bookmarkStart w:id="1" w:name="_Toc226016758"/>
-      <w:r>
-        <w:t>Problemática</w:t>
-      </w:r>
-      <w:bookmarkEnd w:id="1"/>
-    </w:p>
-    <w:p>
-      <w:pPr>
-        <w:rPr>
-          <w:shd w:val="clear" w:color="auto" w:fill="FFFFFF"/>
-        </w:rPr>
-      </w:pPr>
-      <w:r>
+      <w:bookmarkStart w:id="8" w:name="_Toc226622563"/>
+      <w:r>
+        <w:t>Res</w:t>
+      </w:r>
+      <w:r>
+        <w:t>ultados Esperados</w:t>
+      </w:r>
+      <w:bookmarkEnd w:id="8"/>
+    </w:p>
+    <w:p>
+      <w:pPr>
+        <w:rPr>
+          <w:shd w:val="clear" w:color="auto" w:fill="FFFFFF"/>
+        </w:rPr>
+      </w:pPr>
+      <w:r>
+        <w:rPr>
+          <w:shd w:val="clear" w:color="auto" w:fill="FFFFFF"/>
+        </w:rPr>
+        <w:t>t is a long established fact that a reader will be distracted by the readable content of a page when looking at its layout. The point of using Lorem Ipsum is that it has a more-or-less normal distribution of letters, as opposed to using 'Content here, content here', making it look like readable English. Many desktop publishing packages and web page editors now use Lorem Ipsum as their default model text, and a search for 'lorem ipsum' will uncover many web sites still in their infancy. Various versions have evolved over the years, sometimes by accident, sometimes on purpose (injected humour and the like).</w:t>
+      </w:r>
+    </w:p>
+    <w:p>
+      <w:pPr>
+        <w:rPr>
+          <w:shd w:val="clear" w:color="auto" w:fill="FFFFFF"/>
+        </w:rPr>
+      </w:pPr>
+      <w:r>
+        <w:rPr>
+          <w:shd w:val="clear" w:color="auto" w:fill="FFFFFF"/>
+        </w:rPr>
+        <w:t>t is a long established fact that a reader will be distracted by the readable content of a page when looking at its layout. The point of using Lorem Ipsum is that it has a more-or-less normal distribution of letters, as opposed to using 'Content here, content here', making it look like readable English. Many desktop publishing packages and web page editors now use Lorem Ipsum as their default model text, and a search for 'lorem ipsum' will uncover many web sites still in their infancy. Various versions have evolved over the years, sometimes by accident, sometimes on purpose (injected humour and the like).</w:t>
+      </w:r>
+    </w:p>
+    <w:p>
+      <w:pPr>
+        <w:rPr>
+          <w:shd w:val="clear" w:color="auto" w:fill="FFFFFF"/>
+        </w:rPr>
+      </w:pPr>
+    </w:p>
+    <w:p>
+      <w:pPr>
+        <w:ind w:firstLine="0"/>
+        <w:rPr>
+          <w:shd w:val="clear" w:color="auto" w:fill="FFFFFF"/>
+        </w:rPr>
+      </w:pPr>
+    </w:p>
+    <w:p>
+      <w:pPr>
+        <w:pStyle w:val="Ttulo1"/>
+      </w:pPr>
+      <w:bookmarkStart w:id="9" w:name="_Toc226622564"/>
+      <w:r>
+        <w:lastRenderedPageBreak/>
+        <w:t>REFERENCIAL TEORICO</w:t>
+      </w:r>
+      <w:bookmarkEnd w:id="9"/>
+    </w:p>
+    <w:p>
+      <w:pPr>
+        <w:rPr>
+          <w:shd w:val="clear" w:color="auto" w:fill="FFFFFF"/>
+        </w:rPr>
+      </w:pPr>
+      <w:r>
+        <w:rPr>
+          <w:shd w:val="clear" w:color="auto" w:fill="FFFFFF"/>
+        </w:rPr>
+        <w:t>t is a long established fact that a reader will be distracted by the readable content of a page when looking at its layout. The point of using Lorem Ipsum is that it has a more-or-less normal distribution of letters, as opposed to using 'Content here, content here', making it look like readable English. Many desktop publishing packages and web page editors now use Lorem Ipsum as their default model text, and a search for 'lorem ipsum' will uncover many web sites still in their infancy. Various versions have evolved over the years, sometimes by accident, sometimes on purpose (injected humour and the like).</w:t>
+      </w:r>
+    </w:p>
+    <w:p/>
+    <w:p>
+      <w:pPr>
+        <w:pStyle w:val="Ttulo2"/>
+      </w:pPr>
+      <w:bookmarkStart w:id="10" w:name="_Toc226622565"/>
+      <w:r>
+        <w:t>Teste de nível 2</w:t>
+      </w:r>
+      <w:bookmarkEnd w:id="10"/>
+    </w:p>
+    <w:p>
+      <w:pPr>
+        <w:rPr>
+          <w:shd w:val="clear" w:color="auto" w:fill="FFFFFF"/>
+        </w:rPr>
+      </w:pPr>
+      <w:r>
+        <w:rPr>
+          <w:shd w:val="clear" w:color="auto" w:fill="FFFFFF"/>
+        </w:rPr>
+        <w:t>t is a long established fact that a reader will be distracted by the readable content of a page when looking at its layout. The point of using Lorem Ipsum is that it has a more-or-less normal distribution of letters, as opposed to using 'Content here, content here', making it look like readable English. Many desktop publishing packages and web page editors now use Lorem Ipsum as their default model text, and a search for 'lorem ipsum' will uncover many web sites still in their infancy. Various versions have evolved over the years, sometimes by accident, sometimes on purpose (injected humour and the like).</w:t>
+      </w:r>
+    </w:p>
+    <w:p>
+      <w:pPr>
+        <w:pStyle w:val="Legenda"/>
+        <w:keepNext/>
+      </w:pPr>
+      <w:bookmarkStart w:id="11" w:name="_Toc226624102"/>
+      <w:r>
+        <w:t xml:space="preserve">Figura </w:t>
+      </w:r>
+      <w:r>
+        <w:fldChar w:fldCharType="begin"/>
+      </w:r>
+      <w:r>
+        <w:instrText xml:space="preserve"> SEQ Figura \* ARABIC </w:instrText>
+      </w:r>
+      <w:r>
+        <w:fldChar w:fldCharType="separate"/>
+      </w:r>
+      <w:r>
+        <w:rPr>
+          <w:noProof/>
+        </w:rPr>
+        <w:t>1</w:t>
+      </w:r>
+      <w:r>
+        <w:fldChar w:fldCharType="end"/>
+      </w:r>
+      <w:r>
+        <w:t>: Laço Esperança</w:t>
+      </w:r>
+      <w:bookmarkEnd w:id="11"/>
+    </w:p>
+    <w:p>
+      <w:pPr>
+        <w:pStyle w:val="Fonteeimagem"/>
+      </w:pPr>
+      <w:r>
+        <w:rPr>
+          <w:noProof/>
+          <w:lang w:eastAsia="pt-BR"/>
+        </w:rPr>
+        <w:drawing>
+          <wp:inline distT="0" distB="0" distL="0" distR="0">
+            <wp:extent cx="2178050" cy="2178050"/>
+            <wp:effectExtent l="114300" t="114300" r="107950" b="146050"/>
+            <wp:docPr id="1" name="Imagem 1" descr="Lacinho Roxo Tipo Gravatão - Pct c/ 10 peças - Laços Marcela - Rizzo"/>
+            <wp:cNvGraphicFramePr>
+              <a:graphicFrameLocks xmlns:a="http://schemas.openxmlformats.org/drawingml/2006/main" noChangeAspect="1"/>
+            </wp:cNvGraphicFramePr>
+            <a:graphic xmlns:a="http://schemas.openxmlformats.org/drawingml/2006/main">
+              <a:graphicData uri="http://schemas.openxmlformats.org/drawingml/2006/picture">
+                <pic:pic xmlns:pic="http://schemas.openxmlformats.org/drawingml/2006/picture">
+                  <pic:nvPicPr>
+                    <pic:cNvPr id="0" name="Picture 1" descr="Lacinho Roxo Tipo Gravatão - Pct c/ 10 peças - Laços Marcela - Rizzo"/>
+                    <pic:cNvPicPr>
+                      <a:picLocks noChangeAspect="1" noChangeArrowheads="1"/>
+                    </pic:cNvPicPr>
+                  </pic:nvPicPr>
+                  <pic:blipFill>
+                    <a:blip r:embed="rId9" cstate="print">
+                      <a:extLst>
+                        <a:ext uri="{28A0092B-C50C-407E-A947-70E740481C1C}">
+                          <a14:useLocalDpi xmlns:a14="http://schemas.microsoft.com/office/drawing/2010/main" val="0"/>
+                        </a:ext>
+                      </a:extLst>
+                    </a:blip>
+                    <a:srcRect/>
+                    <a:stretch>
+                      <a:fillRect/>
+                    </a:stretch>
+                  </pic:blipFill>
+                  <pic:spPr bwMode="auto">
+                    <a:xfrm>
+                      <a:off x="0" y="0"/>
+                      <a:ext cx="2178050" cy="2178050"/>
+                    </a:xfrm>
+                    <a:prstGeom prst="rect">
+                      <a:avLst/>
+                    </a:prstGeom>
+                    <a:solidFill>
+                      <a:srgbClr val="FFFFFF">
+                        <a:shade val="85000"/>
+                      </a:srgbClr>
+                    </a:solidFill>
+                    <a:ln w="88900" cap="sq">
+                      <a:solidFill>
+                        <a:srgbClr val="FFFFFF"/>
+                      </a:solidFill>
+                      <a:miter lim="800000"/>
+                    </a:ln>
+                    <a:effectLst>
+                      <a:outerShdw blurRad="55000" dist="18000" dir="5400000" algn="tl" rotWithShape="0">
+                        <a:srgbClr val="000000">
+                          <a:alpha val="40000"/>
+                        </a:srgbClr>
+                      </a:outerShdw>
+                    </a:effectLst>
+                    <a:scene3d>
+                      <a:camera prst="orthographicFront"/>
+                      <a:lightRig rig="twoPt" dir="t">
+                        <a:rot lat="0" lon="0" rev="7200000"/>
+                      </a:lightRig>
+                    </a:scene3d>
+                    <a:sp3d>
+                      <a:bevelT w="25400" h="19050"/>
+                      <a:contourClr>
+                        <a:srgbClr val="FFFFFF"/>
+                      </a:contourClr>
+                    </a:sp3d>
+                  </pic:spPr>
+                </pic:pic>
+              </a:graphicData>
+            </a:graphic>
+          </wp:inline>
+        </w:drawing>
+      </w:r>
+    </w:p>
+    <w:p>
+      <w:pPr>
+        <w:pStyle w:val="Fonteeimagem"/>
+      </w:pPr>
+      <w:r>
+        <w:t>Fonte: R</w:t>
+      </w:r>
+      <w:r>
+        <w:t>izzo</w:t>
+      </w:r>
+      <w:r>
+        <w:t xml:space="preserve"> E</w:t>
+      </w:r>
+      <w:r>
+        <w:t>mbalagens</w:t>
+      </w:r>
+      <w:r>
+        <w:t>, 2026</w:t>
+      </w:r>
+    </w:p>
+    <w:p/>
+    <w:p>
+      <w:pPr>
+        <w:pStyle w:val="Ttulo3"/>
+      </w:pPr>
+      <w:bookmarkStart w:id="12" w:name="_Toc226622566"/>
+      <w:r>
+        <w:lastRenderedPageBreak/>
+        <w:t>Teste de nível 3</w:t>
+      </w:r>
+      <w:bookmarkEnd w:id="12"/>
+    </w:p>
+    <w:p>
+      <w:pPr>
+        <w:rPr>
+          <w:shd w:val="clear" w:color="auto" w:fill="FFFFFF"/>
+        </w:rPr>
+      </w:pPr>
+      <w:r>
+        <w:rPr>
+          <w:shd w:val="clear" w:color="auto" w:fill="FFFFFF"/>
+        </w:rPr>
+        <w:t>t is a long established fact that a reader will be distracted by the readable content of a page when looking at its layout. The point of using Lorem Ipsum is that it has a more-or-less normal distribution of letters, as opposed to using 'Content here, content here', making it look like readable English. Many desktop publishing packages and web page editors now use Lorem Ipsum as their default model text, and a search for 'lorem ipsum' will uncover many web sites still in their infancy. Various versions have evolved over the years, sometimes by accident, sometimes on purpose (injected humour and the like).</w:t>
+      </w:r>
+    </w:p>
+    <w:p>
+      <w:pPr>
+        <w:pStyle w:val="Legenda"/>
+        <w:keepNext/>
+      </w:pPr>
+      <w:bookmarkStart w:id="13" w:name="_Toc226624103"/>
+      <w:r>
+        <w:t xml:space="preserve">Figura </w:t>
+      </w:r>
+      <w:r>
+        <w:fldChar w:fldCharType="begin"/>
+      </w:r>
+      <w:r>
+        <w:instrText xml:space="preserve"> SEQ Figura \* ARABIC </w:instrText>
+      </w:r>
+      <w:r>
+        <w:fldChar w:fldCharType="separate"/>
+      </w:r>
+      <w:r>
+        <w:rPr>
+          <w:noProof/>
+        </w:rPr>
+        <w:t>2</w:t>
+      </w:r>
+      <w:r>
+        <w:fldChar w:fldCharType="end"/>
+      </w:r>
+      <w:r>
+        <w:t>: Mãos Dadas</w:t>
+      </w:r>
+      <w:bookmarkEnd w:id="13"/>
+    </w:p>
+    <w:p>
+      <w:pPr>
+        <w:pStyle w:val="Fonteeimagem"/>
+      </w:pPr>
+      <w:r>
+        <w:rPr>
+          <w:noProof/>
+          <w:lang w:eastAsia="pt-BR"/>
+        </w:rPr>
+        <w:drawing>
+          <wp:inline distT="0" distB="0" distL="0" distR="0">
+            <wp:extent cx="2914650" cy="2185988"/>
+            <wp:effectExtent l="19050" t="19050" r="19050" b="24130"/>
+            <wp:docPr id="2" name="Imagem 2" descr="Cultivemos os vínculos e laços a partir do amor - Formação"/>
+            <wp:cNvGraphicFramePr>
+              <a:graphicFrameLocks xmlns:a="http://schemas.openxmlformats.org/drawingml/2006/main" noChangeAspect="1"/>
+            </wp:cNvGraphicFramePr>
+            <a:graphic xmlns:a="http://schemas.openxmlformats.org/drawingml/2006/main">
+              <a:graphicData uri="http://schemas.openxmlformats.org/drawingml/2006/picture">
+                <pic:pic xmlns:pic="http://schemas.openxmlformats.org/drawingml/2006/picture">
+                  <pic:nvPicPr>
+                    <pic:cNvPr id="0" name="Picture 3" descr="Cultivemos os vínculos e laços a partir do amor - Formação"/>
+                    <pic:cNvPicPr>
+                      <a:picLocks noChangeAspect="1" noChangeArrowheads="1"/>
+                    </pic:cNvPicPr>
+                  </pic:nvPicPr>
+                  <pic:blipFill>
+                    <a:blip r:embed="rId10" cstate="print">
+                      <a:extLst>
+                        <a:ext uri="{28A0092B-C50C-407E-A947-70E740481C1C}">
+                          <a14:useLocalDpi xmlns:a14="http://schemas.microsoft.com/office/drawing/2010/main" val="0"/>
+                        </a:ext>
+                      </a:extLst>
+                    </a:blip>
+                    <a:srcRect/>
+                    <a:stretch>
+                      <a:fillRect/>
+                    </a:stretch>
+                  </pic:blipFill>
+                  <pic:spPr bwMode="auto">
+                    <a:xfrm>
+                      <a:off x="0" y="0"/>
+                      <a:ext cx="2920291" cy="2190219"/>
+                    </a:xfrm>
+                    <a:prstGeom prst="rect">
+                      <a:avLst/>
+                    </a:prstGeom>
+                    <a:noFill/>
+                    <a:ln>
+                      <a:solidFill>
+                        <a:schemeClr val="tx1"/>
+                      </a:solidFill>
+                    </a:ln>
+                  </pic:spPr>
+                </pic:pic>
+              </a:graphicData>
+            </a:graphic>
+          </wp:inline>
+        </w:drawing>
+      </w:r>
+    </w:p>
+    <w:p>
+      <w:pPr>
+        <w:pStyle w:val="Fonteeimagem"/>
+      </w:pPr>
+      <w:r>
+        <w:t>Fonte:</w:t>
+      </w:r>
+      <w:r>
+        <w:t xml:space="preserve"> </w:t>
+      </w:r>
+      <w:r>
+        <w:rPr>
+          <w:shd w:val="clear" w:color="auto" w:fill="F4F5F7"/>
+        </w:rPr>
+        <w:t>Delmaine Donson</w:t>
+      </w:r>
+      <w:r>
+        <w:t>, 2026</w:t>
+      </w:r>
+    </w:p>
+    <w:p/>
+    <w:p>
+      <w:pPr>
+        <w:pStyle w:val="Ttulo4"/>
+      </w:pPr>
+      <w:bookmarkStart w:id="14" w:name="_Toc226622567"/>
+      <w:r>
+        <w:t>Teste de nível 4</w:t>
+      </w:r>
+      <w:bookmarkEnd w:id="14"/>
+    </w:p>
+    <w:p>
+      <w:pPr>
+        <w:rPr>
+          <w:shd w:val="clear" w:color="auto" w:fill="FFFFFF"/>
+        </w:rPr>
+      </w:pPr>
+      <w:r>
+        <w:rPr>
+          <w:shd w:val="clear" w:color="auto" w:fill="FFFFFF"/>
+        </w:rPr>
+        <w:t>t is a long established fact that a reader will be distracted by the readable content of a page when looking at its layout. The point of using Lorem Ipsum is that it has a more-or-less normal distribution of letters, as opposed to using 'Content here, content here', making it look like readable English. Many desktop publishing packages and web page editors now use Lorem Ipsum as their default model text, and a search for 'lorem ipsum' will uncover many web sites still in their infancy. Various versions have evolved over the years, sometimes by accident, sometimes on purpose (injected humour and the like).</w:t>
+      </w:r>
+    </w:p>
+    <w:p/>
+    <w:p>
+      <w:pPr>
+        <w:pStyle w:val="Ttulo5"/>
+        <w:rPr>
+          <w:shd w:val="clear" w:color="auto" w:fill="FFFFFF"/>
+        </w:rPr>
+      </w:pPr>
+      <w:bookmarkStart w:id="15" w:name="_Toc226622568"/>
+      <w:r>
+        <w:rPr>
+          <w:shd w:val="clear" w:color="auto" w:fill="FFFFFF"/>
+        </w:rPr>
+        <w:lastRenderedPageBreak/>
+        <w:t>Teste de nível 5</w:t>
+      </w:r>
+      <w:bookmarkEnd w:id="15"/>
+    </w:p>
+    <w:p>
+      <w:pPr>
+        <w:rPr>
+          <w:shd w:val="clear" w:color="auto" w:fill="FFFFFF"/>
+        </w:rPr>
+      </w:pPr>
+      <w:r>
+        <w:rPr>
+          <w:shd w:val="clear" w:color="auto" w:fill="FFFFFF"/>
+        </w:rPr>
+        <w:t>t is a long established fact that a reader will be distracted by the readable content of a page when looking at its layout. The point of using Lorem Ipsum is that it has a more-or-less normal distribution of letters, as opposed to using 'Content here, content here', making it look like readable English. Many desktop publishing packages and web page editors now use Lorem Ipsum as their default model text, and a search for 'lorem ipsum' will uncover many web sites still in their infancy. Various versions have evolved over the years, sometimes by accident, sometimes on purpose (injected humour and the like).</w:t>
+      </w:r>
+    </w:p>
+    <w:p>
+      <w:pPr>
+        <w:spacing w:after="160" w:line="259" w:lineRule="auto"/>
+        <w:ind w:firstLine="0"/>
+        <w:jc w:val="left"/>
         <w:rPr>
           <w:rFonts w:ascii="Open Sans" w:hAnsi="Open Sans" w:cs="Open Sans"/>
           <w:color w:val="000000"/>
@@ -2180,24 +3583,6 @@
           <w:szCs w:val="21"/>
           <w:shd w:val="clear" w:color="auto" w:fill="FFFFFF"/>
         </w:rPr>
-        <w:t>t is a long established fact that a reader will be distracted by the readable content of a page when looking at its layout. The point of using Lorem Ipsum is that it has a more-or-less normal distribution of letters, as opposed to using 'Content here, content here', making it look like readable English. Many desktop publishing packages and web page editors now use Lorem Ipsum as their default model text, and a search for 'lorem ipsum' will uncover many web sites still in their infancy. Various versions have evolved over the years, sometimes by accident, sometimes on purpose (injected humour and the like).</w:t>
-      </w:r>
-    </w:p>
-    <w:p>
-      <w:pPr>
-        <w:pStyle w:val="Ttulo2"/>
-      </w:pPr>
-      <w:bookmarkStart w:id="2" w:name="_Toc226016759"/>
-      <w:r>
-        <w:t>Justificativa</w:t>
-      </w:r>
-      <w:bookmarkEnd w:id="2"/>
-    </w:p>
-    <w:p>
-      <w:pPr>
-        <w:rPr>
-          <w:shd w:val="clear" w:color="auto" w:fill="FFFFFF"/>
-        </w:rPr>
       </w:pPr>
       <w:r>
         <w:rPr>
@@ -2207,26 +3592,450 @@
           <w:szCs w:val="21"/>
           <w:shd w:val="clear" w:color="auto" w:fill="FFFFFF"/>
         </w:rPr>
-        <w:t>t is a long established fact that a reader will be distracted by the readable content of a page when looking at its layout. The point of using Lorem Ipsum is that it has a more-or-less normal distribution of letters, as opposed to using 'Content here, content here', making it look like readable English. Many desktop publishing packages and web page editors now use Lorem Ipsum as their default model text, and a search for 'lorem ipsum' will uncover many web sites still in their infancy. Various versions have evolved over the years, sometimes by accident, sometimes on purpose (injected humour and the like).</w:t>
+        <w:br w:type="page"/>
+      </w:r>
+    </w:p>
+    <w:p>
+      <w:pPr>
+        <w:pStyle w:val="Ttulo1"/>
+      </w:pPr>
+      <w:bookmarkStart w:id="16" w:name="_Toc226622569"/>
+      <w:r>
+        <w:lastRenderedPageBreak/>
+        <w:t>IMERSÃO</w:t>
+      </w:r>
+      <w:bookmarkEnd w:id="16"/>
+    </w:p>
+    <w:p>
+      <w:r>
+        <w:t>A imersão no Design Thinking pode ser compreendida como um processo em que o indivíduo se envolve profundamente em uma atividade, atingindo alto nível de concentração e engajamento. Esse estado, denominado flow, ocorre quando há equilíbrio entre os desafios propostos e as habilidades do indivíduo, favorecendo foco e satisfação. Além disso, o feedback imediato contribui para manter esse envolvimento, evitando sensações de ansiedade ou tédio. Dessa forma, há uma alteração na percepção de tempo e espaço, evidenciando a intensidade da experiência (VIEIRA, 2025).</w:t>
       </w:r>
     </w:p>
     <w:p>
       <w:pPr>
         <w:pStyle w:val="Ttulo2"/>
       </w:pPr>
-      <w:bookmarkStart w:id="3" w:name="_Toc226016760"/>
-      <w:r>
-        <w:t>Objetivo</w:t>
-      </w:r>
-      <w:bookmarkEnd w:id="3"/>
-    </w:p>
-    <w:p>
-      <w:pPr>
-        <w:rPr>
-          <w:shd w:val="clear" w:color="auto" w:fill="FFFFFF"/>
-        </w:rPr>
-      </w:pPr>
-      <w:r>
+      <w:bookmarkStart w:id="17" w:name="_Toc226622570"/>
+      <w:r>
+        <w:t>Caderno de sensibilidade</w:t>
+      </w:r>
+      <w:bookmarkEnd w:id="17"/>
+    </w:p>
+    <w:p>
+      <w:pPr>
+        <w:pStyle w:val="Legenda"/>
+        <w:keepNext/>
+      </w:pPr>
+      <w:bookmarkStart w:id="18" w:name="_Toc226624148"/>
+      <w:r>
+        <w:t xml:space="preserve">Quadro </w:t>
+      </w:r>
+      <w:r>
+        <w:fldChar w:fldCharType="begin"/>
+      </w:r>
+      <w:r>
+        <w:instrText xml:space="preserve"> SEQ Quadro \* ARABIC </w:instrText>
+      </w:r>
+      <w:r>
+        <w:fldChar w:fldCharType="separate"/>
+      </w:r>
+      <w:r>
+        <w:rPr>
+          <w:noProof/>
+        </w:rPr>
+        <w:t>1</w:t>
+      </w:r>
+      <w:r>
+        <w:fldChar w:fldCharType="end"/>
+      </w:r>
+      <w:r>
+        <w:t>: Caderno de Sensibilidade</w:t>
+      </w:r>
+      <w:bookmarkEnd w:id="18"/>
+    </w:p>
+    <w:tbl>
+      <w:tblPr>
+        <w:tblStyle w:val="Tabelacomgrade"/>
+        <w:tblW w:w="0" w:type="auto"/>
+        <w:tblLook w:val="04A0" w:firstRow="1" w:lastRow="0" w:firstColumn="1" w:lastColumn="0" w:noHBand="0" w:noVBand="1"/>
+      </w:tblPr>
+      <w:tblGrid>
+        <w:gridCol w:w="5524"/>
+        <w:gridCol w:w="2970"/>
+      </w:tblGrid>
+      <w:tr>
+        <w:tc>
+          <w:tcPr>
+            <w:tcW w:w="5524" w:type="dxa"/>
+          </w:tcPr>
+          <w:p>
+            <w:pPr>
+              <w:ind w:firstLine="0"/>
+              <w:jc w:val="center"/>
+              <w:rPr>
+                <w:b/>
+              </w:rPr>
+            </w:pPr>
+            <w:r>
+              <w:rPr>
+                <w:b/>
+              </w:rPr>
+              <w:t>Frase</w:t>
+            </w:r>
+          </w:p>
+        </w:tc>
+        <w:tc>
+          <w:tcPr>
+            <w:tcW w:w="2970" w:type="dxa"/>
+          </w:tcPr>
+          <w:p>
+            <w:pPr>
+              <w:ind w:firstLine="0"/>
+              <w:jc w:val="center"/>
+              <w:rPr>
+                <w:b/>
+              </w:rPr>
+            </w:pPr>
+            <w:r>
+              <w:rPr>
+                <w:b/>
+              </w:rPr>
+              <w:t>Sentimento</w:t>
+            </w:r>
+          </w:p>
+        </w:tc>
+      </w:tr>
+      <w:tr>
+        <w:tc>
+          <w:tcPr>
+            <w:tcW w:w="5524" w:type="dxa"/>
+          </w:tcPr>
+          <w:p>
+            <w:pPr>
+              <w:ind w:firstLine="0"/>
+            </w:pPr>
+            <w:r>
+              <w:rPr>
+                <w:shd w:val="clear" w:color="auto" w:fill="FFFFFF"/>
+              </w:rPr>
+              <w:t xml:space="preserve">The point of using Lorem Ipsum is that it has a more-or-less normal </w:t>
+            </w:r>
+          </w:p>
+        </w:tc>
+        <w:tc>
+          <w:tcPr>
+            <w:tcW w:w="2970" w:type="dxa"/>
+          </w:tcPr>
+          <w:p>
+            <w:pPr>
+              <w:ind w:firstLine="0"/>
+              <w:jc w:val="center"/>
+              <w:rPr>
+                <w:rFonts w:ascii="Segoe UI Symbol" w:hAnsi="Segoe UI Symbol"/>
+                <w:sz w:val="40"/>
+                <w:szCs w:val="40"/>
+              </w:rPr>
+            </w:pPr>
+            <w:r>
+              <w:rPr>
+                <w:rFonts w:ascii="Segoe UI Symbol" w:hAnsi="Segoe UI Symbol"/>
+                <w:sz w:val="40"/>
+                <w:szCs w:val="40"/>
+              </w:rPr>
+              <w:t>😄</w:t>
+            </w:r>
+          </w:p>
+        </w:tc>
+      </w:tr>
+      <w:tr>
+        <w:tc>
+          <w:tcPr>
+            <w:tcW w:w="5524" w:type="dxa"/>
+          </w:tcPr>
+          <w:p>
+            <w:pPr>
+              <w:ind w:firstLine="0"/>
+            </w:pPr>
+            <w:r>
+              <w:rPr>
+                <w:shd w:val="clear" w:color="auto" w:fill="FFFFFF"/>
+              </w:rPr>
+              <w:t>distribution of letters, as opposed to using 'Content here, content here'</w:t>
+            </w:r>
+          </w:p>
+        </w:tc>
+        <w:tc>
+          <w:tcPr>
+            <w:tcW w:w="2970" w:type="dxa"/>
+          </w:tcPr>
+          <w:p>
+            <w:pPr>
+              <w:ind w:firstLine="0"/>
+              <w:jc w:val="center"/>
+              <w:rPr>
+                <w:rFonts w:ascii="Segoe UI Symbol" w:hAnsi="Segoe UI Symbol"/>
+                <w:sz w:val="40"/>
+                <w:szCs w:val="40"/>
+              </w:rPr>
+            </w:pPr>
+            <w:r>
+              <w:rPr>
+                <w:rFonts w:ascii="Segoe UI Symbol" w:hAnsi="Segoe UI Symbol"/>
+                <w:sz w:val="40"/>
+                <w:szCs w:val="40"/>
+              </w:rPr>
+              <w:t>☹</w:t>
+            </w:r>
+          </w:p>
+        </w:tc>
+      </w:tr>
+      <w:tr>
+        <w:tc>
+          <w:tcPr>
+            <w:tcW w:w="5524" w:type="dxa"/>
+          </w:tcPr>
+          <w:p>
+            <w:pPr>
+              <w:ind w:firstLine="0"/>
+            </w:pPr>
+            <w:r>
+              <w:rPr>
+                <w:shd w:val="clear" w:color="auto" w:fill="FFFFFF"/>
+              </w:rPr>
+              <w:t xml:space="preserve">The point of using Lorem Ipsum is that it has a more-or-less normal </w:t>
+            </w:r>
+          </w:p>
+        </w:tc>
+        <w:tc>
+          <w:tcPr>
+            <w:tcW w:w="2970" w:type="dxa"/>
+          </w:tcPr>
+          <w:p>
+            <w:pPr>
+              <w:ind w:firstLine="0"/>
+              <w:jc w:val="center"/>
+            </w:pPr>
+            <w:r>
+              <w:rPr>
+                <w:rFonts w:ascii="Segoe UI Symbol" w:hAnsi="Segoe UI Symbol"/>
+                <w:sz w:val="40"/>
+                <w:szCs w:val="40"/>
+              </w:rPr>
+              <w:t>😄</w:t>
+            </w:r>
+          </w:p>
+        </w:tc>
+      </w:tr>
+      <w:tr>
+        <w:tc>
+          <w:tcPr>
+            <w:tcW w:w="5524" w:type="dxa"/>
+          </w:tcPr>
+          <w:p>
+            <w:pPr>
+              <w:ind w:firstLine="0"/>
+            </w:pPr>
+            <w:r>
+              <w:rPr>
+                <w:shd w:val="clear" w:color="auto" w:fill="FFFFFF"/>
+              </w:rPr>
+              <w:t>distribution of letters, as opposed to using 'Content here, content here'</w:t>
+            </w:r>
+          </w:p>
+        </w:tc>
+        <w:tc>
+          <w:tcPr>
+            <w:tcW w:w="2970" w:type="dxa"/>
+          </w:tcPr>
+          <w:p>
+            <w:pPr>
+              <w:ind w:firstLine="0"/>
+              <w:jc w:val="center"/>
+            </w:pPr>
+            <w:r>
+              <w:rPr>
+                <w:rFonts w:ascii="Segoe UI Symbol" w:hAnsi="Segoe UI Symbol"/>
+                <w:sz w:val="40"/>
+                <w:szCs w:val="40"/>
+              </w:rPr>
+              <w:t>☹</w:t>
+            </w:r>
+          </w:p>
+        </w:tc>
+      </w:tr>
+    </w:tbl>
+    <w:p>
+      <w:pPr>
+        <w:pStyle w:val="Fonteeimagem"/>
+      </w:pPr>
+      <w:r>
+        <w:t>Fonte: Os autores, 2026</w:t>
+      </w:r>
+    </w:p>
+    <w:p>
+      <w:pPr>
+        <w:spacing w:after="160" w:line="259" w:lineRule="auto"/>
+        <w:ind w:firstLine="0"/>
+        <w:jc w:val="left"/>
+        <w:rPr>
+          <w:rFonts w:eastAsiaTheme="majorEastAsia" w:cstheme="majorBidi"/>
+          <w:b/>
+          <w:szCs w:val="26"/>
+          <w:shd w:val="clear" w:color="auto" w:fill="FFFFFF"/>
+        </w:rPr>
+      </w:pPr>
+      <w:r>
+        <w:br w:type="page"/>
+      </w:r>
+    </w:p>
+    <w:p>
+      <w:pPr>
+        <w:pStyle w:val="Ttulo2"/>
+      </w:pPr>
+      <w:bookmarkStart w:id="19" w:name="_Toc226622571"/>
+      <w:r>
+        <w:lastRenderedPageBreak/>
+        <w:t>Pesquisa de Campo</w:t>
+      </w:r>
+      <w:bookmarkEnd w:id="19"/>
+    </w:p>
+    <w:p>
+      <w:r>
+        <w:t>Aqui vai ser a i</w:t>
+      </w:r>
+      <w:r>
+        <w:t>ntrodução explicando a pesquisa</w:t>
+      </w:r>
+    </w:p>
+    <w:p>
+      <w:pPr>
+        <w:pStyle w:val="Legenda"/>
+        <w:keepNext/>
+      </w:pPr>
+      <w:bookmarkStart w:id="20" w:name="_Toc226624128"/>
+      <w:r>
+        <w:t xml:space="preserve">Gráfico </w:t>
+      </w:r>
+      <w:r>
+        <w:fldChar w:fldCharType="begin"/>
+      </w:r>
+      <w:r>
+        <w:instrText xml:space="preserve"> SEQ Gráfico \* ARABIC </w:instrText>
+      </w:r>
+      <w:r>
+        <w:fldChar w:fldCharType="separate"/>
+      </w:r>
+      <w:r>
+        <w:rPr>
+          <w:noProof/>
+        </w:rPr>
+        <w:t>1</w:t>
+      </w:r>
+      <w:r>
+        <w:fldChar w:fldCharType="end"/>
+      </w:r>
+      <w:r>
+        <w:t>: Idade do público alvo</w:t>
+      </w:r>
+      <w:bookmarkEnd w:id="20"/>
+    </w:p>
+    <w:p>
+      <w:pPr>
+        <w:pStyle w:val="Fonteeimagem"/>
+      </w:pPr>
+      <w:r>
+        <w:rPr>
+          <w:noProof/>
+          <w:lang w:eastAsia="pt-BR"/>
+        </w:rPr>
+        <w:drawing>
+          <wp:inline distT="0" distB="0" distL="0" distR="0">
+            <wp:extent cx="5400040" cy="3150235"/>
+            <wp:effectExtent l="0" t="0" r="10160" b="12065"/>
+            <wp:docPr id="3" name="Gráfico 3"/>
+            <wp:cNvGraphicFramePr/>
+            <a:graphic xmlns:a="http://schemas.openxmlformats.org/drawingml/2006/main">
+              <a:graphicData uri="http://schemas.openxmlformats.org/drawingml/2006/chart">
+                <c:chart xmlns:c="http://schemas.openxmlformats.org/drawingml/2006/chart" xmlns:r="http://schemas.openxmlformats.org/officeDocument/2006/relationships" r:id="rId11"/>
+              </a:graphicData>
+            </a:graphic>
+          </wp:inline>
+        </w:drawing>
+      </w:r>
+    </w:p>
+    <w:p>
+      <w:pPr>
+        <w:pStyle w:val="Fonteeimagem"/>
+      </w:pPr>
+      <w:r>
+        <w:t>Fonte: Os autores,2026</w:t>
+      </w:r>
+    </w:p>
+    <w:p>
+      <w:pPr>
+        <w:pStyle w:val="Ttulo2"/>
+        <w:numPr>
+          <w:ilvl w:val="0"/>
+          <w:numId w:val="0"/>
+        </w:numPr>
+        <w:ind w:left="390" w:hanging="390"/>
+      </w:pPr>
+      <w:r>
+        <w:br w:type="page"/>
+      </w:r>
+    </w:p>
+    <w:p>
+      <w:pPr>
+        <w:pStyle w:val="Ttulo1"/>
+      </w:pPr>
+      <w:bookmarkStart w:id="21" w:name="_Toc226622572"/>
+      <w:r>
+        <w:lastRenderedPageBreak/>
+        <w:t>ANÁLISE E SINTESE</w:t>
+      </w:r>
+      <w:bookmarkEnd w:id="21"/>
+    </w:p>
+    <w:p>
+      <w:pPr>
+        <w:pStyle w:val="Ttulo2"/>
+      </w:pPr>
+      <w:bookmarkStart w:id="22" w:name="_Toc226622573"/>
+      <w:r>
+        <w:t>Brainstorm</w:t>
+      </w:r>
+      <w:bookmarkEnd w:id="22"/>
+    </w:p>
+    <w:p>
+      <w:pPr>
+        <w:pStyle w:val="Citao"/>
+      </w:pPr>
+      <w:r>
+        <w:t>O brainstorming é um termo super conhecido no mundo do marketing e da publicidade.  No entanto, a prática não é exclusiva dessas áreas e pode ser usada para estimular o surgimento de soluções criativas em qualquer tipo de segmento.</w:t>
+      </w:r>
+      <w:r>
+        <w:t xml:space="preserve"> </w:t>
+      </w:r>
+      <w:r>
+        <w:t xml:space="preserve">A tempestade de ideias, em português, é feita por meio de reuniões que permitem o compartilhamento de ideias, soluções e insights valiosos para a empresa. </w:t>
+      </w:r>
+      <w:r>
+        <w:t>(</w:t>
+      </w:r>
+      <w:hyperlink r:id="rId12" w:history="1">
+        <w:r>
+          <w:t>Salesforce Brasil</w:t>
+        </w:r>
+      </w:hyperlink>
+      <w:r>
+        <w:t>,</w:t>
+      </w:r>
+      <w:r>
+        <w:t xml:space="preserve"> 2023)</w:t>
+      </w:r>
+    </w:p>
+    <w:p/>
+    <w:p>
+      <w:pPr>
         <w:rPr>
           <w:rFonts w:ascii="Open Sans" w:hAnsi="Open Sans" w:cs="Open Sans"/>
           <w:color w:val="000000"/>
@@ -2234,26 +4043,10 @@
           <w:szCs w:val="21"/>
           <w:shd w:val="clear" w:color="auto" w:fill="FFFFFF"/>
         </w:rPr>
-        <w:t>t is a long established fact that a reader will be distracted by the readable content of a page when looking at its layout. The point of using Lorem Ipsum is that it has a more-or-less normal distribution of letters, as opposed to using 'Content here, content here', making it look like readable English. Many desktop publishing packages and web page editors now use Lorem Ipsum as their default model text, and a search for 'lorem ipsum' will uncover many web sites still in their infancy. Various versions have evolved over the years, sometimes by accident, sometimes on purpose (injected humour and the like).</w:t>
-      </w:r>
-    </w:p>
-    <w:p/>
-    <w:p>
-      <w:pPr>
-        <w:pStyle w:val="Ttulo3"/>
-      </w:pPr>
-      <w:bookmarkStart w:id="4" w:name="_Toc226016761"/>
-      <w:r>
-        <w:t>Objetivo Geral</w:t>
-      </w:r>
-      <w:bookmarkEnd w:id="4"/>
-    </w:p>
-    <w:p>
-      <w:pPr>
-        <w:rPr>
-          <w:shd w:val="clear" w:color="auto" w:fill="FFFFFF"/>
-        </w:rPr>
-      </w:pPr>
+      </w:pPr>
+      <w:r>
+        <w:t>t is a long established fact that a reader will be distracted by the readable content of a page when looking at its layout. The point of using Lorem Ipsum is that it has a more-or-less normal distribution of letters, as opposed to using 'Content here, content here', making</w:t>
+      </w:r>
       <w:r>
         <w:rPr>
           <w:rFonts w:ascii="Open Sans" w:hAnsi="Open Sans" w:cs="Open Sans"/>
@@ -2262,45 +4055,7 @@
           <w:szCs w:val="21"/>
           <w:shd w:val="clear" w:color="auto" w:fill="FFFFFF"/>
         </w:rPr>
-        <w:t xml:space="preserve">t is a long established fact that a reader will be distracted by the readable content of a page when looking at its layout. The point of using Lorem Ipsum is that it has a more-or-less normal distribution of letters, as opposed to using 'Content here, content </w:t>
-      </w:r>
-      <w:r>
-        <w:rPr>
-          <w:rFonts w:ascii="Open Sans" w:hAnsi="Open Sans" w:cs="Open Sans"/>
-          <w:color w:val="000000"/>
-          <w:sz w:val="21"/>
-          <w:szCs w:val="21"/>
-          <w:shd w:val="clear" w:color="auto" w:fill="FFFFFF"/>
-        </w:rPr>
-        <w:lastRenderedPageBreak/>
-        <w:t>here', making it look like readable English. Many desktop publishing packages and web page editors now use Lorem Ipsum as their default model text, and a search for 'lorem ipsum' will uncover many web sites still in their infancy. Various versions have evolved over the years, sometimes by accident, sometimes on purpose (injected humour and the like).</w:t>
-      </w:r>
-    </w:p>
-    <w:p>
-      <w:pPr>
-        <w:pStyle w:val="Ttulo3"/>
-      </w:pPr>
-      <w:bookmarkStart w:id="5" w:name="_Toc226016762"/>
-      <w:r>
-        <w:t>Objetivos Específicos</w:t>
-      </w:r>
-      <w:bookmarkEnd w:id="5"/>
-    </w:p>
-    <w:p>
-      <w:pPr>
-        <w:rPr>
-          <w:shd w:val="clear" w:color="auto" w:fill="FFFFFF"/>
-        </w:rPr>
-      </w:pPr>
-      <w:r>
-        <w:rPr>
-          <w:rFonts w:ascii="Open Sans" w:hAnsi="Open Sans" w:cs="Open Sans"/>
-          <w:color w:val="000000"/>
-          <w:sz w:val="21"/>
-          <w:szCs w:val="21"/>
-          <w:shd w:val="clear" w:color="auto" w:fill="FFFFFF"/>
-        </w:rPr>
-        <w:t>t is a long established fact that a reader will be distracted by the readable content of a page when looking at its layout. The point of using Lorem Ipsum is that it has a more-or-less normal distribution of letters, as opposed to using 'Content here, content here', making it look like readable English. Many desktop publishing packages and web page editors now use Lorem Ipsum as their default model text, and a search for 'lorem ipsum' will uncover many web sites still in their infancy. Various versions have evolved over the years, sometimes by accident, sometimes on purpose (injected humour and the like).</w:t>
+        <w:t xml:space="preserve"> it look like readable English. Many desktop publishing packages and web page editors now use Lorem Ipsum as their default model text, and a search for 'lorem ipsum' will uncover many web sites still in their infancy. Various versions have evolved over the years, sometimes by accident, sometimes on purpose (injected humour and the like).</w:t>
       </w:r>
     </w:p>
     <w:p/>
@@ -2308,245 +4063,43 @@
       <w:pPr>
         <w:pStyle w:val="Ttulo2"/>
       </w:pPr>
-      <w:bookmarkStart w:id="6" w:name="_Toc226016763"/>
-      <w:r>
-        <w:t>Metodologia</w:t>
-      </w:r>
-      <w:bookmarkEnd w:id="6"/>
-    </w:p>
-    <w:p>
-      <w:pPr>
-        <w:rPr>
-          <w:shd w:val="clear" w:color="auto" w:fill="FFFFFF"/>
-        </w:rPr>
-      </w:pPr>
-      <w:r>
-        <w:rPr>
-          <w:rFonts w:ascii="Open Sans" w:hAnsi="Open Sans" w:cs="Open Sans"/>
-          <w:color w:val="000000"/>
-          <w:sz w:val="21"/>
-          <w:szCs w:val="21"/>
-          <w:shd w:val="clear" w:color="auto" w:fill="FFFFFF"/>
-        </w:rPr>
-        <w:t>t is a long established fact that a reader will be distracted by the readable content of a page when looking at its layout. The point of using Lorem Ipsum is that it has a more-or-less normal distribution of letters, as opposed to using 'Content here, content here', making it look like readable English. Many desktop publishing packages and web page editors now use Lorem Ipsum as their default model text, and a search for 'lorem ipsum' will uncover many web sites still in their infancy. Various versions have evolved over the years, sometimes by accident, sometimes on purpose (injected humour and the like).</w:t>
-      </w:r>
-    </w:p>
-    <w:p/>
-    <w:p>
-      <w:pPr>
-        <w:pStyle w:val="Ttulo2"/>
-      </w:pPr>
-      <w:bookmarkStart w:id="7" w:name="_Toc226016764"/>
-      <w:r>
-        <w:t>Res</w:t>
-      </w:r>
-      <w:r>
-        <w:t>ultados Esperados</w:t>
-      </w:r>
-      <w:bookmarkEnd w:id="7"/>
-    </w:p>
-    <w:p>
-      <w:pPr>
-        <w:rPr>
-          <w:rFonts w:ascii="Open Sans" w:hAnsi="Open Sans" w:cs="Open Sans"/>
-          <w:color w:val="000000"/>
-          <w:sz w:val="21"/>
-          <w:szCs w:val="21"/>
-          <w:shd w:val="clear" w:color="auto" w:fill="FFFFFF"/>
-        </w:rPr>
-      </w:pPr>
-      <w:r>
-        <w:rPr>
-          <w:rFonts w:ascii="Open Sans" w:hAnsi="Open Sans" w:cs="Open Sans"/>
-          <w:color w:val="000000"/>
-          <w:sz w:val="21"/>
-          <w:szCs w:val="21"/>
-          <w:shd w:val="clear" w:color="auto" w:fill="FFFFFF"/>
-        </w:rPr>
-        <w:t>t is a long established fact that a reader will be distracted by the readable content of a page when looking at its layout. The point of using Lorem Ipsum is that it has a more-or-less normal distribution of letters, as opposed to using 'Content here, content here', making it look like readable English. Many desktop publishing packages and web page editors now use Lorem Ipsum as their default model text, and a search for 'lorem ipsum' will uncover many web sites still in their infancy. Various versions have evolved over the years, sometimes by accident, sometimes on purpose (injected humour and the like).</w:t>
-      </w:r>
-    </w:p>
-    <w:p>
-      <w:pPr>
-        <w:rPr>
-          <w:shd w:val="clear" w:color="auto" w:fill="FFFFFF"/>
-        </w:rPr>
-      </w:pPr>
-      <w:r>
-        <w:rPr>
-          <w:rFonts w:ascii="Open Sans" w:hAnsi="Open Sans" w:cs="Open Sans"/>
-          <w:color w:val="000000"/>
-          <w:sz w:val="21"/>
-          <w:szCs w:val="21"/>
-          <w:shd w:val="clear" w:color="auto" w:fill="FFFFFF"/>
-        </w:rPr>
-        <w:t>t is a long established fact that a reader will be distracted by the readable content of a page when looking at its layout. The point of using Lorem Ipsum is that it has a more-or-less normal distribution of letters, as opposed to using 'Content here, content here', making it look like readable English. Many desktop publishing packages and web page editors now use Lorem Ipsum as their default model text, and a search for 'lorem ipsum' will uncover many web sites still in their infancy. Various versions have evolved over the years, sometimes by accident, sometimes on purpose (injected humour and the like).</w:t>
-      </w:r>
-    </w:p>
-    <w:p>
-      <w:pPr>
-        <w:rPr>
-          <w:shd w:val="clear" w:color="auto" w:fill="FFFFFF"/>
-        </w:rPr>
-      </w:pPr>
-    </w:p>
-    <w:p>
-      <w:pPr>
-        <w:ind w:firstLine="0"/>
-        <w:rPr>
-          <w:shd w:val="clear" w:color="auto" w:fill="FFFFFF"/>
-        </w:rPr>
-      </w:pPr>
-    </w:p>
-    <w:p>
-      <w:pPr>
-        <w:pStyle w:val="Ttulo1"/>
-      </w:pPr>
-      <w:bookmarkStart w:id="8" w:name="_Toc226016765"/>
-      <w:r>
-        <w:lastRenderedPageBreak/>
-        <w:t>REFERENCIAL TEORICO</w:t>
-      </w:r>
-      <w:bookmarkEnd w:id="8"/>
-    </w:p>
-    <w:p>
-      <w:pPr>
-        <w:rPr>
-          <w:shd w:val="clear" w:color="auto" w:fill="FFFFFF"/>
-        </w:rPr>
-      </w:pPr>
-      <w:r>
-        <w:rPr>
-          <w:rFonts w:ascii="Open Sans" w:hAnsi="Open Sans" w:cs="Open Sans"/>
-          <w:color w:val="000000"/>
-          <w:sz w:val="21"/>
-          <w:szCs w:val="21"/>
-          <w:shd w:val="clear" w:color="auto" w:fill="FFFFFF"/>
-        </w:rPr>
-        <w:t>t is a long established fact that a reader will be distracted by the readable content of a page when looking at its layout. The point of using Lorem Ipsum is that it has a more-or-less normal distribution of letters, as opposed to using 'Content here, content here', making it look like readable English. Many desktop publishing packages and web page editors now use Lorem Ipsum as their default model text, and a search for 'lorem ipsum' will uncover many web sites still in their infancy. Various versions have evolved over the years, sometimes by accident, sometimes on purpose (injected humour and the like).</w:t>
-      </w:r>
-    </w:p>
-    <w:p/>
-    <w:p>
-      <w:pPr>
-        <w:pStyle w:val="Ttulo2"/>
-      </w:pPr>
-      <w:bookmarkStart w:id="9" w:name="_Toc226016766"/>
-      <w:r>
-        <w:t>Teste de nível 2</w:t>
-      </w:r>
-      <w:bookmarkEnd w:id="9"/>
-    </w:p>
-    <w:p>
-      <w:pPr>
-        <w:rPr>
-          <w:shd w:val="clear" w:color="auto" w:fill="FFFFFF"/>
-        </w:rPr>
-      </w:pPr>
-      <w:r>
-        <w:rPr>
-          <w:rFonts w:ascii="Open Sans" w:hAnsi="Open Sans" w:cs="Open Sans"/>
-          <w:color w:val="000000"/>
-          <w:sz w:val="21"/>
-          <w:szCs w:val="21"/>
-          <w:shd w:val="clear" w:color="auto" w:fill="FFFFFF"/>
-        </w:rPr>
-        <w:t>t is a long established fact that a reader will be distracted by the readable content of a page when looking at its layout. The point of using Lorem Ipsum is that it has a more-or-less normal distribution of letters, as opposed to using 'Content here, content here', making it look like readable English. Many desktop publishing packages and web page editors now use Lorem Ipsum as their default model text, and a search for 'lorem ipsum' will uncover many web sites still in their infancy. Various versions have evolved over the years, sometimes by accident, sometimes on purpose (injected humour and the like).</w:t>
-      </w:r>
-    </w:p>
-    <w:p/>
-    <w:p>
-      <w:pPr>
-        <w:pStyle w:val="Ttulo3"/>
-      </w:pPr>
-      <w:bookmarkStart w:id="10" w:name="_Toc226016767"/>
-      <w:r>
-        <w:t>Teste de nível 3</w:t>
-      </w:r>
-      <w:bookmarkEnd w:id="10"/>
-    </w:p>
-    <w:p>
-      <w:pPr>
-        <w:rPr>
-          <w:shd w:val="clear" w:color="auto" w:fill="FFFFFF"/>
-        </w:rPr>
-      </w:pPr>
-      <w:r>
-        <w:rPr>
-          <w:rFonts w:ascii="Open Sans" w:hAnsi="Open Sans" w:cs="Open Sans"/>
-          <w:color w:val="000000"/>
-          <w:sz w:val="21"/>
-          <w:szCs w:val="21"/>
-          <w:shd w:val="clear" w:color="auto" w:fill="FFFFFF"/>
-        </w:rPr>
-        <w:t>t is a long established fact that a reader will be distracted by the readable content of a page when looking at its layout. The point of using Lorem Ipsum is that it has a more-or-less normal distribution of letters, as opposed to using 'Content here, content here', making it look like readable English. Many desktop publishing packages and web page editors now use Lorem Ipsum as their default model text, and a search for 'lorem ipsum' will uncover many web sites still in their infancy. Various versions have evolved over the years, sometimes by accident, sometimes on purpose (injected humour and the like).</w:t>
-      </w:r>
-    </w:p>
-    <w:p/>
-    <w:p>
-      <w:pPr>
-        <w:pStyle w:val="Ttulo4"/>
-      </w:pPr>
-      <w:bookmarkStart w:id="11" w:name="_Toc226016768"/>
-      <w:r>
-        <w:t>Teste de nível 4</w:t>
-      </w:r>
-      <w:bookmarkEnd w:id="11"/>
-    </w:p>
-    <w:p>
-      <w:pPr>
-        <w:rPr>
-          <w:shd w:val="clear" w:color="auto" w:fill="FFFFFF"/>
-        </w:rPr>
-      </w:pPr>
-      <w:r>
-        <w:rPr>
-          <w:rFonts w:ascii="Open Sans" w:hAnsi="Open Sans" w:cs="Open Sans"/>
-          <w:color w:val="000000"/>
-          <w:sz w:val="21"/>
-          <w:szCs w:val="21"/>
-          <w:shd w:val="clear" w:color="auto" w:fill="FFFFFF"/>
-        </w:rPr>
-        <w:t>t is a long established fact that a reader will be distracted by the readable content of a page when looking at its layout. The point of using Lorem Ipsum is that it has a more-or-less normal distribution of letters, as opposed to using 'Content here, content here', making it look like readable English. Many desktop publishing packages and web page editors now use Lorem Ipsum as their default model text, and a search for 'lorem ipsum' will uncover many web sites still in their infancy. Various versions have evolved over the years, sometimes by accident, sometimes on purpose (injected humour and the like).</w:t>
-      </w:r>
-    </w:p>
-    <w:p/>
-    <w:p>
-      <w:pPr>
-        <w:pStyle w:val="Ttulo5"/>
-        <w:rPr>
-          <w:shd w:val="clear" w:color="auto" w:fill="FFFFFF"/>
-        </w:rPr>
-      </w:pPr>
-      <w:bookmarkStart w:id="12" w:name="_Toc226016769"/>
-      <w:r>
-        <w:rPr>
-          <w:shd w:val="clear" w:color="auto" w:fill="FFFFFF"/>
-        </w:rPr>
-        <w:lastRenderedPageBreak/>
-        <w:t>Teste de nível 5</w:t>
-      </w:r>
-      <w:bookmarkEnd w:id="12"/>
-    </w:p>
-    <w:p>
-      <w:pPr>
-        <w:rPr>
-          <w:rFonts w:ascii="Open Sans" w:hAnsi="Open Sans" w:cs="Open Sans"/>
-          <w:color w:val="000000"/>
-          <w:sz w:val="21"/>
-          <w:szCs w:val="21"/>
-          <w:shd w:val="clear" w:color="auto" w:fill="FFFFFF"/>
-        </w:rPr>
-      </w:pPr>
-      <w:r>
-        <w:rPr>
-          <w:rFonts w:ascii="Open Sans" w:hAnsi="Open Sans" w:cs="Open Sans"/>
-          <w:color w:val="000000"/>
-          <w:sz w:val="21"/>
-          <w:szCs w:val="21"/>
-          <w:shd w:val="clear" w:color="auto" w:fill="FFFFFF"/>
-        </w:rPr>
-        <w:t>t is a long established fact that a reader will be distracted by the readable content of a page when looking at its layout. The point of using Lorem Ipsum is that it has a more-or-less normal distribution of letters, as opposed to using 'Content here, content here', making it look like readable English. Many desktop publishing packages and web page editors now use Lorem Ipsum as their default model text, and a search for 'lorem ipsum' will uncover many web sites still in their infancy. Various versions have evolved over the years, sometimes by accident, sometimes on purpose (injected humour and the like).</w:t>
+      <w:bookmarkStart w:id="23" w:name="_Toc226622574"/>
+      <w:r>
+        <w:t>Persona</w:t>
+      </w:r>
+      <w:bookmarkEnd w:id="23"/>
+    </w:p>
+    <w:p>
+      <w:pPr>
+        <w:pStyle w:val="Citao"/>
+        <w:rPr>
+          <w:shd w:val="clear" w:color="auto" w:fill="FFFFFF"/>
+        </w:rPr>
+      </w:pPr>
+      <w:r>
+        <w:t>t is a long established fact that a reader will be distracted by the readable content of a page when looking</w:t>
+      </w:r>
+      <w:r>
+        <w:rPr>
+          <w:shd w:val="clear" w:color="auto" w:fill="FFFFFF"/>
+        </w:rPr>
+        <w:t xml:space="preserve"> at its layout. The point of using Lorem Ipsum is that it has a more-or-less normal distribution of letters, as opposed to using 'Content here, content here', making it look like readable English. Many desktop publishing packages and web page editors now use Lorem Ipsum as their default model text, and a search for 'lorem ipsum' will uncover many web sites still in their infancy. Various versions have evolved over the years, sometimes by accident, sometimes on purpose (injected humour and the like).</w:t>
+      </w:r>
+    </w:p>
+    <w:p>
+      <w:pPr>
+        <w:rPr>
+          <w:shd w:val="clear" w:color="auto" w:fill="FFFFFF"/>
+        </w:rPr>
+      </w:pPr>
+      <w:r>
+        <w:t>t is a long established fact that a reader will be distracted by the readable content of a page when looking</w:t>
+      </w:r>
+      <w:r>
+        <w:rPr>
+          <w:shd w:val="clear" w:color="auto" w:fill="FFFFFF"/>
+        </w:rPr>
+        <w:t xml:space="preserve"> at its layout. The point of using Lorem Ipsum is that it has a more-or-less normal distribution of letters, as opposed to using 'Content here, content here', making it look like readable English. Many desktop publishing packages and web page editors now use Lorem Ipsum as their default </w:t>
       </w:r>
     </w:p>
     <w:p>
@@ -2555,19 +4108,11 @@
         <w:ind w:firstLine="0"/>
         <w:jc w:val="left"/>
         <w:rPr>
-          <w:rFonts w:ascii="Open Sans" w:hAnsi="Open Sans" w:cs="Open Sans"/>
-          <w:color w:val="000000"/>
-          <w:sz w:val="21"/>
-          <w:szCs w:val="21"/>
-          <w:shd w:val="clear" w:color="auto" w:fill="FFFFFF"/>
-        </w:rPr>
-      </w:pPr>
-      <w:r>
-        <w:rPr>
-          <w:rFonts w:ascii="Open Sans" w:hAnsi="Open Sans" w:cs="Open Sans"/>
-          <w:color w:val="000000"/>
-          <w:sz w:val="21"/>
-          <w:szCs w:val="21"/>
+          <w:shd w:val="clear" w:color="auto" w:fill="FFFFFF"/>
+        </w:rPr>
+      </w:pPr>
+      <w:r>
+        <w:rPr>
           <w:shd w:val="clear" w:color="auto" w:fill="FFFFFF"/>
         </w:rPr>
         <w:br w:type="page"/>
@@ -2577,73 +4122,240 @@
       <w:pPr>
         <w:pStyle w:val="Ttulo1"/>
       </w:pPr>
-      <w:bookmarkStart w:id="13" w:name="_Toc226016770"/>
+      <w:bookmarkStart w:id="24" w:name="_Toc226622575"/>
       <w:r>
         <w:lastRenderedPageBreak/>
-        <w:t>IMERSÃO</w:t>
-      </w:r>
-      <w:bookmarkEnd w:id="13"/>
+        <w:t>ASPECTOS ESTRATÉGICOS</w:t>
+      </w:r>
+      <w:bookmarkEnd w:id="24"/>
     </w:p>
     <w:p>
       <w:pPr>
         <w:pStyle w:val="Ttulo2"/>
       </w:pPr>
-      <w:bookmarkStart w:id="14" w:name="_Toc226016771"/>
-      <w:r>
-        <w:t>A imersão no Design Thinking pode ser compreendida como um processo em que o indivíduo se envolve profundamente em uma atividade, atingindo alto nível de concentração e engajamento. Esse estado, denominado flow, ocorre quando há equilíbrio entre os desafios propostos e as habilidades do indivíduo, favorecendo foco e satisfação. Além disso, o feedback imediato contribui para manter esse envolvimento, evitando sensações de ansiedade ou tédio. Dessa forma, há uma alteração na percepção de tempo e espaço, evidenciando a intensidade da experiência (VIEIRA, 2025).</w:t>
-      </w:r>
-      <w:r>
-        <w:t>Caderno de sensibilidade</w:t>
-      </w:r>
-      <w:bookmarkEnd w:id="14"/>
-    </w:p>
-    <w:p>
-      <w:pPr>
-        <w:spacing w:after="160" w:line="259" w:lineRule="auto"/>
-        <w:ind w:firstLine="0"/>
-        <w:jc w:val="left"/>
-        <w:rPr>
-          <w:rFonts w:eastAsiaTheme="majorEastAsia" w:cstheme="majorBidi"/>
-          <w:b/>
-          <w:szCs w:val="26"/>
-          <w:shd w:val="clear" w:color="auto" w:fill="FFFFFF"/>
-        </w:rPr>
-      </w:pPr>
-      <w:r>
-        <w:br w:type="page"/>
-      </w:r>
-    </w:p>
-    <w:p>
-      <w:pPr>
-        <w:pStyle w:val="Ttulo1"/>
-      </w:pPr>
-      <w:bookmarkStart w:id="15" w:name="_Toc226016772"/>
-      <w:r>
-        <w:lastRenderedPageBreak/>
-        <w:t>ANÁLISE E SINTESE</w:t>
-      </w:r>
-      <w:bookmarkEnd w:id="15"/>
-    </w:p>
-    <w:p>
-      <w:pPr>
-        <w:pStyle w:val="Ttulo2"/>
-      </w:pPr>
-      <w:bookmarkStart w:id="16" w:name="_Toc226016773"/>
-      <w:r>
-        <w:t>Brainstorm</w:t>
-      </w:r>
-      <w:bookmarkEnd w:id="16"/>
-    </w:p>
-    <w:p>
-      <w:pPr>
-        <w:pStyle w:val="Ttulo2"/>
-      </w:pPr>
-      <w:bookmarkStart w:id="17" w:name="_Toc226016774"/>
-      <w:r>
-        <w:t>Persona</w:t>
-      </w:r>
-      <w:bookmarkEnd w:id="17"/>
-    </w:p>
+      <w:bookmarkStart w:id="25" w:name="_Toc226622576"/>
+      <w:r>
+        <w:t>Planejamento Financeiro</w:t>
+      </w:r>
+      <w:bookmarkEnd w:id="25"/>
+    </w:p>
+    <w:p>
+      <w:pPr>
+        <w:pStyle w:val="Legenda"/>
+        <w:keepNext/>
+      </w:pPr>
+      <w:bookmarkStart w:id="26" w:name="_Toc226624165"/>
+      <w:r>
+        <w:t xml:space="preserve">Tabela </w:t>
+      </w:r>
+      <w:r>
+        <w:fldChar w:fldCharType="begin"/>
+      </w:r>
+      <w:r>
+        <w:instrText xml:space="preserve"> SEQ Tabela \* ARABIC </w:instrText>
+      </w:r>
+      <w:r>
+        <w:fldChar w:fldCharType="separate"/>
+      </w:r>
+      <w:r>
+        <w:rPr>
+          <w:noProof/>
+        </w:rPr>
+        <w:t>1</w:t>
+      </w:r>
+      <w:r>
+        <w:fldChar w:fldCharType="end"/>
+      </w:r>
+      <w:r>
+        <w:t>: Preços do serviço</w:t>
+      </w:r>
+      <w:bookmarkEnd w:id="26"/>
+    </w:p>
+    <w:tbl>
+      <w:tblPr>
+        <w:tblStyle w:val="Tabelacomgrade"/>
+        <w:tblW w:w="0" w:type="auto"/>
+        <w:tblBorders>
+          <w:left w:val="none" w:sz="0" w:space="0" w:color="auto"/>
+          <w:right w:val="none" w:sz="0" w:space="0" w:color="auto"/>
+        </w:tblBorders>
+        <w:tblLook w:val="04A0" w:firstRow="1" w:lastRow="0" w:firstColumn="1" w:lastColumn="0" w:noHBand="0" w:noVBand="1"/>
+      </w:tblPr>
+      <w:tblGrid>
+        <w:gridCol w:w="4247"/>
+        <w:gridCol w:w="4247"/>
+      </w:tblGrid>
+      <w:tr>
+        <w:tc>
+          <w:tcPr>
+            <w:tcW w:w="4247" w:type="dxa"/>
+          </w:tcPr>
+          <w:p>
+            <w:pPr>
+              <w:ind w:firstLine="0"/>
+              <w:jc w:val="center"/>
+              <w:rPr>
+                <w:b/>
+              </w:rPr>
+            </w:pPr>
+            <w:r>
+              <w:rPr>
+                <w:b/>
+              </w:rPr>
+              <w:t>Plano</w:t>
+            </w:r>
+          </w:p>
+        </w:tc>
+        <w:tc>
+          <w:tcPr>
+            <w:tcW w:w="4247" w:type="dxa"/>
+          </w:tcPr>
+          <w:p>
+            <w:pPr>
+              <w:ind w:firstLine="0"/>
+              <w:jc w:val="center"/>
+              <w:rPr>
+                <w:b/>
+              </w:rPr>
+            </w:pPr>
+            <w:r>
+              <w:rPr>
+                <w:b/>
+              </w:rPr>
+              <w:t>Preço</w:t>
+            </w:r>
+          </w:p>
+        </w:tc>
+      </w:tr>
+      <w:tr>
+        <w:tc>
+          <w:tcPr>
+            <w:tcW w:w="4247" w:type="dxa"/>
+          </w:tcPr>
+          <w:p>
+            <w:pPr>
+              <w:ind w:firstLine="0"/>
+            </w:pPr>
+            <w:r>
+              <w:t>Bronze</w:t>
+            </w:r>
+          </w:p>
+        </w:tc>
+        <w:tc>
+          <w:tcPr>
+            <w:tcW w:w="4247" w:type="dxa"/>
+          </w:tcPr>
+          <w:p>
+            <w:pPr>
+              <w:ind w:firstLine="0"/>
+            </w:pPr>
+            <w:r>
+              <w:t>R$ 9,90</w:t>
+            </w:r>
+          </w:p>
+        </w:tc>
+      </w:tr>
+      <w:tr>
+        <w:tc>
+          <w:tcPr>
+            <w:tcW w:w="4247" w:type="dxa"/>
+          </w:tcPr>
+          <w:p>
+            <w:pPr>
+              <w:ind w:firstLine="0"/>
+            </w:pPr>
+            <w:r>
+              <w:t>Prata</w:t>
+            </w:r>
+          </w:p>
+        </w:tc>
+        <w:tc>
+          <w:tcPr>
+            <w:tcW w:w="4247" w:type="dxa"/>
+          </w:tcPr>
+          <w:p>
+            <w:pPr>
+              <w:ind w:firstLine="0"/>
+            </w:pPr>
+            <w:r>
+              <w:t>R$ 15,90</w:t>
+            </w:r>
+          </w:p>
+        </w:tc>
+      </w:tr>
+      <w:tr>
+        <w:tc>
+          <w:tcPr>
+            <w:tcW w:w="4247" w:type="dxa"/>
+          </w:tcPr>
+          <w:p>
+            <w:pPr>
+              <w:ind w:firstLine="0"/>
+            </w:pPr>
+            <w:r>
+              <w:t>Ouro</w:t>
+            </w:r>
+          </w:p>
+        </w:tc>
+        <w:tc>
+          <w:tcPr>
+            <w:tcW w:w="4247" w:type="dxa"/>
+          </w:tcPr>
+          <w:p>
+            <w:pPr>
+              <w:ind w:firstLine="0"/>
+            </w:pPr>
+            <w:r>
+              <w:t>R$ 20,00</w:t>
+            </w:r>
+          </w:p>
+        </w:tc>
+      </w:tr>
+      <w:tr>
+        <w:tc>
+          <w:tcPr>
+            <w:tcW w:w="4247" w:type="dxa"/>
+          </w:tcPr>
+          <w:p>
+            <w:pPr>
+              <w:ind w:firstLine="0"/>
+            </w:pPr>
+            <w:r>
+              <w:t>Diamante</w:t>
+            </w:r>
+          </w:p>
+        </w:tc>
+        <w:tc>
+          <w:tcPr>
+            <w:tcW w:w="4247" w:type="dxa"/>
+          </w:tcPr>
+          <w:p>
+            <w:pPr>
+              <w:ind w:firstLine="0"/>
+            </w:pPr>
+            <w:r>
+              <w:t>R$ 50,00</w:t>
+            </w:r>
+          </w:p>
+        </w:tc>
+      </w:tr>
+    </w:tbl>
+    <w:p>
+      <w:pPr>
+        <w:pStyle w:val="Fonteeimagem"/>
+      </w:pPr>
+      <w:r>
+        <w:t>Fonte: Os autores, 2026</w:t>
+      </w:r>
+    </w:p>
+    <w:p>
+      <w:pPr>
+        <w:rPr>
+          <w:shd w:val="clear" w:color="auto" w:fill="FFFFFF"/>
+        </w:rPr>
+      </w:pPr>
+    </w:p>
+    <w:p/>
     <w:p>
       <w:pPr>
         <w:spacing w:after="160" w:line="259" w:lineRule="auto"/>
@@ -2669,10 +4381,12 @@
         </w:numPr>
         <w:ind w:left="360"/>
       </w:pPr>
+      <w:bookmarkStart w:id="27" w:name="_Toc226622577"/>
       <w:r>
         <w:lastRenderedPageBreak/>
         <w:t>REFERENCIA</w:t>
       </w:r>
+      <w:bookmarkEnd w:id="27"/>
     </w:p>
     <w:p>
       <w:pPr>
@@ -2683,23 +4397,57 @@
       </w:r>
       <w:r>
         <w:rPr>
+          <w:rStyle w:val="Forte"/>
+        </w:rPr>
+        <w:t>Ilustração e interatividade: design de experiências imersivas em espaços abertos</w:t>
+      </w:r>
+      <w:r>
+        <w:t>. 2025. Trabalho de Conclusão de Curso (Bacharelado em Design) – Universidade Fed</w:t>
+      </w:r>
+      <w:r>
+        <w:t xml:space="preserve">eral do Ceará, Fortaleza, 2025.Disponível </w:t>
+      </w:r>
+      <w:r>
+        <w:t>em:</w:t>
+      </w:r>
+      <w:r>
+        <w:t xml:space="preserve"> </w:t>
+      </w:r>
+      <w:r>
+        <w:t>https://repositorio.ufc.br/bitstream/riufc/81400/1/2025_tcc_mgrvieira.pdf</w:t>
+      </w:r>
+      <w:r>
+        <w:t xml:space="preserve">. Acesso em: 9 abr. 2026.SALESFORCE BRASIL. </w:t>
+      </w:r>
+      <w:r>
+        <w:rPr>
+          <w:b/>
+        </w:rPr>
+        <w:t>O que é brainstorming?</w:t>
+      </w:r>
+      <w:r>
+        <w:t xml:space="preserve"> </w:t>
+      </w:r>
+      <w:r>
+        <w:rPr>
           <w:rStyle w:val="nfase"/>
         </w:rPr>
-        <w:t>Ilustração e interatividade: design de experiências imersivas em espaços abertos</w:t>
-      </w:r>
-      <w:r>
-        <w:t xml:space="preserve">. 2025. Trabalho de Conclusão de Curso (Graduação em Design) – Universidade Federal do Ceará, Fortaleza, 2025. Disponível em: </w:t>
-      </w:r>
-      <w:r>
-        <w:t>https://repositorio.ufc.br/bitstream/riufc/81400/1/2025_tcc_mgrvieira.pdf</w:t>
-      </w:r>
-      <w:r>
-        <w:t xml:space="preserve">. Acesso </w:t>
-      </w:r>
-      <w:bookmarkStart w:id="18" w:name="_GoBack"/>
-      <w:bookmarkEnd w:id="18"/>
-      <w:r>
-        <w:t>em: 2 abr. 2026.</w:t>
+        <w:t>Salesforce Blog</w:t>
+      </w:r>
+      <w:r>
+        <w:t xml:space="preserve">, 2023. Disponível </w:t>
+      </w:r>
+      <w:r>
+        <w:t>em:</w:t>
+      </w:r>
+      <w:r>
+        <w:t xml:space="preserve"> </w:t>
+      </w:r>
+      <w:r>
+        <w:t>https://www.salesforce.com/br/blog/brainstorming/</w:t>
+      </w:r>
+      <w:r>
+        <w:t>. Acesso em: 9 abr. 2026.</w:t>
       </w:r>
     </w:p>
     <w:p/>
@@ -2726,7 +4474,7 @@
 </file>
 
 <file path=word/endnotes.xml><?xml version="1.0" encoding="utf-8"?>
-<w:endnotes xmlns:wpc="http://schemas.microsoft.com/office/word/2010/wordprocessingCanvas" xmlns:cx="http://schemas.microsoft.com/office/drawing/2014/chartex" xmlns:mc="http://schemas.openxmlformats.org/markup-compatibility/2006" xmlns:o="urn:schemas-microsoft-com:office:office" xmlns:r="http://schemas.openxmlformats.org/officeDocument/2006/relationships" xmlns:m="http://schemas.openxmlformats.org/officeDocument/2006/math" xmlns:v="urn:schemas-microsoft-com:vml" xmlns:wp14="http://schemas.microsoft.com/office/word/2010/wordprocessingDrawing" xmlns:wp="http://schemas.openxmlformats.org/drawingml/2006/wordprocessingDrawing" xmlns:w10="urn:schemas-microsoft-com:office:word" xmlns:w="http://schemas.openxmlformats.org/wordprocessingml/2006/main" xmlns:w14="http://schemas.microsoft.com/office/word/2010/wordml" xmlns:w15="http://schemas.microsoft.com/office/word/2012/wordml" xmlns:w16se="http://schemas.microsoft.com/office/word/2015/wordml/symex" xmlns:wpg="http://schemas.microsoft.com/office/word/2010/wordprocessingGroup" xmlns:wpi="http://schemas.microsoft.com/office/word/2010/wordprocessingInk" xmlns:wne="http://schemas.microsoft.com/office/word/2006/wordml" xmlns:wps="http://schemas.microsoft.com/office/word/2010/wordprocessingShape" mc:Ignorable="w14 w15 w16se wp14">
+<w:endnotes xmlns:wpc="http://schemas.microsoft.com/office/word/2010/wordprocessingCanvas" xmlns:cx="http://schemas.microsoft.com/office/drawing/2014/chartex" xmlns:cx1="http://schemas.microsoft.com/office/drawing/2015/9/8/chartex" xmlns:mc="http://schemas.openxmlformats.org/markup-compatibility/2006" xmlns:o="urn:schemas-microsoft-com:office:office" xmlns:r="http://schemas.openxmlformats.org/officeDocument/2006/relationships" xmlns:m="http://schemas.openxmlformats.org/officeDocument/2006/math" xmlns:v="urn:schemas-microsoft-com:vml" xmlns:wp14="http://schemas.microsoft.com/office/word/2010/wordprocessingDrawing" xmlns:wp="http://schemas.openxmlformats.org/drawingml/2006/wordprocessingDrawing" xmlns:w10="urn:schemas-microsoft-com:office:word" xmlns:w="http://schemas.openxmlformats.org/wordprocessingml/2006/main" xmlns:w14="http://schemas.microsoft.com/office/word/2010/wordml" xmlns:w15="http://schemas.microsoft.com/office/word/2012/wordml" xmlns:w16se="http://schemas.microsoft.com/office/word/2015/wordml/symex" xmlns:wpg="http://schemas.microsoft.com/office/word/2010/wordprocessingGroup" xmlns:wpi="http://schemas.microsoft.com/office/word/2010/wordprocessingInk" xmlns:wne="http://schemas.microsoft.com/office/word/2006/wordml" xmlns:wps="http://schemas.microsoft.com/office/word/2010/wordprocessingShape" mc:Ignorable="w14 w15 w16se wp14">
   <w:endnote w:type="separator" w:id="-1">
     <w:p>
       <w:pPr>
@@ -2751,7 +4499,7 @@
 </file>
 
 <file path=word/footnotes.xml><?xml version="1.0" encoding="utf-8"?>
-<w:footnotes xmlns:wpc="http://schemas.microsoft.com/office/word/2010/wordprocessingCanvas" xmlns:cx="http://schemas.microsoft.com/office/drawing/2014/chartex" xmlns:mc="http://schemas.openxmlformats.org/markup-compatibility/2006" xmlns:o="urn:schemas-microsoft-com:office:office" xmlns:r="http://schemas.openxmlformats.org/officeDocument/2006/relationships" xmlns:m="http://schemas.openxmlformats.org/officeDocument/2006/math" xmlns:v="urn:schemas-microsoft-com:vml" xmlns:wp14="http://schemas.microsoft.com/office/word/2010/wordprocessingDrawing" xmlns:wp="http://schemas.openxmlformats.org/drawingml/2006/wordprocessingDrawing" xmlns:w10="urn:schemas-microsoft-com:office:word" xmlns:w="http://schemas.openxmlformats.org/wordprocessingml/2006/main" xmlns:w14="http://schemas.microsoft.com/office/word/2010/wordml" xmlns:w15="http://schemas.microsoft.com/office/word/2012/wordml" xmlns:w16se="http://schemas.microsoft.com/office/word/2015/wordml/symex" xmlns:wpg="http://schemas.microsoft.com/office/word/2010/wordprocessingGroup" xmlns:wpi="http://schemas.microsoft.com/office/word/2010/wordprocessingInk" xmlns:wne="http://schemas.microsoft.com/office/word/2006/wordml" xmlns:wps="http://schemas.microsoft.com/office/word/2010/wordprocessingShape" mc:Ignorable="w14 w15 w16se wp14">
+<w:footnotes xmlns:wpc="http://schemas.microsoft.com/office/word/2010/wordprocessingCanvas" xmlns:cx="http://schemas.microsoft.com/office/drawing/2014/chartex" xmlns:cx1="http://schemas.microsoft.com/office/drawing/2015/9/8/chartex" xmlns:mc="http://schemas.openxmlformats.org/markup-compatibility/2006" xmlns:o="urn:schemas-microsoft-com:office:office" xmlns:r="http://schemas.openxmlformats.org/officeDocument/2006/relationships" xmlns:m="http://schemas.openxmlformats.org/officeDocument/2006/math" xmlns:v="urn:schemas-microsoft-com:vml" xmlns:wp14="http://schemas.microsoft.com/office/word/2010/wordprocessingDrawing" xmlns:wp="http://schemas.openxmlformats.org/drawingml/2006/wordprocessingDrawing" xmlns:w10="urn:schemas-microsoft-com:office:word" xmlns:w="http://schemas.openxmlformats.org/wordprocessingml/2006/main" xmlns:w14="http://schemas.microsoft.com/office/word/2010/wordml" xmlns:w15="http://schemas.microsoft.com/office/word/2012/wordml" xmlns:w16se="http://schemas.microsoft.com/office/word/2015/wordml/symex" xmlns:wpg="http://schemas.microsoft.com/office/word/2010/wordprocessingGroup" xmlns:wpi="http://schemas.microsoft.com/office/word/2010/wordprocessingInk" xmlns:wne="http://schemas.microsoft.com/office/word/2006/wordml" xmlns:wps="http://schemas.microsoft.com/office/word/2010/wordprocessingShape" mc:Ignorable="w14 w15 w16se wp14">
   <w:footnote w:type="separator" w:id="-1">
     <w:p>
       <w:pPr>
@@ -2776,7 +4524,7 @@
 </file>
 
 <file path=word/numbering.xml><?xml version="1.0" encoding="utf-8"?>
-<w:numbering xmlns:wpc="http://schemas.microsoft.com/office/word/2010/wordprocessingCanvas" xmlns:cx="http://schemas.microsoft.com/office/drawing/2014/chartex" xmlns:mc="http://schemas.openxmlformats.org/markup-compatibility/2006" xmlns:o="urn:schemas-microsoft-com:office:office" xmlns:r="http://schemas.openxmlformats.org/officeDocument/2006/relationships" xmlns:m="http://schemas.openxmlformats.org/officeDocument/2006/math" xmlns:v="urn:schemas-microsoft-com:vml" xmlns:wp14="http://schemas.microsoft.com/office/word/2010/wordprocessingDrawing" xmlns:wp="http://schemas.openxmlformats.org/drawingml/2006/wordprocessingDrawing" xmlns:w10="urn:schemas-microsoft-com:office:word" xmlns:w="http://schemas.openxmlformats.org/wordprocessingml/2006/main" xmlns:w14="http://schemas.microsoft.com/office/word/2010/wordml" xmlns:w15="http://schemas.microsoft.com/office/word/2012/wordml" xmlns:w16se="http://schemas.microsoft.com/office/word/2015/wordml/symex" xmlns:wpg="http://schemas.microsoft.com/office/word/2010/wordprocessingGroup" xmlns:wpi="http://schemas.microsoft.com/office/word/2010/wordprocessingInk" xmlns:wne="http://schemas.microsoft.com/office/word/2006/wordml" xmlns:wps="http://schemas.microsoft.com/office/word/2010/wordprocessingShape" mc:Ignorable="w14 w15 w16se wp14">
+<w:numbering xmlns:wpc="http://schemas.microsoft.com/office/word/2010/wordprocessingCanvas" xmlns:cx="http://schemas.microsoft.com/office/drawing/2014/chartex" xmlns:cx1="http://schemas.microsoft.com/office/drawing/2015/9/8/chartex" xmlns:mc="http://schemas.openxmlformats.org/markup-compatibility/2006" xmlns:o="urn:schemas-microsoft-com:office:office" xmlns:r="http://schemas.openxmlformats.org/officeDocument/2006/relationships" xmlns:m="http://schemas.openxmlformats.org/officeDocument/2006/math" xmlns:v="urn:schemas-microsoft-com:vml" xmlns:wp14="http://schemas.microsoft.com/office/word/2010/wordprocessingDrawing" xmlns:wp="http://schemas.openxmlformats.org/drawingml/2006/wordprocessingDrawing" xmlns:w10="urn:schemas-microsoft-com:office:word" xmlns:w="http://schemas.openxmlformats.org/wordprocessingml/2006/main" xmlns:w14="http://schemas.microsoft.com/office/word/2010/wordml" xmlns:w15="http://schemas.microsoft.com/office/word/2012/wordml" xmlns:w16se="http://schemas.microsoft.com/office/word/2015/wordml/symex" xmlns:wpg="http://schemas.microsoft.com/office/word/2010/wordprocessingGroup" xmlns:wpi="http://schemas.microsoft.com/office/word/2010/wordprocessingInk" xmlns:wne="http://schemas.microsoft.com/office/word/2006/wordml" xmlns:wps="http://schemas.microsoft.com/office/word/2010/wordprocessingShape" mc:Ignorable="w14 w15 w16se wp14">
   <w:abstractNum w:abstractNumId="0" w15:restartNumberingAfterBreak="0">
     <w:nsid w:val="7AA31FB9"/>
     <w:multiLevelType w:val="multilevel"/>
@@ -3452,7 +5200,6 @@
   <w:style w:type="character" w:default="1" w:styleId="Fontepargpadro">
     <w:name w:val="Default Paragraph Font"/>
     <w:uiPriority w:val="1"/>
-    <w:semiHidden/>
     <w:unhideWhenUsed/>
   </w:style>
   <w:style w:type="table" w:default="1" w:styleId="Tabelanormal">
@@ -3736,7 +5483,1038 @@
       <w:iCs/>
     </w:rPr>
   </w:style>
+  <w:style w:type="paragraph" w:styleId="NormalWeb">
+    <w:name w:val="Normal (Web)"/>
+    <w:basedOn w:val="Normal"/>
+    <w:uiPriority w:val="99"/>
+    <w:semiHidden/>
+    <w:unhideWhenUsed/>
+    <w:rsid w:val="00A766CF"/>
+    <w:pPr>
+      <w:spacing w:before="100" w:beforeAutospacing="1" w:after="100" w:afterAutospacing="1" w:line="240" w:lineRule="auto"/>
+      <w:ind w:firstLine="0"/>
+      <w:jc w:val="left"/>
+    </w:pPr>
+    <w:rPr>
+      <w:rFonts w:ascii="Times New Roman" w:eastAsia="Times New Roman" w:hAnsi="Times New Roman" w:cs="Times New Roman"/>
+      <w:szCs w:val="24"/>
+      <w:lang w:eastAsia="pt-BR"/>
+    </w:rPr>
+  </w:style>
+  <w:style w:type="character" w:styleId="Forte">
+    <w:name w:val="Strong"/>
+    <w:basedOn w:val="Fontepargpadro"/>
+    <w:uiPriority w:val="22"/>
+    <w:qFormat/>
+    <w:rsid w:val="00A766CF"/>
+    <w:rPr>
+      <w:b/>
+      <w:bCs/>
+    </w:rPr>
+  </w:style>
+  <w:style w:type="character" w:customStyle="1" w:styleId="hero-bylinefull-name">
+    <w:name w:val="hero-byline__full-name"/>
+    <w:basedOn w:val="Fontepargpadro"/>
+    <w:rsid w:val="00A766CF"/>
+  </w:style>
+  <w:style w:type="character" w:customStyle="1" w:styleId="hero-bylinename">
+    <w:name w:val="hero-byline__name"/>
+    <w:basedOn w:val="Fontepargpadro"/>
+    <w:rsid w:val="00A766CF"/>
+  </w:style>
+  <w:style w:type="character" w:customStyle="1" w:styleId="hero-bylinereading-time">
+    <w:name w:val="hero-byline__reading-time"/>
+    <w:basedOn w:val="Fontepargpadro"/>
+    <w:rsid w:val="00A766CF"/>
+  </w:style>
+  <w:style w:type="paragraph" w:styleId="Citao">
+    <w:name w:val="Quote"/>
+    <w:basedOn w:val="Normal"/>
+    <w:next w:val="Normal"/>
+    <w:link w:val="CitaoChar"/>
+    <w:uiPriority w:val="29"/>
+    <w:qFormat/>
+    <w:rsid w:val="00521D5B"/>
+    <w:pPr>
+      <w:spacing w:before="120" w:line="240" w:lineRule="auto"/>
+      <w:ind w:left="2268" w:firstLine="0"/>
+    </w:pPr>
+    <w:rPr>
+      <w:iCs/>
+      <w:sz w:val="20"/>
+    </w:rPr>
+  </w:style>
+  <w:style w:type="character" w:customStyle="1" w:styleId="CitaoChar">
+    <w:name w:val="Citação Char"/>
+    <w:basedOn w:val="Fontepargpadro"/>
+    <w:link w:val="Citao"/>
+    <w:uiPriority w:val="29"/>
+    <w:rsid w:val="00521D5B"/>
+    <w:rPr>
+      <w:rFonts w:ascii="Arial" w:hAnsi="Arial"/>
+      <w:iCs/>
+      <w:sz w:val="20"/>
+    </w:rPr>
+  </w:style>
+  <w:style w:type="paragraph" w:customStyle="1" w:styleId="Fonteeimagem">
+    <w:name w:val="Fonte e imagem"/>
+    <w:basedOn w:val="Normal"/>
+    <w:link w:val="FonteeimagemChar"/>
+    <w:qFormat/>
+    <w:rsid w:val="00587C95"/>
+    <w:pPr>
+      <w:spacing w:before="120" w:line="240" w:lineRule="auto"/>
+      <w:ind w:firstLine="0"/>
+      <w:contextualSpacing/>
+      <w:jc w:val="center"/>
+    </w:pPr>
+    <w:rPr>
+      <w:sz w:val="20"/>
+      <w:shd w:val="clear" w:color="auto" w:fill="FFFFFF"/>
+    </w:rPr>
+  </w:style>
+  <w:style w:type="table" w:styleId="Tabelacomgrade">
+    <w:name w:val="Table Grid"/>
+    <w:basedOn w:val="Tabelanormal"/>
+    <w:uiPriority w:val="39"/>
+    <w:rsid w:val="00587C95"/>
+    <w:pPr>
+      <w:spacing w:after="0" w:line="240" w:lineRule="auto"/>
+    </w:pPr>
+    <w:tblPr>
+      <w:tblBorders>
+        <w:top w:val="single" w:sz="4" w:space="0" w:color="auto"/>
+        <w:left w:val="single" w:sz="4" w:space="0" w:color="auto"/>
+        <w:bottom w:val="single" w:sz="4" w:space="0" w:color="auto"/>
+        <w:right w:val="single" w:sz="4" w:space="0" w:color="auto"/>
+        <w:insideH w:val="single" w:sz="4" w:space="0" w:color="auto"/>
+        <w:insideV w:val="single" w:sz="4" w:space="0" w:color="auto"/>
+      </w:tblBorders>
+    </w:tblPr>
+  </w:style>
+  <w:style w:type="character" w:customStyle="1" w:styleId="FonteeimagemChar">
+    <w:name w:val="Fonte e imagem Char"/>
+    <w:basedOn w:val="Fontepargpadro"/>
+    <w:link w:val="Fonteeimagem"/>
+    <w:rsid w:val="00587C95"/>
+    <w:rPr>
+      <w:rFonts w:ascii="Arial" w:hAnsi="Arial"/>
+      <w:sz w:val="20"/>
+    </w:rPr>
+  </w:style>
+  <w:style w:type="paragraph" w:styleId="Legenda">
+    <w:name w:val="caption"/>
+    <w:basedOn w:val="Normal"/>
+    <w:next w:val="Normal"/>
+    <w:uiPriority w:val="35"/>
+    <w:unhideWhenUsed/>
+    <w:qFormat/>
+    <w:rsid w:val="00F04053"/>
+    <w:pPr>
+      <w:spacing w:before="120" w:line="240" w:lineRule="auto"/>
+      <w:ind w:firstLine="0"/>
+      <w:jc w:val="center"/>
+    </w:pPr>
+    <w:rPr>
+      <w:b/>
+      <w:iCs/>
+      <w:sz w:val="20"/>
+      <w:szCs w:val="18"/>
+    </w:rPr>
+  </w:style>
+  <w:style w:type="paragraph" w:styleId="ndicedeilustraes">
+    <w:name w:val="table of figures"/>
+    <w:basedOn w:val="Normal"/>
+    <w:next w:val="Normal"/>
+    <w:uiPriority w:val="99"/>
+    <w:unhideWhenUsed/>
+    <w:rsid w:val="00590905"/>
+    <w:pPr>
+      <w:spacing w:after="0"/>
+    </w:pPr>
+  </w:style>
 </w:styles>
+</file>
+
+<file path=word/charts/chart1.xml><?xml version="1.0" encoding="utf-8"?>
+<c:chartSpace xmlns:c="http://schemas.openxmlformats.org/drawingml/2006/chart" xmlns:a="http://schemas.openxmlformats.org/drawingml/2006/main" xmlns:r="http://schemas.openxmlformats.org/officeDocument/2006/relationships" xmlns:c16r2="http://schemas.microsoft.com/office/drawing/2015/06/chart">
+  <c:date1904 val="0"/>
+  <c:lang val="pt-BR"/>
+  <c:roundedCorners val="0"/>
+  <mc:AlternateContent xmlns:mc="http://schemas.openxmlformats.org/markup-compatibility/2006">
+    <mc:Choice xmlns:c14="http://schemas.microsoft.com/office/drawing/2007/8/2/chart" Requires="c14">
+      <c14:style val="102"/>
+    </mc:Choice>
+    <mc:Fallback>
+      <c:style val="2"/>
+    </mc:Fallback>
+  </mc:AlternateContent>
+  <c:chart>
+    <c:title>
+      <c:overlay val="0"/>
+      <c:spPr>
+        <a:noFill/>
+        <a:ln>
+          <a:noFill/>
+        </a:ln>
+        <a:effectLst/>
+      </c:spPr>
+      <c:txPr>
+        <a:bodyPr rot="0" spcFirstLastPara="1" vertOverflow="ellipsis" vert="horz" wrap="square" anchor="ctr" anchorCtr="1"/>
+        <a:lstStyle/>
+        <a:p>
+          <a:pPr>
+            <a:defRPr sz="1600" b="1" i="0" u="none" strike="noStrike" kern="1200" baseline="0">
+              <a:solidFill>
+                <a:schemeClr val="dk1"/>
+              </a:solidFill>
+              <a:latin typeface="+mn-lt"/>
+              <a:ea typeface="+mn-ea"/>
+              <a:cs typeface="+mn-cs"/>
+            </a:defRPr>
+          </a:pPr>
+          <a:endParaRPr lang="pt-BR"/>
+        </a:p>
+      </c:txPr>
+    </c:title>
+    <c:autoTitleDeleted val="0"/>
+    <c:plotArea>
+      <c:layout/>
+      <c:pieChart>
+        <c:varyColors val="1"/>
+        <c:ser>
+          <c:idx val="0"/>
+          <c:order val="0"/>
+          <c:tx>
+            <c:strRef>
+              <c:f>Planilha1!$B$1</c:f>
+              <c:strCache>
+                <c:ptCount val="1"/>
+                <c:pt idx="0">
+                  <c:v>Idade</c:v>
+                </c:pt>
+              </c:strCache>
+            </c:strRef>
+          </c:tx>
+          <c:spPr>
+            <a:ln>
+              <a:solidFill>
+                <a:schemeClr val="tx1"/>
+              </a:solidFill>
+            </a:ln>
+          </c:spPr>
+          <c:dPt>
+            <c:idx val="0"/>
+            <c:bubble3D val="0"/>
+            <c:spPr>
+              <a:gradFill rotWithShape="1">
+                <a:gsLst>
+                  <a:gs pos="0">
+                    <a:schemeClr val="accent2">
+                      <a:satMod val="103000"/>
+                      <a:lumMod val="102000"/>
+                      <a:tint val="94000"/>
+                    </a:schemeClr>
+                  </a:gs>
+                  <a:gs pos="50000">
+                    <a:schemeClr val="accent2">
+                      <a:satMod val="110000"/>
+                      <a:lumMod val="100000"/>
+                      <a:shade val="100000"/>
+                    </a:schemeClr>
+                  </a:gs>
+                  <a:gs pos="100000">
+                    <a:schemeClr val="accent2">
+                      <a:lumMod val="99000"/>
+                      <a:satMod val="120000"/>
+                      <a:shade val="78000"/>
+                    </a:schemeClr>
+                  </a:gs>
+                </a:gsLst>
+                <a:lin ang="5400000" scaled="0"/>
+              </a:gradFill>
+              <a:ln>
+                <a:solidFill>
+                  <a:schemeClr val="tx1"/>
+                </a:solidFill>
+              </a:ln>
+              <a:effectLst/>
+            </c:spPr>
+            <c:extLst>
+              <c:ext xmlns:c16="http://schemas.microsoft.com/office/drawing/2014/chart" uri="{C3380CC4-5D6E-409C-BE32-E72D297353CC}">
+                <c16:uniqueId val="{00000001-27F9-416F-8D80-D80C327C0C23}"/>
+              </c:ext>
+            </c:extLst>
+          </c:dPt>
+          <c:dPt>
+            <c:idx val="1"/>
+            <c:bubble3D val="0"/>
+            <c:spPr>
+              <a:gradFill rotWithShape="1">
+                <a:gsLst>
+                  <a:gs pos="0">
+                    <a:schemeClr val="accent4">
+                      <a:satMod val="103000"/>
+                      <a:lumMod val="102000"/>
+                      <a:tint val="94000"/>
+                    </a:schemeClr>
+                  </a:gs>
+                  <a:gs pos="50000">
+                    <a:schemeClr val="accent4">
+                      <a:satMod val="110000"/>
+                      <a:lumMod val="100000"/>
+                      <a:shade val="100000"/>
+                    </a:schemeClr>
+                  </a:gs>
+                  <a:gs pos="100000">
+                    <a:schemeClr val="accent4">
+                      <a:lumMod val="99000"/>
+                      <a:satMod val="120000"/>
+                      <a:shade val="78000"/>
+                    </a:schemeClr>
+                  </a:gs>
+                </a:gsLst>
+                <a:lin ang="5400000" scaled="0"/>
+              </a:gradFill>
+              <a:ln>
+                <a:solidFill>
+                  <a:schemeClr val="tx1"/>
+                </a:solidFill>
+              </a:ln>
+              <a:effectLst/>
+            </c:spPr>
+            <c:extLst>
+              <c:ext xmlns:c16="http://schemas.microsoft.com/office/drawing/2014/chart" uri="{C3380CC4-5D6E-409C-BE32-E72D297353CC}">
+                <c16:uniqueId val="{00000003-27F9-416F-8D80-D80C327C0C23}"/>
+              </c:ext>
+            </c:extLst>
+          </c:dPt>
+          <c:dPt>
+            <c:idx val="2"/>
+            <c:bubble3D val="0"/>
+            <c:spPr>
+              <a:gradFill rotWithShape="1">
+                <a:gsLst>
+                  <a:gs pos="0">
+                    <a:schemeClr val="accent6">
+                      <a:satMod val="103000"/>
+                      <a:lumMod val="102000"/>
+                      <a:tint val="94000"/>
+                    </a:schemeClr>
+                  </a:gs>
+                  <a:gs pos="50000">
+                    <a:schemeClr val="accent6">
+                      <a:satMod val="110000"/>
+                      <a:lumMod val="100000"/>
+                      <a:shade val="100000"/>
+                    </a:schemeClr>
+                  </a:gs>
+                  <a:gs pos="100000">
+                    <a:schemeClr val="accent6">
+                      <a:lumMod val="99000"/>
+                      <a:satMod val="120000"/>
+                      <a:shade val="78000"/>
+                    </a:schemeClr>
+                  </a:gs>
+                </a:gsLst>
+                <a:lin ang="5400000" scaled="0"/>
+              </a:gradFill>
+              <a:ln>
+                <a:solidFill>
+                  <a:schemeClr val="tx1"/>
+                </a:solidFill>
+              </a:ln>
+              <a:effectLst/>
+            </c:spPr>
+            <c:extLst>
+              <c:ext xmlns:c16="http://schemas.microsoft.com/office/drawing/2014/chart" uri="{C3380CC4-5D6E-409C-BE32-E72D297353CC}">
+                <c16:uniqueId val="{00000005-27F9-416F-8D80-D80C327C0C23}"/>
+              </c:ext>
+            </c:extLst>
+          </c:dPt>
+          <c:dPt>
+            <c:idx val="3"/>
+            <c:bubble3D val="0"/>
+            <c:spPr>
+              <a:gradFill rotWithShape="1">
+                <a:gsLst>
+                  <a:gs pos="0">
+                    <a:schemeClr val="accent2">
+                      <a:lumMod val="60000"/>
+                      <a:satMod val="103000"/>
+                      <a:lumMod val="102000"/>
+                      <a:tint val="94000"/>
+                    </a:schemeClr>
+                  </a:gs>
+                  <a:gs pos="50000">
+                    <a:schemeClr val="accent2">
+                      <a:lumMod val="60000"/>
+                      <a:satMod val="110000"/>
+                      <a:lumMod val="100000"/>
+                      <a:shade val="100000"/>
+                    </a:schemeClr>
+                  </a:gs>
+                  <a:gs pos="100000">
+                    <a:schemeClr val="accent2">
+                      <a:lumMod val="60000"/>
+                      <a:lumMod val="99000"/>
+                      <a:satMod val="120000"/>
+                      <a:shade val="78000"/>
+                    </a:schemeClr>
+                  </a:gs>
+                </a:gsLst>
+                <a:lin ang="5400000" scaled="0"/>
+              </a:gradFill>
+              <a:ln>
+                <a:solidFill>
+                  <a:schemeClr val="tx1"/>
+                </a:solidFill>
+              </a:ln>
+              <a:effectLst/>
+            </c:spPr>
+            <c:extLst>
+              <c:ext xmlns:c16="http://schemas.microsoft.com/office/drawing/2014/chart" uri="{C3380CC4-5D6E-409C-BE32-E72D297353CC}">
+                <c16:uniqueId val="{00000007-27F9-416F-8D80-D80C327C0C23}"/>
+              </c:ext>
+            </c:extLst>
+          </c:dPt>
+          <c:cat>
+            <c:strRef>
+              <c:f>Planilha1!$A$2:$A$5</c:f>
+              <c:strCache>
+                <c:ptCount val="4"/>
+                <c:pt idx="0">
+                  <c:v>de 15 a 18 anos</c:v>
+                </c:pt>
+                <c:pt idx="1">
+                  <c:v>19 a 30 anos</c:v>
+                </c:pt>
+                <c:pt idx="2">
+                  <c:v>31 a 50 anos</c:v>
+                </c:pt>
+                <c:pt idx="3">
+                  <c:v>acima de 51</c:v>
+                </c:pt>
+              </c:strCache>
+            </c:strRef>
+          </c:cat>
+          <c:val>
+            <c:numRef>
+              <c:f>Planilha1!$B$2:$B$5</c:f>
+              <c:numCache>
+                <c:formatCode>General</c:formatCode>
+                <c:ptCount val="4"/>
+                <c:pt idx="0">
+                  <c:v>8.1999999999999993</c:v>
+                </c:pt>
+                <c:pt idx="1">
+                  <c:v>3.2</c:v>
+                </c:pt>
+                <c:pt idx="2">
+                  <c:v>1.4</c:v>
+                </c:pt>
+                <c:pt idx="3">
+                  <c:v>1.2</c:v>
+                </c:pt>
+              </c:numCache>
+            </c:numRef>
+          </c:val>
+          <c:extLst>
+            <c:ext xmlns:c16="http://schemas.microsoft.com/office/drawing/2014/chart" uri="{C3380CC4-5D6E-409C-BE32-E72D297353CC}">
+              <c16:uniqueId val="{00000000-058A-486B-983E-70E00FCB767E}"/>
+            </c:ext>
+          </c:extLst>
+        </c:ser>
+        <c:dLbls>
+          <c:showLegendKey val="0"/>
+          <c:showVal val="0"/>
+          <c:showCatName val="0"/>
+          <c:showSerName val="0"/>
+          <c:showPercent val="0"/>
+          <c:showBubbleSize val="0"/>
+          <c:showLeaderLines val="1"/>
+        </c:dLbls>
+        <c:firstSliceAng val="0"/>
+      </c:pieChart>
+      <c:spPr>
+        <a:noFill/>
+        <a:ln>
+          <a:noFill/>
+        </a:ln>
+        <a:effectLst/>
+      </c:spPr>
+    </c:plotArea>
+    <c:legend>
+      <c:legendPos val="b"/>
+      <c:overlay val="0"/>
+      <c:spPr>
+        <a:noFill/>
+        <a:ln>
+          <a:noFill/>
+        </a:ln>
+        <a:effectLst/>
+      </c:spPr>
+      <c:txPr>
+        <a:bodyPr rot="0" spcFirstLastPara="1" vertOverflow="ellipsis" vert="horz" wrap="square" anchor="ctr" anchorCtr="1"/>
+        <a:lstStyle/>
+        <a:p>
+          <a:pPr>
+            <a:defRPr sz="900" b="0" i="0" u="none" strike="noStrike" kern="1200" baseline="0">
+              <a:solidFill>
+                <a:schemeClr val="dk1"/>
+              </a:solidFill>
+              <a:latin typeface="+mn-lt"/>
+              <a:ea typeface="+mn-ea"/>
+              <a:cs typeface="+mn-cs"/>
+            </a:defRPr>
+          </a:pPr>
+          <a:endParaRPr lang="pt-BR"/>
+        </a:p>
+      </c:txPr>
+    </c:legend>
+    <c:plotVisOnly val="1"/>
+    <c:dispBlanksAs val="gap"/>
+    <c:showDLblsOverMax val="0"/>
+  </c:chart>
+  <c:spPr>
+    <a:solidFill>
+      <a:schemeClr val="lt1"/>
+    </a:solidFill>
+    <a:ln w="12700" cap="flat" cmpd="sng" algn="ctr">
+      <a:solidFill>
+        <a:schemeClr val="dk1"/>
+      </a:solidFill>
+      <a:prstDash val="solid"/>
+      <a:miter lim="800000"/>
+    </a:ln>
+    <a:effectLst/>
+  </c:spPr>
+  <c:txPr>
+    <a:bodyPr/>
+    <a:lstStyle/>
+    <a:p>
+      <a:pPr>
+        <a:defRPr>
+          <a:solidFill>
+            <a:schemeClr val="dk1"/>
+          </a:solidFill>
+          <a:latin typeface="+mn-lt"/>
+          <a:ea typeface="+mn-ea"/>
+          <a:cs typeface="+mn-cs"/>
+        </a:defRPr>
+      </a:pPr>
+      <a:endParaRPr lang="pt-BR"/>
+    </a:p>
+  </c:txPr>
+  <c:externalData r:id="rId3">
+    <c:autoUpdate val="0"/>
+  </c:externalData>
+</c:chartSpace>
+</file>
+
+<file path=word/charts/colors1.xml><?xml version="1.0" encoding="utf-8"?>
+<cs:colorStyle xmlns:cs="http://schemas.microsoft.com/office/drawing/2012/chartStyle" xmlns:a="http://schemas.openxmlformats.org/drawingml/2006/main" meth="cycle" id="12">
+  <a:schemeClr val="accent2"/>
+  <a:schemeClr val="accent4"/>
+  <a:schemeClr val="accent6"/>
+  <cs:variation/>
+  <cs:variation>
+    <a:lumMod val="60000"/>
+  </cs:variation>
+  <cs:variation>
+    <a:lumMod val="80000"/>
+    <a:lumOff val="20000"/>
+  </cs:variation>
+  <cs:variation>
+    <a:lumMod val="80000"/>
+  </cs:variation>
+  <cs:variation>
+    <a:lumMod val="60000"/>
+    <a:lumOff val="40000"/>
+  </cs:variation>
+  <cs:variation>
+    <a:lumMod val="50000"/>
+  </cs:variation>
+  <cs:variation>
+    <a:lumMod val="70000"/>
+    <a:lumOff val="30000"/>
+  </cs:variation>
+  <cs:variation>
+    <a:lumMod val="70000"/>
+  </cs:variation>
+  <cs:variation>
+    <a:lumMod val="50000"/>
+    <a:lumOff val="50000"/>
+  </cs:variation>
+</cs:colorStyle>
+</file>
+
+<file path=word/charts/style1.xml><?xml version="1.0" encoding="utf-8"?>
+<cs:chartStyle xmlns:cs="http://schemas.microsoft.com/office/drawing/2012/chartStyle" xmlns:a="http://schemas.openxmlformats.org/drawingml/2006/main" id="255">
+  <cs:axisTitle>
+    <cs:lnRef idx="0"/>
+    <cs:fillRef idx="0"/>
+    <cs:effectRef idx="0"/>
+    <cs:fontRef idx="minor">
+      <a:schemeClr val="tx2"/>
+    </cs:fontRef>
+    <cs:defRPr sz="900" b="1" kern="1200"/>
+  </cs:axisTitle>
+  <cs:categoryAxis>
+    <cs:lnRef idx="0"/>
+    <cs:fillRef idx="0"/>
+    <cs:effectRef idx="0"/>
+    <cs:fontRef idx="minor">
+      <a:schemeClr val="tx2"/>
+    </cs:fontRef>
+    <cs:spPr>
+      <a:ln w="9525" cap="flat" cmpd="sng" algn="ctr">
+        <a:solidFill>
+          <a:schemeClr val="tx2">
+            <a:lumMod val="15000"/>
+            <a:lumOff val="85000"/>
+          </a:schemeClr>
+        </a:solidFill>
+        <a:round/>
+      </a:ln>
+    </cs:spPr>
+    <cs:defRPr sz="900" kern="1200"/>
+  </cs:categoryAxis>
+  <cs:chartArea mods="allowNoFillOverride allowNoLineOverride">
+    <cs:lnRef idx="0"/>
+    <cs:fillRef idx="0"/>
+    <cs:effectRef idx="0"/>
+    <cs:fontRef idx="minor">
+      <a:schemeClr val="tx2"/>
+    </cs:fontRef>
+    <cs:spPr>
+      <a:solidFill>
+        <a:schemeClr val="bg1"/>
+      </a:solidFill>
+      <a:ln w="9525" cap="flat" cmpd="sng" algn="ctr">
+        <a:solidFill>
+          <a:schemeClr val="tx2">
+            <a:lumMod val="15000"/>
+            <a:lumOff val="85000"/>
+          </a:schemeClr>
+        </a:solidFill>
+        <a:round/>
+      </a:ln>
+    </cs:spPr>
+    <cs:defRPr sz="900" kern="1200"/>
+  </cs:chartArea>
+  <cs:dataLabel>
+    <cs:lnRef idx="0"/>
+    <cs:fillRef idx="0"/>
+    <cs:effectRef idx="0"/>
+    <cs:fontRef idx="minor">
+      <a:schemeClr val="tx2"/>
+    </cs:fontRef>
+    <cs:defRPr sz="900" kern="1200"/>
+  </cs:dataLabel>
+  <cs:dataLabelCallout>
+    <cs:lnRef idx="0"/>
+    <cs:fillRef idx="0"/>
+    <cs:effectRef idx="0"/>
+    <cs:fontRef idx="minor">
+      <a:schemeClr val="dk2">
+        <a:lumMod val="75000"/>
+      </a:schemeClr>
+    </cs:fontRef>
+    <cs:spPr>
+      <a:solidFill>
+        <a:schemeClr val="lt1"/>
+      </a:solidFill>
+      <a:ln>
+        <a:solidFill>
+          <a:schemeClr val="dk1">
+            <a:lumMod val="25000"/>
+            <a:lumOff val="75000"/>
+          </a:schemeClr>
+        </a:solidFill>
+      </a:ln>
+    </cs:spPr>
+    <cs:defRPr sz="900" kern="1200"/>
+    <cs:bodyPr rot="0" spcFirstLastPara="1" vertOverflow="clip" horzOverflow="clip" vert="horz" wrap="square" lIns="36576" tIns="18288" rIns="36576" bIns="18288" anchor="ctr" anchorCtr="1">
+      <a:spAutoFit/>
+    </cs:bodyPr>
+  </cs:dataLabelCallout>
+  <cs:dataPoint>
+    <cs:lnRef idx="0"/>
+    <cs:fillRef idx="3">
+      <cs:styleClr val="auto"/>
+    </cs:fillRef>
+    <cs:effectRef idx="2"/>
+    <cs:fontRef idx="minor">
+      <a:schemeClr val="tx2"/>
+    </cs:fontRef>
+  </cs:dataPoint>
+  <cs:dataPoint3D>
+    <cs:lnRef idx="0"/>
+    <cs:fillRef idx="3">
+      <cs:styleClr val="auto"/>
+    </cs:fillRef>
+    <cs:effectRef idx="2"/>
+    <cs:fontRef idx="minor">
+      <a:schemeClr val="tx2"/>
+    </cs:fontRef>
+  </cs:dataPoint3D>
+  <cs:dataPointLine>
+    <cs:lnRef idx="0">
+      <cs:styleClr val="auto"/>
+    </cs:lnRef>
+    <cs:fillRef idx="3"/>
+    <cs:effectRef idx="2"/>
+    <cs:fontRef idx="minor">
+      <a:schemeClr val="tx2"/>
+    </cs:fontRef>
+    <cs:spPr>
+      <a:ln w="31750" cap="rnd">
+        <a:solidFill>
+          <a:schemeClr val="phClr"/>
+        </a:solidFill>
+        <a:round/>
+      </a:ln>
+    </cs:spPr>
+  </cs:dataPointLine>
+  <cs:dataPointMarker>
+    <cs:lnRef idx="0"/>
+    <cs:fillRef idx="3">
+      <cs:styleClr val="auto"/>
+    </cs:fillRef>
+    <cs:effectRef idx="2"/>
+    <cs:fontRef idx="minor">
+      <a:schemeClr val="tx2"/>
+    </cs:fontRef>
+    <cs:spPr>
+      <a:ln w="12700">
+        <a:solidFill>
+          <a:schemeClr val="lt2"/>
+        </a:solidFill>
+        <a:round/>
+      </a:ln>
+    </cs:spPr>
+  </cs:dataPointMarker>
+  <cs:dataPointMarkerLayout symbol="circle" size="6"/>
+  <cs:dataPointWireframe>
+    <cs:lnRef idx="0">
+      <cs:styleClr val="auto"/>
+    </cs:lnRef>
+    <cs:fillRef idx="3"/>
+    <cs:effectRef idx="2"/>
+    <cs:fontRef idx="minor">
+      <a:schemeClr val="tx2"/>
+    </cs:fontRef>
+    <cs:spPr>
+      <a:ln w="9525" cap="rnd">
+        <a:solidFill>
+          <a:schemeClr val="phClr"/>
+        </a:solidFill>
+        <a:round/>
+      </a:ln>
+    </cs:spPr>
+  </cs:dataPointWireframe>
+  <cs:dataTable>
+    <cs:lnRef idx="0"/>
+    <cs:fillRef idx="0"/>
+    <cs:effectRef idx="0"/>
+    <cs:fontRef idx="minor">
+      <a:schemeClr val="tx2"/>
+    </cs:fontRef>
+    <cs:spPr>
+      <a:ln w="9525">
+        <a:solidFill>
+          <a:schemeClr val="tx2">
+            <a:lumMod val="15000"/>
+            <a:lumOff val="85000"/>
+          </a:schemeClr>
+        </a:solidFill>
+      </a:ln>
+    </cs:spPr>
+    <cs:defRPr sz="900" kern="1200"/>
+  </cs:dataTable>
+  <cs:downBar>
+    <cs:lnRef idx="0"/>
+    <cs:fillRef idx="0"/>
+    <cs:effectRef idx="0"/>
+    <cs:fontRef idx="minor">
+      <a:schemeClr val="dk1"/>
+    </cs:fontRef>
+    <cs:spPr>
+      <a:solidFill>
+        <a:schemeClr val="dk1">
+          <a:lumMod val="65000"/>
+          <a:lumOff val="35000"/>
+        </a:schemeClr>
+      </a:solidFill>
+      <a:ln w="9525">
+        <a:solidFill>
+          <a:schemeClr val="tx1">
+            <a:lumMod val="65000"/>
+            <a:lumOff val="35000"/>
+          </a:schemeClr>
+        </a:solidFill>
+      </a:ln>
+    </cs:spPr>
+  </cs:downBar>
+  <cs:dropLine>
+    <cs:lnRef idx="0"/>
+    <cs:fillRef idx="0"/>
+    <cs:effectRef idx="0"/>
+    <cs:fontRef idx="minor">
+      <a:schemeClr val="tx2"/>
+    </cs:fontRef>
+    <cs:spPr>
+      <a:ln w="9525">
+        <a:solidFill>
+          <a:schemeClr val="tx2">
+            <a:lumMod val="60000"/>
+            <a:lumOff val="40000"/>
+          </a:schemeClr>
+        </a:solidFill>
+        <a:prstDash val="dash"/>
+      </a:ln>
+    </cs:spPr>
+  </cs:dropLine>
+  <cs:errorBar>
+    <cs:lnRef idx="0"/>
+    <cs:fillRef idx="0"/>
+    <cs:effectRef idx="0"/>
+    <cs:fontRef idx="minor">
+      <a:schemeClr val="tx2"/>
+    </cs:fontRef>
+    <cs:spPr>
+      <a:ln w="9525">
+        <a:solidFill>
+          <a:schemeClr val="tx2">
+            <a:lumMod val="75000"/>
+          </a:schemeClr>
+        </a:solidFill>
+        <a:round/>
+      </a:ln>
+    </cs:spPr>
+  </cs:errorBar>
+  <cs:floor>
+    <cs:lnRef idx="0"/>
+    <cs:fillRef idx="0"/>
+    <cs:effectRef idx="0"/>
+    <cs:fontRef idx="minor">
+      <a:schemeClr val="tx2"/>
+    </cs:fontRef>
+  </cs:floor>
+  <cs:gridlineMajor>
+    <cs:lnRef idx="0"/>
+    <cs:fillRef idx="0"/>
+    <cs:effectRef idx="0"/>
+    <cs:fontRef idx="minor">
+      <a:schemeClr val="tx2"/>
+    </cs:fontRef>
+    <cs:spPr>
+      <a:ln w="9525" cap="flat" cmpd="sng" algn="ctr">
+        <a:solidFill>
+          <a:schemeClr val="tx2">
+            <a:lumMod val="15000"/>
+            <a:lumOff val="85000"/>
+          </a:schemeClr>
+        </a:solidFill>
+        <a:round/>
+      </a:ln>
+    </cs:spPr>
+  </cs:gridlineMajor>
+  <cs:gridlineMinor>
+    <cs:lnRef idx="0"/>
+    <cs:fillRef idx="0"/>
+    <cs:effectRef idx="0"/>
+    <cs:fontRef idx="minor">
+      <a:schemeClr val="tx2"/>
+    </cs:fontRef>
+    <cs:spPr>
+      <a:ln>
+        <a:solidFill>
+          <a:schemeClr val="tx2">
+            <a:lumMod val="5000"/>
+            <a:lumOff val="95000"/>
+          </a:schemeClr>
+        </a:solidFill>
+      </a:ln>
+    </cs:spPr>
+  </cs:gridlineMinor>
+  <cs:hiLoLine>
+    <cs:lnRef idx="0"/>
+    <cs:fillRef idx="0"/>
+    <cs:effectRef idx="0"/>
+    <cs:fontRef idx="minor">
+      <a:schemeClr val="tx2"/>
+    </cs:fontRef>
+    <cs:spPr>
+      <a:ln w="9525">
+        <a:solidFill>
+          <a:schemeClr val="tx2">
+            <a:lumMod val="60000"/>
+            <a:lumOff val="40000"/>
+          </a:schemeClr>
+        </a:solidFill>
+        <a:prstDash val="dash"/>
+      </a:ln>
+    </cs:spPr>
+  </cs:hiLoLine>
+  <cs:leaderLine>
+    <cs:lnRef idx="0"/>
+    <cs:fillRef idx="0"/>
+    <cs:effectRef idx="0"/>
+    <cs:fontRef idx="minor">
+      <a:schemeClr val="tx2"/>
+    </cs:fontRef>
+    <cs:spPr>
+      <a:ln w="9525">
+        <a:solidFill>
+          <a:schemeClr val="tx2">
+            <a:lumMod val="35000"/>
+            <a:lumOff val="65000"/>
+          </a:schemeClr>
+        </a:solidFill>
+      </a:ln>
+    </cs:spPr>
+  </cs:leaderLine>
+  <cs:legend>
+    <cs:lnRef idx="0"/>
+    <cs:fillRef idx="0"/>
+    <cs:effectRef idx="0"/>
+    <cs:fontRef idx="minor">
+      <a:schemeClr val="tx2"/>
+    </cs:fontRef>
+    <cs:defRPr sz="900" kern="1200"/>
+  </cs:legend>
+  <cs:plotArea>
+    <cs:lnRef idx="0"/>
+    <cs:fillRef idx="0"/>
+    <cs:effectRef idx="0"/>
+    <cs:fontRef idx="minor">
+      <a:schemeClr val="tx2"/>
+    </cs:fontRef>
+  </cs:plotArea>
+  <cs:plotArea3D>
+    <cs:lnRef idx="0"/>
+    <cs:fillRef idx="0"/>
+    <cs:effectRef idx="0"/>
+    <cs:fontRef idx="minor">
+      <a:schemeClr val="tx2"/>
+    </cs:fontRef>
+  </cs:plotArea3D>
+  <cs:seriesAxis>
+    <cs:lnRef idx="0"/>
+    <cs:fillRef idx="0"/>
+    <cs:effectRef idx="0"/>
+    <cs:fontRef idx="minor">
+      <a:schemeClr val="tx2"/>
+    </cs:fontRef>
+    <cs:spPr>
+      <a:ln w="9525" cap="flat" cmpd="sng" algn="ctr">
+        <a:solidFill>
+          <a:schemeClr val="tx2">
+            <a:lumMod val="15000"/>
+            <a:lumOff val="85000"/>
+          </a:schemeClr>
+        </a:solidFill>
+        <a:round/>
+      </a:ln>
+    </cs:spPr>
+    <cs:defRPr sz="900" kern="1200"/>
+  </cs:seriesAxis>
+  <cs:seriesLine>
+    <cs:lnRef idx="0"/>
+    <cs:fillRef idx="0"/>
+    <cs:effectRef idx="0"/>
+    <cs:fontRef idx="minor">
+      <a:schemeClr val="tx2"/>
+    </cs:fontRef>
+    <cs:spPr>
+      <a:ln w="9525">
+        <a:solidFill>
+          <a:schemeClr val="tx2">
+            <a:lumMod val="60000"/>
+            <a:lumOff val="40000"/>
+          </a:schemeClr>
+        </a:solidFill>
+        <a:prstDash val="dash"/>
+      </a:ln>
+    </cs:spPr>
+  </cs:seriesLine>
+  <cs:title>
+    <cs:lnRef idx="0"/>
+    <cs:fillRef idx="0"/>
+    <cs:effectRef idx="0"/>
+    <cs:fontRef idx="minor">
+      <a:schemeClr val="tx2"/>
+    </cs:fontRef>
+    <cs:defRPr sz="1600" b="1" kern="1200"/>
+  </cs:title>
+  <cs:trendline>
+    <cs:lnRef idx="0">
+      <cs:styleClr val="auto"/>
+    </cs:lnRef>
+    <cs:fillRef idx="0"/>
+    <cs:effectRef idx="0"/>
+    <cs:fontRef idx="minor">
+      <a:schemeClr val="tx2"/>
+    </cs:fontRef>
+    <cs:spPr>
+      <a:ln w="19050" cap="rnd">
+        <a:solidFill>
+          <a:schemeClr val="phClr"/>
+        </a:solidFill>
+        <a:prstDash val="sysDash"/>
+      </a:ln>
+    </cs:spPr>
+  </cs:trendline>
+  <cs:trendlineLabel>
+    <cs:lnRef idx="0"/>
+    <cs:fillRef idx="0"/>
+    <cs:effectRef idx="0"/>
+    <cs:fontRef idx="minor">
+      <a:schemeClr val="tx2"/>
+    </cs:fontRef>
+    <cs:defRPr sz="900" kern="1200"/>
+  </cs:trendlineLabel>
+  <cs:upBar>
+    <cs:lnRef idx="0"/>
+    <cs:fillRef idx="0"/>
+    <cs:effectRef idx="0"/>
+    <cs:fontRef idx="minor">
+      <a:schemeClr val="tx2"/>
+    </cs:fontRef>
+    <cs:spPr>
+      <a:solidFill>
+        <a:schemeClr val="lt1"/>
+      </a:solidFill>
+      <a:ln w="9525">
+        <a:solidFill>
+          <a:schemeClr val="tx1">
+            <a:lumMod val="15000"/>
+            <a:lumOff val="85000"/>
+          </a:schemeClr>
+        </a:solidFill>
+      </a:ln>
+    </cs:spPr>
+  </cs:upBar>
+  <cs:valueAxis>
+    <cs:lnRef idx="0"/>
+    <cs:fillRef idx="0"/>
+    <cs:effectRef idx="0"/>
+    <cs:fontRef idx="minor">
+      <a:schemeClr val="tx2"/>
+    </cs:fontRef>
+    <cs:defRPr sz="900" kern="1200"/>
+  </cs:valueAxis>
+  <cs:wall>
+    <cs:lnRef idx="0"/>
+    <cs:fillRef idx="0"/>
+    <cs:effectRef idx="0"/>
+    <cs:fontRef idx="minor">
+      <a:schemeClr val="tx2"/>
+    </cs:fontRef>
+  </cs:wall>
+</cs:chartStyle>
 </file>
 
 <file path=word/theme/theme1.xml><?xml version="1.0" encoding="utf-8"?>
@@ -4005,7 +6783,7 @@
 </file>
 
 <file path=customXml/itemProps1.xml><?xml version="1.0" encoding="utf-8"?>
-<ds:datastoreItem xmlns:ds="http://schemas.openxmlformats.org/officeDocument/2006/customXml" ds:itemID="{36FAE587-2892-4526-9671-1DFC014EE197}">
+<ds:datastoreItem xmlns:ds="http://schemas.openxmlformats.org/officeDocument/2006/customXml" ds:itemID="{C759EFDB-90C5-4447-8AD7-C29D2F479438}">
   <ds:schemaRefs>
     <ds:schemaRef ds:uri="http://schemas.openxmlformats.org/officeDocument/2006/bibliography"/>
   </ds:schemaRefs>

--- a/CENTRO PAULA SOUZA (tcc).docx
+++ b/CENTRO PAULA SOUZA (tcc).docx
@@ -309,7 +309,7 @@
     <w:p/>
     <w:p>
       <w:pPr>
-        <w:spacing w:before="11640"/>
+        <w:spacing w:before="12480"/>
         <w:rPr>
           <w:rFonts w:asciiTheme="minorHAnsi" w:hAnsiTheme="minorHAnsi" w:cs="Segoe UI"/>
           <w:color w:val="403E3B"/>
@@ -321,11 +321,46 @@
       <w:r>
         <w:rPr>
           <w:rFonts w:ascii="Segoe UI" w:hAnsi="Segoe UI" w:cs="Segoe UI"/>
-          <w:color w:val="403E3B"/>
-          <w:sz w:val="27"/>
-          <w:szCs w:val="27"/>
-        </w:rPr>
-        <w:t xml:space="preserve">“ </w:t>
+          <w:color w:val="121416"/>
+          <w:sz w:val="29"/>
+          <w:szCs w:val="29"/>
+          <w:shd w:val="clear" w:color="auto" w:fill="FFFFFF"/>
+        </w:rPr>
+        <w:t xml:space="preserve">“Amizade é matéria de </w:t>
+      </w:r>
+      <w:proofErr w:type="gramStart"/>
+      <w:r>
+        <w:rPr>
+          <w:rFonts w:ascii="Segoe UI" w:hAnsi="Segoe UI" w:cs="Segoe UI"/>
+          <w:color w:val="121416"/>
+          <w:sz w:val="29"/>
+          <w:szCs w:val="29"/>
+          <w:shd w:val="clear" w:color="auto" w:fill="FFFFFF"/>
+        </w:rPr>
+        <w:t>salv</w:t>
+      </w:r>
+      <w:bookmarkStart w:id="0" w:name="_GoBack"/>
+      <w:bookmarkEnd w:id="0"/>
+      <w:r>
+        <w:rPr>
+          <w:rFonts w:ascii="Segoe UI" w:hAnsi="Segoe UI" w:cs="Segoe UI"/>
+          <w:color w:val="121416"/>
+          <w:sz w:val="29"/>
+          <w:szCs w:val="29"/>
+          <w:shd w:val="clear" w:color="auto" w:fill="FFFFFF"/>
+        </w:rPr>
+        <w:t>ação.”</w:t>
+      </w:r>
+      <w:proofErr w:type="gramEnd"/>
+      <w:r>
+        <w:rPr>
+          <w:rFonts w:ascii="Segoe UI" w:hAnsi="Segoe UI" w:cs="Segoe UI"/>
+          <w:color w:val="121416"/>
+          <w:sz w:val="29"/>
+          <w:szCs w:val="29"/>
+          <w:shd w:val="clear" w:color="auto" w:fill="FFFFFF"/>
+        </w:rPr>
+        <w:t> </w:t>
       </w:r>
       <w:r>
         <w:rPr>
@@ -335,47 +370,26 @@
           <w:szCs w:val="28"/>
           <w:shd w:val="clear" w:color="auto" w:fill="FFFFFF"/>
         </w:rPr>
-        <w:t>Há aqueles que não podem imaginar o mundo sem água;</w:t>
-      </w:r>
-      <w:r>
-        <w:rPr>
-          <w:rFonts w:asciiTheme="minorHAnsi" w:hAnsiTheme="minorHAnsi" w:cs="Segoe UI"/>
-          <w:color w:val="403E3B"/>
+        <w:t>– Clarisse Lispector</w:t>
+      </w:r>
+    </w:p>
+    <w:p>
+      <w:pPr>
+        <w:spacing w:after="160" w:line="259" w:lineRule="auto"/>
+        <w:ind w:firstLine="0"/>
+        <w:jc w:val="left"/>
+        <w:rPr>
+          <w:b/>
           <w:sz w:val="28"/>
-          <w:szCs w:val="28"/>
-        </w:rPr>
-        <w:br/>
-      </w:r>
-      <w:r>
-        <w:rPr>
-          <w:rFonts w:asciiTheme="minorHAnsi" w:hAnsiTheme="minorHAnsi" w:cs="Segoe UI"/>
-          <w:color w:val="403E3B"/>
-          <w:sz w:val="28"/>
-          <w:szCs w:val="28"/>
-          <w:shd w:val="clear" w:color="auto" w:fill="FFFFFF"/>
-        </w:rPr>
-        <w:t>ao que me refere, sou incapaz de imaginar um mundo sem livros. “</w:t>
-      </w:r>
-      <w:r>
-        <w:rPr>
-          <w:rFonts w:asciiTheme="minorHAnsi" w:hAnsiTheme="minorHAnsi" w:cs="Segoe UI"/>
-          <w:color w:val="403E3B"/>
-          <w:sz w:val="28"/>
-          <w:szCs w:val="28"/>
-          <w:shd w:val="clear" w:color="auto" w:fill="FFFFFF"/>
-        </w:rPr>
-        <w:t xml:space="preserve"> – </w:t>
-      </w:r>
-      <w:hyperlink r:id="rId8" w:history="1">
-        <w:r>
-          <w:rPr>
-            <w:rFonts w:asciiTheme="minorHAnsi" w:hAnsiTheme="minorHAnsi"/>
-            <w:sz w:val="28"/>
-            <w:szCs w:val="28"/>
-          </w:rPr>
-          <w:t>Jorge Luis Borges</w:t>
-        </w:r>
-      </w:hyperlink>
+          <w:shd w:val="clear" w:color="auto" w:fill="FFFFFF"/>
+        </w:rPr>
+      </w:pPr>
+      <w:r>
+        <w:rPr>
+          <w:shd w:val="clear" w:color="auto" w:fill="FFFFFF"/>
+        </w:rPr>
+        <w:br w:type="page"/>
+      </w:r>
     </w:p>
     <w:p>
       <w:pPr>
@@ -1050,8 +1064,6 @@
         </w:rPr>
         <w:fldChar w:fldCharType="end"/>
       </w:r>
-      <w:bookmarkStart w:id="0" w:name="_GoBack"/>
-      <w:bookmarkEnd w:id="0"/>
       <w:r>
         <w:rPr>
           <w:shd w:val="clear" w:color="auto" w:fill="FFFFFF"/>
@@ -2952,16 +2964,26 @@
     </w:sdt>
     <w:p>
       <w:pPr>
-        <w:rPr>
-          <w:shd w:val="clear" w:color="auto" w:fill="FFFFFF"/>
-        </w:rPr>
-      </w:pPr>
-      <w:r>
-        <w:rPr>
-          <w:shd w:val="clear" w:color="auto" w:fill="FFFFFF"/>
-        </w:rPr>
-        <w:br w:type="page"/>
-      </w:r>
+        <w:ind w:firstLine="0"/>
+        <w:rPr>
+          <w:shd w:val="clear" w:color="auto" w:fill="FFFFFF"/>
+        </w:rPr>
+        <w:sectPr>
+          <w:pgSz w:w="11906" w:h="16838"/>
+          <w:pgMar w:top="1417" w:right="1701" w:bottom="1417" w:left="1701" w:header="708" w:footer="708" w:gutter="0"/>
+          <w:pgNumType w:start="0"/>
+          <w:cols w:space="708"/>
+          <w:docGrid w:linePitch="360"/>
+        </w:sectPr>
+      </w:pPr>
+    </w:p>
+    <w:p>
+      <w:pPr>
+        <w:ind w:firstLine="0"/>
+        <w:rPr>
+          <w:shd w:val="clear" w:color="auto" w:fill="FFFFFF"/>
+        </w:rPr>
+      </w:pPr>
     </w:p>
     <w:p>
       <w:pPr>
@@ -2969,7 +2991,6 @@
       </w:pPr>
       <w:bookmarkStart w:id="1" w:name="_Toc226622556"/>
       <w:r>
-        <w:lastRenderedPageBreak/>
         <w:t>INTRODUÇÃO</w:t>
       </w:r>
       <w:bookmarkEnd w:id="1"/>
@@ -2980,11 +3001,19 @@
           <w:shd w:val="clear" w:color="auto" w:fill="FFFFFF"/>
         </w:rPr>
       </w:pPr>
-      <w:r>
-        <w:rPr>
-          <w:shd w:val="clear" w:color="auto" w:fill="FFFFFF"/>
-        </w:rPr>
-        <w:t>t is a long established fact that a reader will be distracted by the readable content of a page when looking at its layout. The point of using Lorem Ipsum is that it has a more-or-less normal distribution of letters, as opposed to using 'Content here, content here', making it look like readable English. Many desktop publishing packages and web page editors now use Lorem Ipsum as their default model text, and a search for 'lorem ipsum' will uncover many web sites still in their infancy. Various versions have evolved over the years, sometimes by accident, sometimes on purpose (injected humour and the like).</w:t>
+      <w:proofErr w:type="gramStart"/>
+      <w:r>
+        <w:rPr>
+          <w:shd w:val="clear" w:color="auto" w:fill="FFFFFF"/>
+        </w:rPr>
+        <w:t>t</w:t>
+      </w:r>
+      <w:proofErr w:type="gramEnd"/>
+      <w:r>
+        <w:rPr>
+          <w:shd w:val="clear" w:color="auto" w:fill="FFFFFF"/>
+        </w:rPr>
+        <w:t xml:space="preserve"> is a long established fact that a reader will be distracted by the readable content of a page when looking at its layout. The point of using Lorem Ipsum is that it has a more-or-less normal distribution of letters, as opposed to using 'Content here, content here', making it look like readable English. Many desktop publishing packages and web page editors now use Lorem Ipsum as their default model text, and a search for 'lorem ipsum' will uncover many web sites still in their infancy. Various versions have evolved over the years, sometimes by accident, sometimes on purpose (injected humour and the like).</w:t>
       </w:r>
     </w:p>
     <w:p>
@@ -3010,11 +3039,19 @@
           <w:shd w:val="clear" w:color="auto" w:fill="FFFFFF"/>
         </w:rPr>
       </w:pPr>
-      <w:r>
-        <w:rPr>
-          <w:shd w:val="clear" w:color="auto" w:fill="FFFFFF"/>
-        </w:rPr>
-        <w:t>t is a long established fact that a reader will be distracted by the readable content of a page when looking at its layout. The point of using Lorem Ipsum is that it has a more-or-less normal distribution of letters, as opposed to using 'Content here, content here', making it look like readable English. Many desktop publishing packages and web page editors now use Lorem Ipsum as their default model text, and a search for 'lorem ipsum' will uncover many web sites still in their infancy. Various versions have evolved over the years, sometimes by accident, sometimes on purpose (injected humour and the like).</w:t>
+      <w:proofErr w:type="gramStart"/>
+      <w:r>
+        <w:rPr>
+          <w:shd w:val="clear" w:color="auto" w:fill="FFFFFF"/>
+        </w:rPr>
+        <w:t>t</w:t>
+      </w:r>
+      <w:proofErr w:type="gramEnd"/>
+      <w:r>
+        <w:rPr>
+          <w:shd w:val="clear" w:color="auto" w:fill="FFFFFF"/>
+        </w:rPr>
+        <w:t xml:space="preserve"> is a long established fact that a reader will be distracted by the readable content of a page when looking at its layout. The point of using Lorem Ipsum is that it has a more-or-less normal distribution of letters, as opposed to using 'Content here, content here', making it look like readable English. Many desktop publishing packages and web page editors now use Lorem Ipsum as their default model text, and a search for 'lorem ipsum' will uncover many web sites still in their infancy. Various versions have evolved over the years, sometimes by accident, sometimes on purpose (injected humour and the like).</w:t>
       </w:r>
     </w:p>
     <w:p>
@@ -3033,11 +3070,19 @@
           <w:shd w:val="clear" w:color="auto" w:fill="FFFFFF"/>
         </w:rPr>
       </w:pPr>
-      <w:r>
-        <w:rPr>
-          <w:shd w:val="clear" w:color="auto" w:fill="FFFFFF"/>
-        </w:rPr>
-        <w:t>t is a long established fact that a reader will be distracted by the readable content of a page when looking at its layout. The point of using Lorem Ipsum is that it has a more-or-less normal distribution of letters, as opposed to using 'Content here, content here', making it look like readable English. Many desktop publishing packages and web page editors now use Lorem Ipsum as their default model text, and a search for 'lorem ipsum' will uncover many web sites still in their infancy. Various versions have evolved over the years, sometimes by accident, sometimes on purpose (injected humour and the like).</w:t>
+      <w:proofErr w:type="gramStart"/>
+      <w:r>
+        <w:rPr>
+          <w:shd w:val="clear" w:color="auto" w:fill="FFFFFF"/>
+        </w:rPr>
+        <w:t>t</w:t>
+      </w:r>
+      <w:proofErr w:type="gramEnd"/>
+      <w:r>
+        <w:rPr>
+          <w:shd w:val="clear" w:color="auto" w:fill="FFFFFF"/>
+        </w:rPr>
+        <w:t xml:space="preserve"> is a long established fact that a reader will be distracted by the readable content of a page when looking at its layout. The point of using Lorem Ipsum is that it has a more-or-less normal distribution of letters, as opposed to using 'Content here, content here', making it look like readable English. Many desktop publishing packages and web page editors now use Lorem Ipsum as their default model text, and a search for 'lorem ipsum' will uncover many web sites still in their infancy. Various versions have evolved over the years, sometimes by accident, sometimes on purpose (injected humour and the like).</w:t>
       </w:r>
     </w:p>
     <w:p>
@@ -3057,11 +3102,19 @@
           <w:shd w:val="clear" w:color="auto" w:fill="FFFFFF"/>
         </w:rPr>
       </w:pPr>
-      <w:r>
-        <w:rPr>
-          <w:shd w:val="clear" w:color="auto" w:fill="FFFFFF"/>
-        </w:rPr>
-        <w:t>t is a long established fact that a reader will be distracted by the readable content of a page when looking at its layout. The point of using Lorem Ipsum is that it has a more-or-less normal distribution of letters, as opposed to using 'Content here, content here', making it look like readable English. Many desktop publishing packages and web page editors now use Lorem Ipsum as their default model text, and a search for 'lorem ipsum' will uncover many web sites still in their infancy. Various versions have evolved over the years, sometimes by accident, sometimes on purpose (injected humour and the like).</w:t>
+      <w:proofErr w:type="gramStart"/>
+      <w:r>
+        <w:rPr>
+          <w:shd w:val="clear" w:color="auto" w:fill="FFFFFF"/>
+        </w:rPr>
+        <w:t>t</w:t>
+      </w:r>
+      <w:proofErr w:type="gramEnd"/>
+      <w:r>
+        <w:rPr>
+          <w:shd w:val="clear" w:color="auto" w:fill="FFFFFF"/>
+        </w:rPr>
+        <w:t xml:space="preserve"> is a long established fact that a reader will be distracted by the readable content of a page when looking at its layout. The point of using Lorem Ipsum is that it has a more-or-less normal distribution of letters, as opposed to using 'Content here, content here', making it look like readable English. Many desktop publishing packages and web page editors now use Lorem Ipsum as their default model text, and a search for 'lorem ipsum' will uncover many web sites still in their infancy. Various versions have evolved over the years, sometimes by accident, sometimes on purpose (injected humour and the like).</w:t>
       </w:r>
     </w:p>
     <w:p/>
@@ -3081,11 +3134,19 @@
           <w:shd w:val="clear" w:color="auto" w:fill="FFFFFF"/>
         </w:rPr>
       </w:pPr>
-      <w:r>
-        <w:rPr>
-          <w:shd w:val="clear" w:color="auto" w:fill="FFFFFF"/>
-        </w:rPr>
-        <w:t>t is a long established fact that a reader will be distracted by the readable content of a page when looking at its layout. The point of using Lorem Ipsum is that it has a more-or-less normal distribution of letters, as opposed to using 'Content here, content here', making it look like readable English. Many desktop publishing packages and web page editors now use Lorem Ipsum as their default model text, and a search for 'lorem ipsum' will uncover many web sites still in their infancy. Various versions have evolved over the years, sometimes by accident, sometimes on purpose (injected humour and the like).</w:t>
+      <w:proofErr w:type="gramStart"/>
+      <w:r>
+        <w:rPr>
+          <w:shd w:val="clear" w:color="auto" w:fill="FFFFFF"/>
+        </w:rPr>
+        <w:t>t</w:t>
+      </w:r>
+      <w:proofErr w:type="gramEnd"/>
+      <w:r>
+        <w:rPr>
+          <w:shd w:val="clear" w:color="auto" w:fill="FFFFFF"/>
+        </w:rPr>
+        <w:t xml:space="preserve"> is a long established fact that a reader will be distracted by the readable content of a page when looking at its layout. The point of using Lorem Ipsum is that it has a more-or-less normal distribution of letters, as opposed to using 'Content here, content here', making it look like readable English. Many desktop publishing packages and web page editors now use Lorem Ipsum as their default model text, and a search for 'lorem ipsum' will uncover many web sites still in their infancy. Various versions have evolved over the years, sometimes by accident, sometimes on purpose (injected humour and the like).</w:t>
       </w:r>
     </w:p>
     <w:p>
@@ -3099,6 +3160,7 @@
       <w:bookmarkEnd w:id="6"/>
     </w:p>
     <w:p>
+      <w:proofErr w:type="gramStart"/>
       <w:r>
         <w:rPr>
           <w:rFonts w:ascii="Open Sans" w:hAnsi="Open Sans" w:cs="Open Sans"/>
@@ -3107,7 +3169,18 @@
           <w:szCs w:val="21"/>
           <w:shd w:val="clear" w:color="auto" w:fill="FFFFFF"/>
         </w:rPr>
-        <w:t xml:space="preserve">t </w:t>
+        <w:t>t</w:t>
+      </w:r>
+      <w:proofErr w:type="gramEnd"/>
+      <w:r>
+        <w:rPr>
+          <w:rFonts w:ascii="Open Sans" w:hAnsi="Open Sans" w:cs="Open Sans"/>
+          <w:color w:val="000000"/>
+          <w:sz w:val="21"/>
+          <w:szCs w:val="21"/>
+          <w:shd w:val="clear" w:color="auto" w:fill="FFFFFF"/>
+        </w:rPr>
+        <w:t xml:space="preserve"> </w:t>
       </w:r>
       <w:r>
         <w:t>is a long established fact that a reader will be distracted by the readable content of a page when looking at its layout. The point of using Lorem Ipsum is that it has a more-or-less normal distribution of letters, as opposed to using 'Content here, content here', making it look like readable English. Many desktop publishing packages and web page editors now use Lorem Ipsum as their default model text, and a search for 'lorem ipsum' will uncover many web sites still in their infancy. Various versions have evolved over the years, sometimes by accident, sometimes on purpose (injected humour and the like).</w:t>
@@ -3131,11 +3204,19 @@
           <w:shd w:val="clear" w:color="auto" w:fill="FFFFFF"/>
         </w:rPr>
       </w:pPr>
-      <w:r>
-        <w:rPr>
-          <w:shd w:val="clear" w:color="auto" w:fill="FFFFFF"/>
-        </w:rPr>
-        <w:t>t is a long established fact that a reader will be distracted by the readable content of a page when looking at its layout. The point of using Lorem Ipsum is that it has a more-or-less normal distribution of letters, as opposed to using 'Content here, content here', making it look like readable English. Many desktop publishing packages and web page editors now use Lorem Ipsum as their default model text, and a search for 'lorem ipsum' will uncover many web sites still in their infancy. Various versions have evolved over the years, sometimes by accident, sometimes on purpose (injected humour and the like).</w:t>
+      <w:proofErr w:type="gramStart"/>
+      <w:r>
+        <w:rPr>
+          <w:shd w:val="clear" w:color="auto" w:fill="FFFFFF"/>
+        </w:rPr>
+        <w:t>t</w:t>
+      </w:r>
+      <w:proofErr w:type="gramEnd"/>
+      <w:r>
+        <w:rPr>
+          <w:shd w:val="clear" w:color="auto" w:fill="FFFFFF"/>
+        </w:rPr>
+        <w:t xml:space="preserve"> is a long established fact that a reader will be distracted by the readable content of a page when looking at its layout. The point of using Lorem Ipsum is that it has a more-or-less normal distribution of letters, as opposed to using 'Content here, content here', making it look like readable English. Many desktop publishing packages and web page editors now use Lorem Ipsum as their default model text, and a search for 'lorem ipsum' will uncover many web sites still in their infancy. Various versions have evolved over the years, sometimes by accident, sometimes on purpose (injected humour and the like).</w:t>
       </w:r>
     </w:p>
     <w:p/>
@@ -3158,24 +3239,40 @@
           <w:shd w:val="clear" w:color="auto" w:fill="FFFFFF"/>
         </w:rPr>
       </w:pPr>
-      <w:r>
-        <w:rPr>
-          <w:shd w:val="clear" w:color="auto" w:fill="FFFFFF"/>
-        </w:rPr>
-        <w:t>t is a long established fact that a reader will be distracted by the readable content of a page when looking at its layout. The point of using Lorem Ipsum is that it has a more-or-less normal distribution of letters, as opposed to using 'Content here, content here', making it look like readable English. Many desktop publishing packages and web page editors now use Lorem Ipsum as their default model text, and a search for 'lorem ipsum' will uncover many web sites still in their infancy. Various versions have evolved over the years, sometimes by accident, sometimes on purpose (injected humour and the like).</w:t>
-      </w:r>
-    </w:p>
-    <w:p>
-      <w:pPr>
-        <w:rPr>
-          <w:shd w:val="clear" w:color="auto" w:fill="FFFFFF"/>
-        </w:rPr>
-      </w:pPr>
-      <w:r>
-        <w:rPr>
-          <w:shd w:val="clear" w:color="auto" w:fill="FFFFFF"/>
-        </w:rPr>
-        <w:t>t is a long established fact that a reader will be distracted by the readable content of a page when looking at its layout. The point of using Lorem Ipsum is that it has a more-or-less normal distribution of letters, as opposed to using 'Content here, content here', making it look like readable English. Many desktop publishing packages and web page editors now use Lorem Ipsum as their default model text, and a search for 'lorem ipsum' will uncover many web sites still in their infancy. Various versions have evolved over the years, sometimes by accident, sometimes on purpose (injected humour and the like).</w:t>
+      <w:proofErr w:type="gramStart"/>
+      <w:r>
+        <w:rPr>
+          <w:shd w:val="clear" w:color="auto" w:fill="FFFFFF"/>
+        </w:rPr>
+        <w:t>t</w:t>
+      </w:r>
+      <w:proofErr w:type="gramEnd"/>
+      <w:r>
+        <w:rPr>
+          <w:shd w:val="clear" w:color="auto" w:fill="FFFFFF"/>
+        </w:rPr>
+        <w:t xml:space="preserve"> is a long established fact that a reader will be distracted by the readable content of a page when looking at its layout. The point of using Lorem Ipsum is that it has a more-or-less normal distribution of letters, as opposed to using 'Content here, content here', making it look like readable English. Many desktop publishing packages and web page editors now use Lorem Ipsum as their default model text, and a search for 'lorem ipsum' will uncover many web sites still in their infancy. Various versions have evolved over the years, sometimes by accident, sometimes on purpose (injected humour and the like).</w:t>
+      </w:r>
+    </w:p>
+    <w:p>
+      <w:pPr>
+        <w:rPr>
+          <w:shd w:val="clear" w:color="auto" w:fill="FFFFFF"/>
+        </w:rPr>
+      </w:pPr>
+      <w:proofErr w:type="gramStart"/>
+      <w:r>
+        <w:rPr>
+          <w:shd w:val="clear" w:color="auto" w:fill="FFFFFF"/>
+        </w:rPr>
+        <w:t>t</w:t>
+      </w:r>
+      <w:proofErr w:type="gramEnd"/>
+      <w:r>
+        <w:rPr>
+          <w:shd w:val="clear" w:color="auto" w:fill="FFFFFF"/>
+        </w:rPr>
+        <w:t xml:space="preserve"> is a long established fact that a reader will be distracted by the readable content of a page when looking at its layout. The point of using Lorem Ipsum is that it has a more-or-less normal distribution of letters, as opposed to using 'Content here, content here', making it look like readable English. Many desktop publishing packages and web page editors now use Lorem Ipsum as their default model text, and a search for 'lorem ipsum' will uncover many web sites still in their infancy. Various versions have evolved over the years, sometimes by accident, sometimes on purpose (injected humour and the like).</w:t>
       </w:r>
     </w:p>
     <w:p>
@@ -3210,11 +3307,19 @@
           <w:shd w:val="clear" w:color="auto" w:fill="FFFFFF"/>
         </w:rPr>
       </w:pPr>
-      <w:r>
-        <w:rPr>
-          <w:shd w:val="clear" w:color="auto" w:fill="FFFFFF"/>
-        </w:rPr>
-        <w:t>t is a long established fact that a reader will be distracted by the readable content of a page when looking at its layout. The point of using Lorem Ipsum is that it has a more-or-less normal distribution of letters, as opposed to using 'Content here, content here', making it look like readable English. Many desktop publishing packages and web page editors now use Lorem Ipsum as their default model text, and a search for 'lorem ipsum' will uncover many web sites still in their infancy. Various versions have evolved over the years, sometimes by accident, sometimes on purpose (injected humour and the like).</w:t>
+      <w:proofErr w:type="gramStart"/>
+      <w:r>
+        <w:rPr>
+          <w:shd w:val="clear" w:color="auto" w:fill="FFFFFF"/>
+        </w:rPr>
+        <w:t>t</w:t>
+      </w:r>
+      <w:proofErr w:type="gramEnd"/>
+      <w:r>
+        <w:rPr>
+          <w:shd w:val="clear" w:color="auto" w:fill="FFFFFF"/>
+        </w:rPr>
+        <w:t xml:space="preserve"> is a long established fact that a reader will be distracted by the readable content of a page when looking at its layout. The point of using Lorem Ipsum is that it has a more-or-less normal distribution of letters, as opposed to using 'Content here, content here', making it look like readable English. Many desktop publishing packages and web page editors now use Lorem Ipsum as their default model text, and a search for 'lorem ipsum' will uncover many web sites still in their infancy. Various versions have evolved over the years, sometimes by accident, sometimes on purpose (injected humour and the like).</w:t>
       </w:r>
     </w:p>
     <w:p/>
@@ -3234,11 +3339,19 @@
           <w:shd w:val="clear" w:color="auto" w:fill="FFFFFF"/>
         </w:rPr>
       </w:pPr>
-      <w:r>
-        <w:rPr>
-          <w:shd w:val="clear" w:color="auto" w:fill="FFFFFF"/>
-        </w:rPr>
-        <w:t>t is a long established fact that a reader will be distracted by the readable content of a page when looking at its layout. The point of using Lorem Ipsum is that it has a more-or-less normal distribution of letters, as opposed to using 'Content here, content here', making it look like readable English. Many desktop publishing packages and web page editors now use Lorem Ipsum as their default model text, and a search for 'lorem ipsum' will uncover many web sites still in their infancy. Various versions have evolved over the years, sometimes by accident, sometimes on purpose (injected humour and the like).</w:t>
+      <w:proofErr w:type="gramStart"/>
+      <w:r>
+        <w:rPr>
+          <w:shd w:val="clear" w:color="auto" w:fill="FFFFFF"/>
+        </w:rPr>
+        <w:t>t</w:t>
+      </w:r>
+      <w:proofErr w:type="gramEnd"/>
+      <w:r>
+        <w:rPr>
+          <w:shd w:val="clear" w:color="auto" w:fill="FFFFFF"/>
+        </w:rPr>
+        <w:t xml:space="preserve"> is a long established fact that a reader will be distracted by the readable content of a page when looking at its layout. The point of using Lorem Ipsum is that it has a more-or-less normal distribution of letters, as opposed to using 'Content here, content here', making it look like readable English. Many desktop publishing packages and web page editors now use Lorem Ipsum as their default model text, and a search for 'lorem ipsum' will uncover many web sites still in their infancy. Various versions have evolved over the years, sometimes by accident, sometimes on purpose (injected humour and the like).</w:t>
       </w:r>
     </w:p>
     <w:p>
@@ -3250,24 +3363,14 @@
       <w:r>
         <w:t xml:space="preserve">Figura </w:t>
       </w:r>
-      <w:r>
-        <w:fldChar w:fldCharType="begin"/>
-      </w:r>
-      <w:r>
-        <w:instrText xml:space="preserve"> SEQ Figura \* ARABIC </w:instrText>
-      </w:r>
-      <w:r>
-        <w:fldChar w:fldCharType="separate"/>
-      </w:r>
-      <w:r>
-        <w:rPr>
-          <w:noProof/>
-        </w:rPr>
-        <w:t>1</w:t>
-      </w:r>
-      <w:r>
-        <w:fldChar w:fldCharType="end"/>
-      </w:r>
+      <w:fldSimple w:instr=" SEQ Figura \* ARABIC ">
+        <w:r>
+          <w:rPr>
+            <w:noProof/>
+          </w:rPr>
+          <w:t>1</w:t>
+        </w:r>
+      </w:fldSimple>
       <w:r>
         <w:t>: Laço Esperança</w:t>
       </w:r>
@@ -3300,7 +3403,7 @@
                     </pic:cNvPicPr>
                   </pic:nvPicPr>
                   <pic:blipFill>
-                    <a:blip r:embed="rId9" cstate="print">
+                    <a:blip r:embed="rId8" cstate="print">
                       <a:extLst>
                         <a:ext uri="{28A0092B-C50C-407E-A947-70E740481C1C}">
                           <a14:useLocalDpi xmlns:a14="http://schemas.microsoft.com/office/drawing/2010/main" val="0"/>
@@ -3396,11 +3499,19 @@
           <w:shd w:val="clear" w:color="auto" w:fill="FFFFFF"/>
         </w:rPr>
       </w:pPr>
-      <w:r>
-        <w:rPr>
-          <w:shd w:val="clear" w:color="auto" w:fill="FFFFFF"/>
-        </w:rPr>
-        <w:t>t is a long established fact that a reader will be distracted by the readable content of a page when looking at its layout. The point of using Lorem Ipsum is that it has a more-or-less normal distribution of letters, as opposed to using 'Content here, content here', making it look like readable English. Many desktop publishing packages and web page editors now use Lorem Ipsum as their default model text, and a search for 'lorem ipsum' will uncover many web sites still in their infancy. Various versions have evolved over the years, sometimes by accident, sometimes on purpose (injected humour and the like).</w:t>
+      <w:proofErr w:type="gramStart"/>
+      <w:r>
+        <w:rPr>
+          <w:shd w:val="clear" w:color="auto" w:fill="FFFFFF"/>
+        </w:rPr>
+        <w:t>t</w:t>
+      </w:r>
+      <w:proofErr w:type="gramEnd"/>
+      <w:r>
+        <w:rPr>
+          <w:shd w:val="clear" w:color="auto" w:fill="FFFFFF"/>
+        </w:rPr>
+        <w:t xml:space="preserve"> is a long established fact that a reader will be distracted by the readable content of a page when looking at its layout. The point of using Lorem Ipsum is that it has a more-or-less normal distribution of letters, as opposed to using 'Content here, content here', making it look like readable English. Many desktop publishing packages and web page editors now use Lorem Ipsum as their default model text, and a search for 'lorem ipsum' will uncover many web sites still in their infancy. Various versions have evolved over the years, sometimes by accident, sometimes on purpose (injected humour and the like).</w:t>
       </w:r>
     </w:p>
     <w:p>
@@ -3412,24 +3523,14 @@
       <w:r>
         <w:t xml:space="preserve">Figura </w:t>
       </w:r>
-      <w:r>
-        <w:fldChar w:fldCharType="begin"/>
-      </w:r>
-      <w:r>
-        <w:instrText xml:space="preserve"> SEQ Figura \* ARABIC </w:instrText>
-      </w:r>
-      <w:r>
-        <w:fldChar w:fldCharType="separate"/>
-      </w:r>
-      <w:r>
-        <w:rPr>
-          <w:noProof/>
-        </w:rPr>
-        <w:t>2</w:t>
-      </w:r>
-      <w:r>
-        <w:fldChar w:fldCharType="end"/>
-      </w:r>
+      <w:fldSimple w:instr=" SEQ Figura \* ARABIC ">
+        <w:r>
+          <w:rPr>
+            <w:noProof/>
+          </w:rPr>
+          <w:t>2</w:t>
+        </w:r>
+      </w:fldSimple>
       <w:r>
         <w:t>: Mãos Dadas</w:t>
       </w:r>
@@ -3462,7 +3563,7 @@
                     </pic:cNvPicPr>
                   </pic:nvPicPr>
                   <pic:blipFill>
-                    <a:blip r:embed="rId10" cstate="print">
+                    <a:blip r:embed="rId9" cstate="print">
                       <a:extLst>
                         <a:ext uri="{28A0092B-C50C-407E-A947-70E740481C1C}">
                           <a14:useLocalDpi xmlns:a14="http://schemas.microsoft.com/office/drawing/2010/main" val="0"/>
@@ -3533,11 +3634,19 @@
           <w:shd w:val="clear" w:color="auto" w:fill="FFFFFF"/>
         </w:rPr>
       </w:pPr>
-      <w:r>
-        <w:rPr>
-          <w:shd w:val="clear" w:color="auto" w:fill="FFFFFF"/>
-        </w:rPr>
-        <w:t>t is a long established fact that a reader will be distracted by the readable content of a page when looking at its layout. The point of using Lorem Ipsum is that it has a more-or-less normal distribution of letters, as opposed to using 'Content here, content here', making it look like readable English. Many desktop publishing packages and web page editors now use Lorem Ipsum as their default model text, and a search for 'lorem ipsum' will uncover many web sites still in their infancy. Various versions have evolved over the years, sometimes by accident, sometimes on purpose (injected humour and the like).</w:t>
+      <w:proofErr w:type="gramStart"/>
+      <w:r>
+        <w:rPr>
+          <w:shd w:val="clear" w:color="auto" w:fill="FFFFFF"/>
+        </w:rPr>
+        <w:t>t</w:t>
+      </w:r>
+      <w:proofErr w:type="gramEnd"/>
+      <w:r>
+        <w:rPr>
+          <w:shd w:val="clear" w:color="auto" w:fill="FFFFFF"/>
+        </w:rPr>
+        <w:t xml:space="preserve"> is a long established fact that a reader will be distracted by the readable content of a page when looking at its layout. The point of using Lorem Ipsum is that it has a more-or-less normal distribution of letters, as opposed to using 'Content here, content here', making it look like readable English. Many desktop publishing packages and web page editors now use Lorem Ipsum as their default model text, and a search for 'lorem ipsum' will uncover many web sites still in their infancy. Various versions have evolved over the years, sometimes by accident, sometimes on purpose (injected humour and the like).</w:t>
       </w:r>
     </w:p>
     <w:p/>
@@ -3564,11 +3673,19 @@
           <w:shd w:val="clear" w:color="auto" w:fill="FFFFFF"/>
         </w:rPr>
       </w:pPr>
-      <w:r>
-        <w:rPr>
-          <w:shd w:val="clear" w:color="auto" w:fill="FFFFFF"/>
-        </w:rPr>
-        <w:t>t is a long established fact that a reader will be distracted by the readable content of a page when looking at its layout. The point of using Lorem Ipsum is that it has a more-or-less normal distribution of letters, as opposed to using 'Content here, content here', making it look like readable English. Many desktop publishing packages and web page editors now use Lorem Ipsum as their default model text, and a search for 'lorem ipsum' will uncover many web sites still in their infancy. Various versions have evolved over the years, sometimes by accident, sometimes on purpose (injected humour and the like).</w:t>
+      <w:proofErr w:type="gramStart"/>
+      <w:r>
+        <w:rPr>
+          <w:shd w:val="clear" w:color="auto" w:fill="FFFFFF"/>
+        </w:rPr>
+        <w:t>t</w:t>
+      </w:r>
+      <w:proofErr w:type="gramEnd"/>
+      <w:r>
+        <w:rPr>
+          <w:shd w:val="clear" w:color="auto" w:fill="FFFFFF"/>
+        </w:rPr>
+        <w:t xml:space="preserve"> is a long established fact that a reader will be distracted by the readable content of a page when looking at its layout. The point of using Lorem Ipsum is that it has a more-or-less normal distribution of letters, as opposed to using 'Content here, content here', making it look like readable English. Many desktop publishing packages and web page editors now use Lorem Ipsum as their default model text, and a search for 'lorem ipsum' will uncover many web sites still in their infancy. Various versions have evolved over the years, sometimes by accident, sometimes on purpose (injected humour and the like).</w:t>
       </w:r>
     </w:p>
     <w:p>
@@ -3630,24 +3747,14 @@
       <w:r>
         <w:t xml:space="preserve">Quadro </w:t>
       </w:r>
-      <w:r>
-        <w:fldChar w:fldCharType="begin"/>
-      </w:r>
-      <w:r>
-        <w:instrText xml:space="preserve"> SEQ Quadro \* ARABIC </w:instrText>
-      </w:r>
-      <w:r>
-        <w:fldChar w:fldCharType="separate"/>
-      </w:r>
-      <w:r>
-        <w:rPr>
-          <w:noProof/>
-        </w:rPr>
-        <w:t>1</w:t>
-      </w:r>
-      <w:r>
-        <w:fldChar w:fldCharType="end"/>
-      </w:r>
+      <w:fldSimple w:instr=" SEQ Quadro \* ARABIC ">
+        <w:r>
+          <w:rPr>
+            <w:noProof/>
+          </w:rPr>
+          <w:t>1</w:t>
+        </w:r>
+      </w:fldSimple>
       <w:r>
         <w:t>: Caderno de Sensibilidade</w:t>
       </w:r>
@@ -3916,24 +4023,14 @@
       <w:r>
         <w:t xml:space="preserve">Gráfico </w:t>
       </w:r>
-      <w:r>
-        <w:fldChar w:fldCharType="begin"/>
-      </w:r>
-      <w:r>
-        <w:instrText xml:space="preserve"> SEQ Gráfico \* ARABIC </w:instrText>
-      </w:r>
-      <w:r>
-        <w:fldChar w:fldCharType="separate"/>
-      </w:r>
-      <w:r>
-        <w:rPr>
-          <w:noProof/>
-        </w:rPr>
-        <w:t>1</w:t>
-      </w:r>
-      <w:r>
-        <w:fldChar w:fldCharType="end"/>
-      </w:r>
+      <w:fldSimple w:instr=" SEQ Gráfico \* ARABIC ">
+        <w:r>
+          <w:rPr>
+            <w:noProof/>
+          </w:rPr>
+          <w:t>1</w:t>
+        </w:r>
+      </w:fldSimple>
       <w:r>
         <w:t>: Idade do público alvo</w:t>
       </w:r>
@@ -3956,7 +4053,7 @@
             <wp:cNvGraphicFramePr/>
             <a:graphic xmlns:a="http://schemas.openxmlformats.org/drawingml/2006/main">
               <a:graphicData uri="http://schemas.openxmlformats.org/drawingml/2006/chart">
-                <c:chart xmlns:c="http://schemas.openxmlformats.org/drawingml/2006/chart" xmlns:r="http://schemas.openxmlformats.org/officeDocument/2006/relationships" r:id="rId11"/>
+                <c:chart xmlns:c="http://schemas.openxmlformats.org/drawingml/2006/chart" xmlns:r="http://schemas.openxmlformats.org/officeDocument/2006/relationships" r:id="rId10"/>
               </a:graphicData>
             </a:graphic>
           </wp:inline>
@@ -4021,7 +4118,7 @@
       <w:r>
         <w:t>(</w:t>
       </w:r>
-      <w:hyperlink r:id="rId12" w:history="1">
+      <w:hyperlink r:id="rId11" w:history="1">
         <w:r>
           <w:t>Salesforce Brasil</w:t>
         </w:r>
@@ -4044,8 +4141,13 @@
           <w:shd w:val="clear" w:color="auto" w:fill="FFFFFF"/>
         </w:rPr>
       </w:pPr>
-      <w:r>
-        <w:t>t is a long established fact that a reader will be distracted by the readable content of a page when looking at its layout. The point of using Lorem Ipsum is that it has a more-or-less normal distribution of letters, as opposed to using 'Content here, content here', making</w:t>
+      <w:proofErr w:type="gramStart"/>
+      <w:r>
+        <w:t>t</w:t>
+      </w:r>
+      <w:proofErr w:type="gramEnd"/>
+      <w:r>
+        <w:t xml:space="preserve"> is a long established fact that a reader will be distracted by the readable content of a page when looking at its layout. The point of using Lorem Ipsum is that it has a more-or-less normal distribution of letters, as opposed to using 'Content here, content here', making</w:t>
       </w:r>
       <w:r>
         <w:rPr>
@@ -4076,8 +4178,13 @@
           <w:shd w:val="clear" w:color="auto" w:fill="FFFFFF"/>
         </w:rPr>
       </w:pPr>
-      <w:r>
-        <w:t>t is a long established fact that a reader will be distracted by the readable content of a page when looking</w:t>
+      <w:proofErr w:type="gramStart"/>
+      <w:r>
+        <w:t>t</w:t>
+      </w:r>
+      <w:proofErr w:type="gramEnd"/>
+      <w:r>
+        <w:t xml:space="preserve"> is a long established fact that a reader will be distracted by the readable content of a page when looking</w:t>
       </w:r>
       <w:r>
         <w:rPr>
@@ -4092,8 +4199,13 @@
           <w:shd w:val="clear" w:color="auto" w:fill="FFFFFF"/>
         </w:rPr>
       </w:pPr>
-      <w:r>
-        <w:t>t is a long established fact that a reader will be distracted by the readable content of a page when looking</w:t>
+      <w:proofErr w:type="gramStart"/>
+      <w:r>
+        <w:t>t</w:t>
+      </w:r>
+      <w:proofErr w:type="gramEnd"/>
+      <w:r>
+        <w:t xml:space="preserve"> is a long established fact that a reader will be distracted by the readable content of a page when looking</w:t>
       </w:r>
       <w:r>
         <w:rPr>
@@ -4148,24 +4260,14 @@
       <w:r>
         <w:t xml:space="preserve">Tabela </w:t>
       </w:r>
-      <w:r>
-        <w:fldChar w:fldCharType="begin"/>
-      </w:r>
-      <w:r>
-        <w:instrText xml:space="preserve"> SEQ Tabela \* ARABIC </w:instrText>
-      </w:r>
-      <w:r>
-        <w:fldChar w:fldCharType="separate"/>
-      </w:r>
-      <w:r>
-        <w:rPr>
-          <w:noProof/>
-        </w:rPr>
-        <w:t>1</w:t>
-      </w:r>
-      <w:r>
-        <w:fldChar w:fldCharType="end"/>
-      </w:r>
+      <w:fldSimple w:instr=" SEQ Tabela \* ARABIC ">
+        <w:r>
+          <w:rPr>
+            <w:noProof/>
+          </w:rPr>
+          <w:t>1</w:t>
+        </w:r>
+      </w:fldSimple>
       <w:r>
         <w:t>: Preços do serviço</w:t>
       </w:r>
@@ -4402,46 +4504,31 @@
         <w:t>Ilustração e interatividade: design de experiências imersivas em espaços abertos</w:t>
       </w:r>
       <w:r>
-        <w:t>. 2025. Trabalho de Conclusão de Curso (Bacharelado em Design) – Universidade Fed</w:t>
-      </w:r>
-      <w:r>
-        <w:t xml:space="preserve">eral do Ceará, Fortaleza, 2025.Disponível </w:t>
-      </w:r>
-      <w:r>
-        <w:t>em:</w:t>
+        <w:t xml:space="preserve">. 2025. Trabalho de Conclusão de Curso (Bacharelado em Design) – Universidade Federal do Ceará, Fortaleza, 2025.Disponível em: </w:t>
+      </w:r>
+      <w:r>
+        <w:t>https://repositorio.ufc.br/bitstream/riufc/81400/1/2025_tcc_mgrvieira.pdf</w:t>
+      </w:r>
+      <w:r>
+        <w:t xml:space="preserve">. Acesso em: 9 abr. 2026.SALESFORCE BRASIL. </w:t>
+      </w:r>
+      <w:r>
+        <w:rPr>
+          <w:b/>
+        </w:rPr>
+        <w:t>O que é brainstorming?</w:t>
       </w:r>
       <w:r>
         <w:t xml:space="preserve"> </w:t>
       </w:r>
       <w:r>
-        <w:t>https://repositorio.ufc.br/bitstream/riufc/81400/1/2025_tcc_mgrvieira.pdf</w:t>
-      </w:r>
-      <w:r>
-        <w:t xml:space="preserve">. Acesso em: 9 abr. 2026.SALESFORCE BRASIL. </w:t>
-      </w:r>
-      <w:r>
-        <w:rPr>
-          <w:b/>
-        </w:rPr>
-        <w:t>O que é brainstorming?</w:t>
-      </w:r>
-      <w:r>
-        <w:t xml:space="preserve"> </w:t>
-      </w:r>
-      <w:r>
         <w:rPr>
           <w:rStyle w:val="nfase"/>
         </w:rPr>
         <w:t>Salesforce Blog</w:t>
       </w:r>
       <w:r>
-        <w:t xml:space="preserve">, 2023. Disponível </w:t>
-      </w:r>
-      <w:r>
-        <w:t>em:</w:t>
-      </w:r>
-      <w:r>
-        <w:t xml:space="preserve"> </w:t>
+        <w:t xml:space="preserve">, 2023. Disponível em: </w:t>
       </w:r>
       <w:r>
         <w:t>https://www.salesforce.com/br/blog/brainstorming/</w:t>
@@ -4464,6 +4551,7 @@
       </w:pPr>
     </w:p>
     <w:sectPr>
+      <w:headerReference w:type="default" r:id="rId12"/>
       <w:pgSz w:w="11906" w:h="16838"/>
       <w:pgMar w:top="1417" w:right="1701" w:bottom="1417" w:left="1701" w:header="708" w:footer="708" w:gutter="0"/>
       <w:cols w:space="708"/>
@@ -4521,6 +4609,51 @@
     </w:p>
   </w:footnote>
 </w:footnotes>
+</file>
+
+<file path=word/header1.xml><?xml version="1.0" encoding="utf-8"?>
+<w:hdr xmlns:wpc="http://schemas.microsoft.com/office/word/2010/wordprocessingCanvas" xmlns:cx="http://schemas.microsoft.com/office/drawing/2014/chartex" xmlns:cx1="http://schemas.microsoft.com/office/drawing/2015/9/8/chartex" xmlns:mc="http://schemas.openxmlformats.org/markup-compatibility/2006" xmlns:o="urn:schemas-microsoft-com:office:office" xmlns:r="http://schemas.openxmlformats.org/officeDocument/2006/relationships" xmlns:m="http://schemas.openxmlformats.org/officeDocument/2006/math" xmlns:v="urn:schemas-microsoft-com:vml" xmlns:wp14="http://schemas.microsoft.com/office/word/2010/wordprocessingDrawing" xmlns:wp="http://schemas.openxmlformats.org/drawingml/2006/wordprocessingDrawing" xmlns:w10="urn:schemas-microsoft-com:office:word" xmlns:w="http://schemas.openxmlformats.org/wordprocessingml/2006/main" xmlns:w14="http://schemas.microsoft.com/office/word/2010/wordml" xmlns:w15="http://schemas.microsoft.com/office/word/2012/wordml" xmlns:w16se="http://schemas.microsoft.com/office/word/2015/wordml/symex" xmlns:wpg="http://schemas.microsoft.com/office/word/2010/wordprocessingGroup" xmlns:wpi="http://schemas.microsoft.com/office/word/2010/wordprocessingInk" xmlns:wne="http://schemas.microsoft.com/office/word/2006/wordml" xmlns:wps="http://schemas.microsoft.com/office/word/2010/wordprocessingShape" mc:Ignorable="w14 w15 w16se wp14">
+  <w:sdt>
+    <w:sdtPr>
+      <w:id w:val="1344052346"/>
+      <w:docPartObj>
+        <w:docPartGallery w:val="Page Numbers (Top of Page)"/>
+        <w:docPartUnique/>
+      </w:docPartObj>
+    </w:sdtPr>
+    <w:sdtContent>
+      <w:p>
+        <w:pPr>
+          <w:pStyle w:val="Cabealho"/>
+          <w:jc w:val="right"/>
+        </w:pPr>
+        <w:r>
+          <w:fldChar w:fldCharType="begin"/>
+        </w:r>
+        <w:r>
+          <w:instrText>PAGE   \* MERGEFORMAT</w:instrText>
+        </w:r>
+        <w:r>
+          <w:fldChar w:fldCharType="separate"/>
+        </w:r>
+        <w:r>
+          <w:rPr>
+            <w:noProof/>
+          </w:rPr>
+          <w:t>20</w:t>
+        </w:r>
+        <w:r>
+          <w:fldChar w:fldCharType="end"/>
+        </w:r>
+      </w:p>
+    </w:sdtContent>
+  </w:sdt>
+  <w:p>
+    <w:pPr>
+      <w:pStyle w:val="Cabealho"/>
+    </w:pPr>
+  </w:p>
+</w:hdr>
 </file>
 
 <file path=word/numbering.xml><?xml version="1.0" encoding="utf-8"?>
@@ -5200,6 +5333,7 @@
   <w:style w:type="character" w:default="1" w:styleId="Fontepargpadro">
     <w:name w:val="Default Paragraph Font"/>
     <w:uiPriority w:val="1"/>
+    <w:semiHidden/>
     <w:unhideWhenUsed/>
   </w:style>
   <w:style w:type="table" w:default="1" w:styleId="Tabelanormal">
@@ -6783,7 +6917,7 @@
 </file>
 
 <file path=customXml/itemProps1.xml><?xml version="1.0" encoding="utf-8"?>
-<ds:datastoreItem xmlns:ds="http://schemas.openxmlformats.org/officeDocument/2006/customXml" ds:itemID="{C759EFDB-90C5-4447-8AD7-C29D2F479438}">
+<ds:datastoreItem xmlns:ds="http://schemas.openxmlformats.org/officeDocument/2006/customXml" ds:itemID="{38931C62-93A1-4672-9CAC-9A7AEA6AE1B4}">
   <ds:schemaRefs>
     <ds:schemaRef ds:uri="http://schemas.openxmlformats.org/officeDocument/2006/bibliography"/>
   </ds:schemaRefs>
